--- a/Sem2/Data_structures_labs/Lab06/report_lab06.docx
+++ b/Sem2/Data_structures_labs/Lab06/report_lab06.docx
@@ -1291,25 +1291,7 @@
           <w:lang w:val="ru-RU"/>
         </w:rPr>
         <w:br/>
-        <w:t xml:space="preserve">Отчет </w:t>
-      </w:r>
-      <w:r>
-        <w:rPr>
-          <w:rFonts w:asciiTheme="majorBidi" w:hAnsiTheme="majorBidi" w:cstheme="majorBidi"/>
-          <w:sz w:val="24"/>
-          <w:szCs w:val="24"/>
-          <w:lang w:val="ru-RU"/>
-        </w:rPr>
-        <w:t>12</w:t>
-      </w:r>
-      <w:r>
-        <w:rPr>
-          <w:rFonts w:asciiTheme="majorBidi" w:hAnsiTheme="majorBidi" w:cstheme="majorBidi"/>
-          <w:sz w:val="24"/>
-          <w:szCs w:val="24"/>
-          <w:lang w:val="ru-RU"/>
-        </w:rPr>
-        <w:t xml:space="preserve"> с., </w:t>
+        <w:t xml:space="preserve">Отчет 12 с., </w:t>
       </w:r>
       <w:r>
         <w:rPr>
@@ -1334,6 +1316,7 @@
           <w:rFonts w:asciiTheme="majorBidi" w:hAnsiTheme="majorBidi" w:cstheme="majorBidi"/>
           <w:sz w:val="24"/>
           <w:szCs w:val="24"/>
+          <w:lang w:val="ru-RU"/>
         </w:rPr>
         <w:t>.</w:t>
       </w:r>
@@ -1448,113 +1431,14 @@
         </w:rPr>
         <w:t xml:space="preserve">++, которая для заданной матрицы выполняет два этапа обработки: (1) сортировку цифр каждого числа по убыванию и (2) сортировку чисел в каждой строке по возрастанию. Каждый из пяти алгоритмов сортировки применяется к одинаковым исходным данным (используется копия исходной матрицы), после чего выводится полученная матрица и вычисляются показатели эффективности. </w:t>
       </w:r>
-      <w:proofErr w:type="spellStart"/>
-      <w:r>
-        <w:rPr>
-          <w:rFonts w:asciiTheme="majorBidi" w:hAnsiTheme="majorBidi" w:cstheme="majorBidi"/>
-          <w:sz w:val="24"/>
-          <w:szCs w:val="24"/>
-        </w:rPr>
-        <w:t>По</w:t>
-      </w:r>
-      <w:proofErr w:type="spellEnd"/>
-      <w:r>
-        <w:rPr>
-          <w:rFonts w:asciiTheme="majorBidi" w:hAnsiTheme="majorBidi" w:cstheme="majorBidi"/>
-          <w:sz w:val="24"/>
-          <w:szCs w:val="24"/>
-        </w:rPr>
-        <w:t xml:space="preserve"> </w:t>
-      </w:r>
-      <w:proofErr w:type="spellStart"/>
-      <w:r>
-        <w:rPr>
-          <w:rFonts w:asciiTheme="majorBidi" w:hAnsiTheme="majorBidi" w:cstheme="majorBidi"/>
-          <w:sz w:val="24"/>
-          <w:szCs w:val="24"/>
-        </w:rPr>
-        <w:t>результатам</w:t>
-      </w:r>
-      <w:proofErr w:type="spellEnd"/>
-      <w:r>
-        <w:rPr>
-          <w:rFonts w:asciiTheme="majorBidi" w:hAnsiTheme="majorBidi" w:cstheme="majorBidi"/>
-          <w:sz w:val="24"/>
-          <w:szCs w:val="24"/>
-        </w:rPr>
-        <w:t xml:space="preserve"> </w:t>
-      </w:r>
-      <w:proofErr w:type="spellStart"/>
-      <w:r>
-        <w:rPr>
-          <w:rFonts w:asciiTheme="majorBidi" w:hAnsiTheme="majorBidi" w:cstheme="majorBidi"/>
-          <w:sz w:val="24"/>
-          <w:szCs w:val="24"/>
-        </w:rPr>
-        <w:t>экспериментов</w:t>
-      </w:r>
-      <w:proofErr w:type="spellEnd"/>
-      <w:r>
-        <w:rPr>
-          <w:rFonts w:asciiTheme="majorBidi" w:hAnsiTheme="majorBidi" w:cstheme="majorBidi"/>
-          <w:sz w:val="24"/>
-          <w:szCs w:val="24"/>
-        </w:rPr>
-        <w:t xml:space="preserve"> </w:t>
-      </w:r>
-      <w:proofErr w:type="spellStart"/>
-      <w:r>
-        <w:rPr>
-          <w:rFonts w:asciiTheme="majorBidi" w:hAnsiTheme="majorBidi" w:cstheme="majorBidi"/>
-          <w:sz w:val="24"/>
-          <w:szCs w:val="24"/>
-        </w:rPr>
-        <w:t>сформирована</w:t>
-      </w:r>
-      <w:proofErr w:type="spellEnd"/>
-      <w:r>
-        <w:rPr>
-          <w:rFonts w:asciiTheme="majorBidi" w:hAnsiTheme="majorBidi" w:cstheme="majorBidi"/>
-          <w:sz w:val="24"/>
-          <w:szCs w:val="24"/>
-        </w:rPr>
-        <w:t xml:space="preserve"> </w:t>
-      </w:r>
-      <w:proofErr w:type="spellStart"/>
-      <w:r>
-        <w:rPr>
-          <w:rFonts w:asciiTheme="majorBidi" w:hAnsiTheme="majorBidi" w:cstheme="majorBidi"/>
-          <w:sz w:val="24"/>
-          <w:szCs w:val="24"/>
-        </w:rPr>
-        <w:t>сравнительная</w:t>
-      </w:r>
-      <w:proofErr w:type="spellEnd"/>
-      <w:r>
-        <w:rPr>
-          <w:rFonts w:asciiTheme="majorBidi" w:hAnsiTheme="majorBidi" w:cstheme="majorBidi"/>
-          <w:sz w:val="24"/>
-          <w:szCs w:val="24"/>
-        </w:rPr>
-        <w:t xml:space="preserve"> </w:t>
-      </w:r>
-      <w:proofErr w:type="spellStart"/>
-      <w:r>
-        <w:rPr>
-          <w:rFonts w:asciiTheme="majorBidi" w:hAnsiTheme="majorBidi" w:cstheme="majorBidi"/>
-          <w:sz w:val="24"/>
-          <w:szCs w:val="24"/>
-        </w:rPr>
-        <w:t>таблица</w:t>
-      </w:r>
-      <w:proofErr w:type="spellEnd"/>
-      <w:r>
-        <w:rPr>
-          <w:rFonts w:asciiTheme="majorBidi" w:hAnsiTheme="majorBidi" w:cstheme="majorBidi"/>
-          <w:sz w:val="24"/>
-          <w:szCs w:val="24"/>
-        </w:rPr>
-        <w:t>.</w:t>
+      <w:r>
+        <w:rPr>
+          <w:rFonts w:asciiTheme="majorBidi" w:hAnsiTheme="majorBidi" w:cstheme="majorBidi"/>
+          <w:sz w:val="24"/>
+          <w:szCs w:val="24"/>
+          <w:lang w:val="ru-RU"/>
+        </w:rPr>
+        <w:t>По результатам экспериментов сформирована сравнительная таблица.</w:t>
       </w:r>
     </w:p>
     <w:p>
@@ -1697,6 +1581,7 @@
           <w:rFonts w:asciiTheme="majorBidi" w:hAnsiTheme="majorBidi" w:cstheme="majorBidi"/>
           <w:sz w:val="24"/>
           <w:szCs w:val="24"/>
+          <w:lang w:val="ru-RU"/>
         </w:rPr>
       </w:pPr>
       <w:r>
@@ -1818,25 +1703,27 @@
           <w:rFonts w:asciiTheme="majorBidi" w:hAnsiTheme="majorBidi" w:cstheme="majorBidi"/>
           <w:sz w:val="24"/>
           <w:szCs w:val="24"/>
-        </w:rPr>
-      </w:pPr>
-    </w:p>
-    <w:p>
-      <w:pPr>
-        <w:rPr>
-          <w:rFonts w:asciiTheme="majorBidi" w:hAnsiTheme="majorBidi" w:cstheme="majorBidi"/>
-          <w:sz w:val="24"/>
-          <w:szCs w:val="24"/>
-          <w:lang w:val="ru-RU"/>
-        </w:rPr>
-      </w:pPr>
-    </w:p>
-    <w:p>
-      <w:pPr>
-        <w:rPr>
-          <w:rFonts w:asciiTheme="majorBidi" w:hAnsiTheme="majorBidi" w:cstheme="majorBidi"/>
-          <w:sz w:val="24"/>
-          <w:szCs w:val="24"/>
+          <w:lang w:val="ru-RU"/>
+        </w:rPr>
+      </w:pPr>
+    </w:p>
+    <w:p>
+      <w:pPr>
+        <w:rPr>
+          <w:rFonts w:asciiTheme="majorBidi" w:hAnsiTheme="majorBidi" w:cstheme="majorBidi"/>
+          <w:sz w:val="24"/>
+          <w:szCs w:val="24"/>
+          <w:lang w:val="ru-RU"/>
+        </w:rPr>
+      </w:pPr>
+    </w:p>
+    <w:p>
+      <w:pPr>
+        <w:rPr>
+          <w:rFonts w:asciiTheme="majorBidi" w:hAnsiTheme="majorBidi" w:cstheme="majorBidi"/>
+          <w:sz w:val="24"/>
+          <w:szCs w:val="24"/>
+          <w:lang w:val="ru-RU"/>
         </w:rPr>
       </w:pPr>
       <w:r>
@@ -1855,14 +1742,12 @@
         <w:jc w:val="center"/>
         <w:rPr>
           <w:rFonts w:asciiTheme="majorBidi" w:hAnsiTheme="majorBidi"/>
-          <w:lang w:val="ru-RU"/>
         </w:rPr>
       </w:pPr>
       <w:bookmarkStart w:id="4" w:name="_Toc224074093"/>
       <w:r>
         <w:rPr>
           <w:rFonts w:asciiTheme="majorBidi" w:hAnsiTheme="majorBidi"/>
-          <w:lang w:val="ru-RU"/>
         </w:rPr>
         <w:lastRenderedPageBreak/>
         <w:t xml:space="preserve">2) </w:t>
@@ -1872,18 +1757,36 @@
           <w:rFonts w:asciiTheme="majorBidi" w:hAnsiTheme="majorBidi"/>
           <w:lang w:val="ru-RU"/>
         </w:rPr>
-        <w:t>ТЕКСТ ПРОГРАММЫ (</w:t>
+        <w:t>ТЕКСТ</w:t>
       </w:r>
       <w:r>
         <w:rPr>
           <w:rFonts w:asciiTheme="majorBidi" w:hAnsiTheme="majorBidi"/>
         </w:rPr>
+        <w:t xml:space="preserve"> </w:t>
+      </w:r>
+      <w:r>
+        <w:rPr>
+          <w:rFonts w:asciiTheme="majorBidi" w:hAnsiTheme="majorBidi"/>
+          <w:lang w:val="ru-RU"/>
+        </w:rPr>
+        <w:t>ПРОГРАММЫ</w:t>
+      </w:r>
+      <w:r>
+        <w:rPr>
+          <w:rFonts w:asciiTheme="majorBidi" w:hAnsiTheme="majorBidi"/>
+        </w:rPr>
+        <w:t xml:space="preserve"> (</w:t>
+      </w:r>
+      <w:r>
+        <w:rPr>
+          <w:rFonts w:asciiTheme="majorBidi" w:hAnsiTheme="majorBidi"/>
+        </w:rPr>
         <w:t>C</w:t>
       </w:r>
       <w:r>
         <w:rPr>
           <w:rFonts w:asciiTheme="majorBidi" w:hAnsiTheme="majorBidi"/>
-          <w:lang w:val="ru-RU"/>
         </w:rPr>
         <w:t>++)</w:t>
       </w:r>
@@ -1893,7 +1796,6 @@
       <w:pPr>
         <w:rPr>
           <w:rFonts w:asciiTheme="majorBidi" w:hAnsiTheme="majorBidi" w:cstheme="majorBidi"/>
-          <w:lang w:val="ru-RU"/>
         </w:rPr>
       </w:pPr>
     </w:p>
@@ -1948,25 +1850,7 @@
           <w:sz w:val="16"/>
           <w:szCs w:val="16"/>
         </w:rPr>
-        <w:t>#include &lt;</w:t>
-      </w:r>
-      <w:proofErr w:type="spellStart"/>
-      <w:r>
-        <w:rPr>
-          <w:rFonts w:ascii="Courier New" w:hAnsi="Courier New" w:cs="Courier New"/>
-          <w:sz w:val="16"/>
-          <w:szCs w:val="16"/>
-        </w:rPr>
-        <w:t>cmath</w:t>
-      </w:r>
-      <w:proofErr w:type="spellEnd"/>
-      <w:r>
-        <w:rPr>
-          <w:rFonts w:ascii="Courier New" w:hAnsi="Courier New" w:cs="Courier New"/>
-          <w:sz w:val="16"/>
-          <w:szCs w:val="16"/>
-        </w:rPr>
-        <w:t>&gt;</w:t>
+        <w:t>#include &lt;cmath&gt;</w:t>
       </w:r>
     </w:p>
     <w:p>
@@ -2058,241 +1942,79 @@
           <w:sz w:val="16"/>
           <w:szCs w:val="16"/>
         </w:rPr>
-        <w:t xml:space="preserve">int </w:t>
-      </w:r>
-      <w:proofErr w:type="spellStart"/>
-      <w:r>
-        <w:rPr>
-          <w:rFonts w:ascii="Courier New" w:hAnsi="Courier New" w:cs="Courier New"/>
-          <w:sz w:val="16"/>
-          <w:szCs w:val="16"/>
-        </w:rPr>
-        <w:t>ReadPositiveInt</w:t>
-      </w:r>
-      <w:proofErr w:type="spellEnd"/>
-      <w:r>
-        <w:rPr>
-          <w:rFonts w:ascii="Courier New" w:hAnsi="Courier New" w:cs="Courier New"/>
-          <w:sz w:val="16"/>
-          <w:szCs w:val="16"/>
-        </w:rPr>
-        <w:t xml:space="preserve">(const string&amp; prompt, int </w:t>
-      </w:r>
-      <w:proofErr w:type="spellStart"/>
-      <w:r>
-        <w:rPr>
-          <w:rFonts w:ascii="Courier New" w:hAnsi="Courier New" w:cs="Courier New"/>
-          <w:sz w:val="16"/>
-          <w:szCs w:val="16"/>
-        </w:rPr>
-        <w:t>MaxValue</w:t>
-      </w:r>
-      <w:proofErr w:type="spellEnd"/>
-      <w:r>
-        <w:rPr>
-          <w:rFonts w:ascii="Courier New" w:hAnsi="Courier New" w:cs="Courier New"/>
-          <w:sz w:val="16"/>
-          <w:szCs w:val="16"/>
-        </w:rPr>
-        <w:t>);</w:t>
-      </w:r>
-    </w:p>
-    <w:p>
-      <w:pPr>
-        <w:pStyle w:val="NoSpacing"/>
-        <w:rPr>
-          <w:rFonts w:ascii="Courier New" w:hAnsi="Courier New" w:cs="Courier New"/>
-          <w:sz w:val="16"/>
-          <w:szCs w:val="16"/>
-        </w:rPr>
-      </w:pPr>
-      <w:r>
-        <w:rPr>
-          <w:rFonts w:ascii="Courier New" w:hAnsi="Courier New" w:cs="Courier New"/>
-          <w:sz w:val="16"/>
-          <w:szCs w:val="16"/>
-        </w:rPr>
-        <w:t xml:space="preserve">int </w:t>
-      </w:r>
-      <w:proofErr w:type="spellStart"/>
-      <w:r>
-        <w:rPr>
-          <w:rFonts w:ascii="Courier New" w:hAnsi="Courier New" w:cs="Courier New"/>
-          <w:sz w:val="16"/>
-          <w:szCs w:val="16"/>
-        </w:rPr>
-        <w:t>BubbleSortDescending</w:t>
-      </w:r>
-      <w:proofErr w:type="spellEnd"/>
-      <w:r>
-        <w:rPr>
-          <w:rFonts w:ascii="Courier New" w:hAnsi="Courier New" w:cs="Courier New"/>
-          <w:sz w:val="16"/>
-          <w:szCs w:val="16"/>
-        </w:rPr>
-        <w:t>(int element);</w:t>
-      </w:r>
-    </w:p>
-    <w:p>
-      <w:pPr>
-        <w:pStyle w:val="NoSpacing"/>
-        <w:rPr>
-          <w:rFonts w:ascii="Courier New" w:hAnsi="Courier New" w:cs="Courier New"/>
-          <w:sz w:val="16"/>
-          <w:szCs w:val="16"/>
-        </w:rPr>
-      </w:pPr>
-      <w:r>
-        <w:rPr>
-          <w:rFonts w:ascii="Courier New" w:hAnsi="Courier New" w:cs="Courier New"/>
-          <w:sz w:val="16"/>
-          <w:szCs w:val="16"/>
-        </w:rPr>
-        <w:t xml:space="preserve">void </w:t>
-      </w:r>
-      <w:proofErr w:type="spellStart"/>
-      <w:r>
-        <w:rPr>
-          <w:rFonts w:ascii="Courier New" w:hAnsi="Courier New" w:cs="Courier New"/>
-          <w:sz w:val="16"/>
-          <w:szCs w:val="16"/>
-        </w:rPr>
-        <w:t>BubbleSortAscending</w:t>
-      </w:r>
-      <w:proofErr w:type="spellEnd"/>
-      <w:r>
-        <w:rPr>
-          <w:rFonts w:ascii="Courier New" w:hAnsi="Courier New" w:cs="Courier New"/>
-          <w:sz w:val="16"/>
-          <w:szCs w:val="16"/>
-        </w:rPr>
-        <w:t xml:space="preserve">(int* </w:t>
-      </w:r>
-      <w:proofErr w:type="spellStart"/>
-      <w:r>
-        <w:rPr>
-          <w:rFonts w:ascii="Courier New" w:hAnsi="Courier New" w:cs="Courier New"/>
-          <w:sz w:val="16"/>
-          <w:szCs w:val="16"/>
-        </w:rPr>
-        <w:t>arr</w:t>
-      </w:r>
-      <w:proofErr w:type="spellEnd"/>
-      <w:r>
-        <w:rPr>
-          <w:rFonts w:ascii="Courier New" w:hAnsi="Courier New" w:cs="Courier New"/>
-          <w:sz w:val="16"/>
-          <w:szCs w:val="16"/>
-        </w:rPr>
-        <w:t>, int size);</w:t>
-      </w:r>
-    </w:p>
-    <w:p>
-      <w:pPr>
-        <w:pStyle w:val="NoSpacing"/>
-        <w:rPr>
-          <w:rFonts w:ascii="Courier New" w:hAnsi="Courier New" w:cs="Courier New"/>
-          <w:sz w:val="16"/>
-          <w:szCs w:val="16"/>
-        </w:rPr>
-      </w:pPr>
-      <w:r>
-        <w:rPr>
-          <w:rFonts w:ascii="Courier New" w:hAnsi="Courier New" w:cs="Courier New"/>
-          <w:sz w:val="16"/>
-          <w:szCs w:val="16"/>
-        </w:rPr>
-        <w:t xml:space="preserve">void </w:t>
-      </w:r>
-      <w:proofErr w:type="spellStart"/>
-      <w:r>
-        <w:rPr>
-          <w:rFonts w:ascii="Courier New" w:hAnsi="Courier New" w:cs="Courier New"/>
-          <w:sz w:val="16"/>
-          <w:szCs w:val="16"/>
-        </w:rPr>
-        <w:t>ManualInput</w:t>
-      </w:r>
-      <w:proofErr w:type="spellEnd"/>
-      <w:r>
-        <w:rPr>
-          <w:rFonts w:ascii="Courier New" w:hAnsi="Courier New" w:cs="Courier New"/>
-          <w:sz w:val="16"/>
-          <w:szCs w:val="16"/>
-        </w:rPr>
-        <w:t xml:space="preserve">(int** </w:t>
-      </w:r>
-      <w:proofErr w:type="spellStart"/>
-      <w:r>
-        <w:rPr>
-          <w:rFonts w:ascii="Courier New" w:hAnsi="Courier New" w:cs="Courier New"/>
-          <w:sz w:val="16"/>
-          <w:szCs w:val="16"/>
-        </w:rPr>
-        <w:t>Arr</w:t>
-      </w:r>
-      <w:proofErr w:type="spellEnd"/>
-      <w:r>
-        <w:rPr>
-          <w:rFonts w:ascii="Courier New" w:hAnsi="Courier New" w:cs="Courier New"/>
-          <w:sz w:val="16"/>
-          <w:szCs w:val="16"/>
-        </w:rPr>
-        <w:t>, int N, int M);</w:t>
-      </w:r>
-    </w:p>
-    <w:p>
-      <w:pPr>
-        <w:pStyle w:val="NoSpacing"/>
-        <w:rPr>
-          <w:rFonts w:ascii="Courier New" w:hAnsi="Courier New" w:cs="Courier New"/>
-          <w:sz w:val="16"/>
-          <w:szCs w:val="16"/>
-        </w:rPr>
-      </w:pPr>
-      <w:r>
-        <w:rPr>
-          <w:rFonts w:ascii="Courier New" w:hAnsi="Courier New" w:cs="Courier New"/>
-          <w:sz w:val="16"/>
-          <w:szCs w:val="16"/>
-        </w:rPr>
-        <w:t xml:space="preserve">void </w:t>
-      </w:r>
-      <w:proofErr w:type="spellStart"/>
-      <w:r>
-        <w:rPr>
-          <w:rFonts w:ascii="Courier New" w:hAnsi="Courier New" w:cs="Courier New"/>
-          <w:sz w:val="16"/>
-          <w:szCs w:val="16"/>
-        </w:rPr>
-        <w:t>RandomInput</w:t>
-      </w:r>
-      <w:proofErr w:type="spellEnd"/>
-      <w:r>
-        <w:rPr>
-          <w:rFonts w:ascii="Courier New" w:hAnsi="Courier New" w:cs="Courier New"/>
-          <w:sz w:val="16"/>
-          <w:szCs w:val="16"/>
-        </w:rPr>
-        <w:t xml:space="preserve">(int** </w:t>
-      </w:r>
-      <w:proofErr w:type="spellStart"/>
-      <w:r>
-        <w:rPr>
-          <w:rFonts w:ascii="Courier New" w:hAnsi="Courier New" w:cs="Courier New"/>
-          <w:sz w:val="16"/>
-          <w:szCs w:val="16"/>
-        </w:rPr>
-        <w:t>Arr</w:t>
-      </w:r>
-      <w:proofErr w:type="spellEnd"/>
-      <w:r>
-        <w:rPr>
-          <w:rFonts w:ascii="Courier New" w:hAnsi="Courier New" w:cs="Courier New"/>
-          <w:sz w:val="16"/>
-          <w:szCs w:val="16"/>
-        </w:rPr>
-        <w:t>, int N, int M);</w:t>
+        <w:t>int ReadPositiveInt(const string&amp; prompt, int MaxValue);</w:t>
+      </w:r>
+    </w:p>
+    <w:p>
+      <w:pPr>
+        <w:pStyle w:val="NoSpacing"/>
+        <w:rPr>
+          <w:rFonts w:ascii="Courier New" w:hAnsi="Courier New" w:cs="Courier New"/>
+          <w:sz w:val="16"/>
+          <w:szCs w:val="16"/>
+        </w:rPr>
+      </w:pPr>
+      <w:r>
+        <w:rPr>
+          <w:rFonts w:ascii="Courier New" w:hAnsi="Courier New" w:cs="Courier New"/>
+          <w:sz w:val="16"/>
+          <w:szCs w:val="16"/>
+        </w:rPr>
+        <w:t>int BubbleSortDescending(int element);</w:t>
+      </w:r>
+    </w:p>
+    <w:p>
+      <w:pPr>
+        <w:pStyle w:val="NoSpacing"/>
+        <w:rPr>
+          <w:rFonts w:ascii="Courier New" w:hAnsi="Courier New" w:cs="Courier New"/>
+          <w:sz w:val="16"/>
+          <w:szCs w:val="16"/>
+        </w:rPr>
+      </w:pPr>
+      <w:r>
+        <w:rPr>
+          <w:rFonts w:ascii="Courier New" w:hAnsi="Courier New" w:cs="Courier New"/>
+          <w:sz w:val="16"/>
+          <w:szCs w:val="16"/>
+        </w:rPr>
+        <w:t>void BubbleSortAscending(int* arr, int size);</w:t>
+      </w:r>
+    </w:p>
+    <w:p>
+      <w:pPr>
+        <w:pStyle w:val="NoSpacing"/>
+        <w:rPr>
+          <w:rFonts w:ascii="Courier New" w:hAnsi="Courier New" w:cs="Courier New"/>
+          <w:sz w:val="16"/>
+          <w:szCs w:val="16"/>
+        </w:rPr>
+      </w:pPr>
+      <w:r>
+        <w:rPr>
+          <w:rFonts w:ascii="Courier New" w:hAnsi="Courier New" w:cs="Courier New"/>
+          <w:sz w:val="16"/>
+          <w:szCs w:val="16"/>
+        </w:rPr>
+        <w:t>void ManualInput(int** Arr, int N, int M);</w:t>
+      </w:r>
+    </w:p>
+    <w:p>
+      <w:pPr>
+        <w:pStyle w:val="NoSpacing"/>
+        <w:rPr>
+          <w:rFonts w:ascii="Courier New" w:hAnsi="Courier New" w:cs="Courier New"/>
+          <w:sz w:val="16"/>
+          <w:szCs w:val="16"/>
+        </w:rPr>
+      </w:pPr>
+      <w:r>
+        <w:rPr>
+          <w:rFonts w:ascii="Courier New" w:hAnsi="Courier New" w:cs="Courier New"/>
+          <w:sz w:val="16"/>
+          <w:szCs w:val="16"/>
+        </w:rPr>
+        <w:t>void RandomInput(int** Arr, int N, int M);</w:t>
       </w:r>
     </w:p>
     <w:p>
@@ -2402,233 +2124,89 @@
           <w:sz w:val="16"/>
           <w:szCs w:val="16"/>
         </w:rPr>
-        <w:t xml:space="preserve">    int N = </w:t>
-      </w:r>
-      <w:proofErr w:type="spellStart"/>
-      <w:r>
-        <w:rPr>
-          <w:rFonts w:ascii="Courier New" w:hAnsi="Courier New" w:cs="Courier New"/>
-          <w:sz w:val="16"/>
-          <w:szCs w:val="16"/>
-        </w:rPr>
-        <w:t>ReadPositiveInt</w:t>
-      </w:r>
-      <w:proofErr w:type="spellEnd"/>
-      <w:r>
-        <w:rPr>
-          <w:rFonts w:ascii="Courier New" w:hAnsi="Courier New" w:cs="Courier New"/>
-          <w:sz w:val="16"/>
-          <w:szCs w:val="16"/>
-        </w:rPr>
-        <w:t>("Enter number of rows N: ", MAXN);</w:t>
-      </w:r>
-    </w:p>
-    <w:p>
-      <w:pPr>
-        <w:pStyle w:val="NoSpacing"/>
-        <w:rPr>
-          <w:rFonts w:ascii="Courier New" w:hAnsi="Courier New" w:cs="Courier New"/>
-          <w:sz w:val="16"/>
-          <w:szCs w:val="16"/>
-        </w:rPr>
-      </w:pPr>
-      <w:r>
-        <w:rPr>
-          <w:rFonts w:ascii="Courier New" w:hAnsi="Courier New" w:cs="Courier New"/>
-          <w:sz w:val="16"/>
-          <w:szCs w:val="16"/>
-        </w:rPr>
-        <w:t xml:space="preserve">    int M = </w:t>
-      </w:r>
-      <w:proofErr w:type="spellStart"/>
-      <w:r>
-        <w:rPr>
-          <w:rFonts w:ascii="Courier New" w:hAnsi="Courier New" w:cs="Courier New"/>
-          <w:sz w:val="16"/>
-          <w:szCs w:val="16"/>
-        </w:rPr>
-        <w:t>ReadPositiveInt</w:t>
-      </w:r>
-      <w:proofErr w:type="spellEnd"/>
-      <w:r>
-        <w:rPr>
-          <w:rFonts w:ascii="Courier New" w:hAnsi="Courier New" w:cs="Courier New"/>
-          <w:sz w:val="16"/>
-          <w:szCs w:val="16"/>
-        </w:rPr>
-        <w:t>("Enter number of columns M: ", MAXM);</w:t>
-      </w:r>
-    </w:p>
-    <w:p>
-      <w:pPr>
-        <w:pStyle w:val="NoSpacing"/>
-        <w:rPr>
-          <w:rFonts w:ascii="Courier New" w:hAnsi="Courier New" w:cs="Courier New"/>
-          <w:sz w:val="16"/>
-          <w:szCs w:val="16"/>
-        </w:rPr>
-      </w:pPr>
-    </w:p>
-    <w:p>
-      <w:pPr>
-        <w:pStyle w:val="NoSpacing"/>
-        <w:rPr>
-          <w:rFonts w:ascii="Courier New" w:hAnsi="Courier New" w:cs="Courier New"/>
-          <w:sz w:val="16"/>
-          <w:szCs w:val="16"/>
-        </w:rPr>
-      </w:pPr>
-      <w:r>
-        <w:rPr>
-          <w:rFonts w:ascii="Courier New" w:hAnsi="Courier New" w:cs="Courier New"/>
-          <w:sz w:val="16"/>
-          <w:szCs w:val="16"/>
-        </w:rPr>
-        <w:t xml:space="preserve">    int** </w:t>
-      </w:r>
-      <w:proofErr w:type="spellStart"/>
-      <w:r>
-        <w:rPr>
-          <w:rFonts w:ascii="Courier New" w:hAnsi="Courier New" w:cs="Courier New"/>
-          <w:sz w:val="16"/>
-          <w:szCs w:val="16"/>
-        </w:rPr>
-        <w:t>Arr</w:t>
-      </w:r>
-      <w:proofErr w:type="spellEnd"/>
-      <w:r>
-        <w:rPr>
-          <w:rFonts w:ascii="Courier New" w:hAnsi="Courier New" w:cs="Courier New"/>
-          <w:sz w:val="16"/>
-          <w:szCs w:val="16"/>
-        </w:rPr>
-        <w:t xml:space="preserve"> = new int*[N];</w:t>
-      </w:r>
-    </w:p>
-    <w:p>
-      <w:pPr>
-        <w:pStyle w:val="NoSpacing"/>
-        <w:rPr>
-          <w:rFonts w:ascii="Courier New" w:hAnsi="Courier New" w:cs="Courier New"/>
-          <w:sz w:val="16"/>
-          <w:szCs w:val="16"/>
-        </w:rPr>
-      </w:pPr>
-      <w:r>
-        <w:rPr>
-          <w:rFonts w:ascii="Courier New" w:hAnsi="Courier New" w:cs="Courier New"/>
-          <w:sz w:val="16"/>
-          <w:szCs w:val="16"/>
-        </w:rPr>
-        <w:t xml:space="preserve">    for (int </w:t>
-      </w:r>
-      <w:proofErr w:type="spellStart"/>
-      <w:r>
-        <w:rPr>
-          <w:rFonts w:ascii="Courier New" w:hAnsi="Courier New" w:cs="Courier New"/>
-          <w:sz w:val="16"/>
-          <w:szCs w:val="16"/>
-        </w:rPr>
-        <w:t>i</w:t>
-      </w:r>
-      <w:proofErr w:type="spellEnd"/>
-      <w:r>
-        <w:rPr>
-          <w:rFonts w:ascii="Courier New" w:hAnsi="Courier New" w:cs="Courier New"/>
-          <w:sz w:val="16"/>
-          <w:szCs w:val="16"/>
-        </w:rPr>
-        <w:t xml:space="preserve">=0; </w:t>
-      </w:r>
-      <w:proofErr w:type="spellStart"/>
-      <w:r>
-        <w:rPr>
-          <w:rFonts w:ascii="Courier New" w:hAnsi="Courier New" w:cs="Courier New"/>
-          <w:sz w:val="16"/>
-          <w:szCs w:val="16"/>
-        </w:rPr>
-        <w:t>i</w:t>
-      </w:r>
-      <w:proofErr w:type="spellEnd"/>
-      <w:r>
-        <w:rPr>
-          <w:rFonts w:ascii="Courier New" w:hAnsi="Courier New" w:cs="Courier New"/>
-          <w:sz w:val="16"/>
-          <w:szCs w:val="16"/>
-        </w:rPr>
-        <w:t>&lt;N; ++</w:t>
-      </w:r>
-      <w:proofErr w:type="spellStart"/>
-      <w:r>
-        <w:rPr>
-          <w:rFonts w:ascii="Courier New" w:hAnsi="Courier New" w:cs="Courier New"/>
-          <w:sz w:val="16"/>
-          <w:szCs w:val="16"/>
-        </w:rPr>
-        <w:t>i</w:t>
-      </w:r>
-      <w:proofErr w:type="spellEnd"/>
-      <w:r>
-        <w:rPr>
-          <w:rFonts w:ascii="Courier New" w:hAnsi="Courier New" w:cs="Courier New"/>
-          <w:sz w:val="16"/>
-          <w:szCs w:val="16"/>
-        </w:rPr>
-        <w:t>){</w:t>
-      </w:r>
-    </w:p>
-    <w:p>
-      <w:pPr>
-        <w:pStyle w:val="NoSpacing"/>
-        <w:rPr>
-          <w:rFonts w:ascii="Courier New" w:hAnsi="Courier New" w:cs="Courier New"/>
-          <w:sz w:val="16"/>
-          <w:szCs w:val="16"/>
-        </w:rPr>
-      </w:pPr>
-      <w:r>
-        <w:rPr>
-          <w:rFonts w:ascii="Courier New" w:hAnsi="Courier New" w:cs="Courier New"/>
-          <w:sz w:val="16"/>
-          <w:szCs w:val="16"/>
-        </w:rPr>
-        <w:t xml:space="preserve">        </w:t>
-      </w:r>
-      <w:proofErr w:type="spellStart"/>
-      <w:r>
-        <w:rPr>
-          <w:rFonts w:ascii="Courier New" w:hAnsi="Courier New" w:cs="Courier New"/>
-          <w:sz w:val="16"/>
-          <w:szCs w:val="16"/>
-        </w:rPr>
-        <w:t>Arr</w:t>
-      </w:r>
-      <w:proofErr w:type="spellEnd"/>
-      <w:r>
-        <w:rPr>
-          <w:rFonts w:ascii="Courier New" w:hAnsi="Courier New" w:cs="Courier New"/>
-          <w:sz w:val="16"/>
-          <w:szCs w:val="16"/>
-        </w:rPr>
-        <w:t>[</w:t>
-      </w:r>
-      <w:proofErr w:type="spellStart"/>
-      <w:r>
-        <w:rPr>
-          <w:rFonts w:ascii="Courier New" w:hAnsi="Courier New" w:cs="Courier New"/>
-          <w:sz w:val="16"/>
-          <w:szCs w:val="16"/>
-        </w:rPr>
-        <w:t>i</w:t>
-      </w:r>
-      <w:proofErr w:type="spellEnd"/>
-      <w:r>
-        <w:rPr>
-          <w:rFonts w:ascii="Courier New" w:hAnsi="Courier New" w:cs="Courier New"/>
-          <w:sz w:val="16"/>
-          <w:szCs w:val="16"/>
-        </w:rPr>
-        <w:t>] = new int[M];</w:t>
+        <w:t>    int N = ReadPositiveInt("Enter number of rows N: ", MAXN);</w:t>
+      </w:r>
+    </w:p>
+    <w:p>
+      <w:pPr>
+        <w:pStyle w:val="NoSpacing"/>
+        <w:rPr>
+          <w:rFonts w:ascii="Courier New" w:hAnsi="Courier New" w:cs="Courier New"/>
+          <w:sz w:val="16"/>
+          <w:szCs w:val="16"/>
+        </w:rPr>
+      </w:pPr>
+      <w:r>
+        <w:rPr>
+          <w:rFonts w:ascii="Courier New" w:hAnsi="Courier New" w:cs="Courier New"/>
+          <w:sz w:val="16"/>
+          <w:szCs w:val="16"/>
+        </w:rPr>
+        <w:t>    int M = ReadPositiveInt("Enter number of columns M: ", MAXM);</w:t>
+      </w:r>
+    </w:p>
+    <w:p>
+      <w:pPr>
+        <w:pStyle w:val="NoSpacing"/>
+        <w:rPr>
+          <w:rFonts w:ascii="Courier New" w:hAnsi="Courier New" w:cs="Courier New"/>
+          <w:sz w:val="16"/>
+          <w:szCs w:val="16"/>
+        </w:rPr>
+      </w:pPr>
+    </w:p>
+    <w:p>
+      <w:pPr>
+        <w:pStyle w:val="NoSpacing"/>
+        <w:rPr>
+          <w:rFonts w:ascii="Courier New" w:hAnsi="Courier New" w:cs="Courier New"/>
+          <w:sz w:val="16"/>
+          <w:szCs w:val="16"/>
+        </w:rPr>
+      </w:pPr>
+      <w:r>
+        <w:rPr>
+          <w:rFonts w:ascii="Courier New" w:hAnsi="Courier New" w:cs="Courier New"/>
+          <w:sz w:val="16"/>
+          <w:szCs w:val="16"/>
+        </w:rPr>
+        <w:t>    int** Arr = new int*[N];</w:t>
+      </w:r>
+    </w:p>
+    <w:p>
+      <w:pPr>
+        <w:pStyle w:val="NoSpacing"/>
+        <w:rPr>
+          <w:rFonts w:ascii="Courier New" w:hAnsi="Courier New" w:cs="Courier New"/>
+          <w:sz w:val="16"/>
+          <w:szCs w:val="16"/>
+        </w:rPr>
+      </w:pPr>
+      <w:r>
+        <w:rPr>
+          <w:rFonts w:ascii="Courier New" w:hAnsi="Courier New" w:cs="Courier New"/>
+          <w:sz w:val="16"/>
+          <w:szCs w:val="16"/>
+        </w:rPr>
+        <w:t>    for (int i=0; i&lt;N; ++i){</w:t>
+      </w:r>
+    </w:p>
+    <w:p>
+      <w:pPr>
+        <w:pStyle w:val="NoSpacing"/>
+        <w:rPr>
+          <w:rFonts w:ascii="Courier New" w:hAnsi="Courier New" w:cs="Courier New"/>
+          <w:sz w:val="16"/>
+          <w:szCs w:val="16"/>
+        </w:rPr>
+      </w:pPr>
+      <w:r>
+        <w:rPr>
+          <w:rFonts w:ascii="Courier New" w:hAnsi="Courier New" w:cs="Courier New"/>
+          <w:sz w:val="16"/>
+          <w:szCs w:val="16"/>
+        </w:rPr>
+        <w:t>        Arr[i] = new int[M];</w:t>
       </w:r>
     </w:p>
     <w:p>
@@ -2674,25 +2252,7 @@
           <w:sz w:val="16"/>
           <w:szCs w:val="16"/>
         </w:rPr>
-        <w:t xml:space="preserve">    char </w:t>
-      </w:r>
-      <w:proofErr w:type="spellStart"/>
-      <w:r>
-        <w:rPr>
-          <w:rFonts w:ascii="Courier New" w:hAnsi="Courier New" w:cs="Courier New"/>
-          <w:sz w:val="16"/>
-          <w:szCs w:val="16"/>
-        </w:rPr>
-        <w:t>input_value</w:t>
-      </w:r>
-      <w:proofErr w:type="spellEnd"/>
-      <w:r>
-        <w:rPr>
-          <w:rFonts w:ascii="Courier New" w:hAnsi="Courier New" w:cs="Courier New"/>
-          <w:sz w:val="16"/>
-          <w:szCs w:val="16"/>
-        </w:rPr>
-        <w:t>;</w:t>
+        <w:t>    char input_value;</w:t>
       </w:r>
     </w:p>
     <w:p>
@@ -2728,43 +2288,7 @@
           <w:sz w:val="16"/>
           <w:szCs w:val="16"/>
         </w:rPr>
-        <w:t xml:space="preserve">        </w:t>
-      </w:r>
-      <w:proofErr w:type="spellStart"/>
-      <w:r>
-        <w:rPr>
-          <w:rFonts w:ascii="Courier New" w:hAnsi="Courier New" w:cs="Courier New"/>
-          <w:sz w:val="16"/>
-          <w:szCs w:val="16"/>
-        </w:rPr>
-        <w:t>cout</w:t>
-      </w:r>
-      <w:proofErr w:type="spellEnd"/>
-      <w:r>
-        <w:rPr>
-          <w:rFonts w:ascii="Courier New" w:hAnsi="Courier New" w:cs="Courier New"/>
-          <w:sz w:val="16"/>
-          <w:szCs w:val="16"/>
-        </w:rPr>
-        <w:t xml:space="preserve"> &lt;&lt; "\</w:t>
-      </w:r>
-      <w:proofErr w:type="spellStart"/>
-      <w:r>
-        <w:rPr>
-          <w:rFonts w:ascii="Courier New" w:hAnsi="Courier New" w:cs="Courier New"/>
-          <w:sz w:val="16"/>
-          <w:szCs w:val="16"/>
-        </w:rPr>
-        <w:t>nDo</w:t>
-      </w:r>
-      <w:proofErr w:type="spellEnd"/>
-      <w:r>
-        <w:rPr>
-          <w:rFonts w:ascii="Courier New" w:hAnsi="Courier New" w:cs="Courier New"/>
-          <w:sz w:val="16"/>
-          <w:szCs w:val="16"/>
-        </w:rPr>
-        <w:t xml:space="preserve"> you want to Randomly generate the Matrix or enter it manua</w:t>
+        <w:t>        cout &lt;&lt; "\nDo you want to Randomly generate the Matrix or enter it manua</w:t>
       </w:r>
       <w:r>
         <w:rPr>
@@ -2798,197 +2322,71 @@
           <w:sz w:val="16"/>
           <w:szCs w:val="16"/>
         </w:rPr>
-        <w:t xml:space="preserve">        </w:t>
-      </w:r>
-      <w:proofErr w:type="spellStart"/>
-      <w:r>
-        <w:rPr>
-          <w:rFonts w:ascii="Courier New" w:hAnsi="Courier New" w:cs="Courier New"/>
-          <w:sz w:val="16"/>
-          <w:szCs w:val="16"/>
-        </w:rPr>
-        <w:t>cin</w:t>
-      </w:r>
-      <w:proofErr w:type="spellEnd"/>
-      <w:r>
-        <w:rPr>
-          <w:rFonts w:ascii="Courier New" w:hAnsi="Courier New" w:cs="Courier New"/>
-          <w:sz w:val="16"/>
-          <w:szCs w:val="16"/>
-        </w:rPr>
-        <w:t xml:space="preserve"> &gt;&gt; </w:t>
-      </w:r>
-      <w:proofErr w:type="spellStart"/>
-      <w:r>
-        <w:rPr>
-          <w:rFonts w:ascii="Courier New" w:hAnsi="Courier New" w:cs="Courier New"/>
-          <w:sz w:val="16"/>
-          <w:szCs w:val="16"/>
-        </w:rPr>
-        <w:t>input_value</w:t>
-      </w:r>
-      <w:proofErr w:type="spellEnd"/>
-      <w:r>
-        <w:rPr>
-          <w:rFonts w:ascii="Courier New" w:hAnsi="Courier New" w:cs="Courier New"/>
-          <w:sz w:val="16"/>
-          <w:szCs w:val="16"/>
-        </w:rPr>
-        <w:t>;</w:t>
-      </w:r>
-    </w:p>
-    <w:p>
-      <w:pPr>
-        <w:pStyle w:val="NoSpacing"/>
-        <w:rPr>
-          <w:rFonts w:ascii="Courier New" w:hAnsi="Courier New" w:cs="Courier New"/>
-          <w:sz w:val="16"/>
-          <w:szCs w:val="16"/>
-        </w:rPr>
-      </w:pPr>
-      <w:r>
-        <w:rPr>
-          <w:rFonts w:ascii="Courier New" w:hAnsi="Courier New" w:cs="Courier New"/>
-          <w:sz w:val="16"/>
-          <w:szCs w:val="16"/>
-        </w:rPr>
-        <w:t>    } while (</w:t>
-      </w:r>
-      <w:proofErr w:type="spellStart"/>
-      <w:r>
-        <w:rPr>
-          <w:rFonts w:ascii="Courier New" w:hAnsi="Courier New" w:cs="Courier New"/>
-          <w:sz w:val="16"/>
-          <w:szCs w:val="16"/>
-        </w:rPr>
-        <w:t>input_value</w:t>
-      </w:r>
-      <w:proofErr w:type="spellEnd"/>
-      <w:r>
-        <w:rPr>
-          <w:rFonts w:ascii="Courier New" w:hAnsi="Courier New" w:cs="Courier New"/>
-          <w:sz w:val="16"/>
-          <w:szCs w:val="16"/>
-        </w:rPr>
-        <w:t xml:space="preserve"> != 'R' &amp;&amp; </w:t>
-      </w:r>
-      <w:proofErr w:type="spellStart"/>
-      <w:r>
-        <w:rPr>
-          <w:rFonts w:ascii="Courier New" w:hAnsi="Courier New" w:cs="Courier New"/>
-          <w:sz w:val="16"/>
-          <w:szCs w:val="16"/>
-        </w:rPr>
-        <w:t>input_value</w:t>
-      </w:r>
-      <w:proofErr w:type="spellEnd"/>
-      <w:r>
-        <w:rPr>
-          <w:rFonts w:ascii="Courier New" w:hAnsi="Courier New" w:cs="Courier New"/>
-          <w:sz w:val="16"/>
-          <w:szCs w:val="16"/>
-        </w:rPr>
-        <w:t xml:space="preserve"> != 'M');</w:t>
-      </w:r>
-    </w:p>
-    <w:p>
-      <w:pPr>
-        <w:pStyle w:val="NoSpacing"/>
-        <w:rPr>
-          <w:rFonts w:ascii="Courier New" w:hAnsi="Courier New" w:cs="Courier New"/>
-          <w:sz w:val="16"/>
-          <w:szCs w:val="16"/>
-        </w:rPr>
-      </w:pPr>
-    </w:p>
-    <w:p>
-      <w:pPr>
-        <w:pStyle w:val="NoSpacing"/>
-        <w:rPr>
-          <w:rFonts w:ascii="Courier New" w:hAnsi="Courier New" w:cs="Courier New"/>
-          <w:sz w:val="16"/>
-          <w:szCs w:val="16"/>
-        </w:rPr>
-      </w:pPr>
-      <w:r>
-        <w:rPr>
-          <w:rFonts w:ascii="Courier New" w:hAnsi="Courier New" w:cs="Courier New"/>
-          <w:sz w:val="16"/>
-          <w:szCs w:val="16"/>
-        </w:rPr>
-        <w:t>    if (</w:t>
-      </w:r>
-      <w:proofErr w:type="spellStart"/>
-      <w:r>
-        <w:rPr>
-          <w:rFonts w:ascii="Courier New" w:hAnsi="Courier New" w:cs="Courier New"/>
-          <w:sz w:val="16"/>
-          <w:szCs w:val="16"/>
-        </w:rPr>
-        <w:t>input_value</w:t>
-      </w:r>
-      <w:proofErr w:type="spellEnd"/>
-      <w:r>
-        <w:rPr>
-          <w:rFonts w:ascii="Courier New" w:hAnsi="Courier New" w:cs="Courier New"/>
-          <w:sz w:val="16"/>
-          <w:szCs w:val="16"/>
-        </w:rPr>
-        <w:t xml:space="preserve"> == 'M') {</w:t>
-      </w:r>
-    </w:p>
-    <w:p>
-      <w:pPr>
-        <w:pStyle w:val="NoSpacing"/>
-        <w:rPr>
-          <w:rFonts w:ascii="Courier New" w:hAnsi="Courier New" w:cs="Courier New"/>
-          <w:sz w:val="16"/>
-          <w:szCs w:val="16"/>
-        </w:rPr>
-      </w:pPr>
-      <w:r>
-        <w:rPr>
-          <w:rFonts w:ascii="Courier New" w:hAnsi="Courier New" w:cs="Courier New"/>
-          <w:sz w:val="16"/>
-          <w:szCs w:val="16"/>
-        </w:rPr>
-        <w:t xml:space="preserve">        </w:t>
-      </w:r>
-      <w:proofErr w:type="spellStart"/>
-      <w:r>
-        <w:rPr>
-          <w:rFonts w:ascii="Courier New" w:hAnsi="Courier New" w:cs="Courier New"/>
-          <w:sz w:val="16"/>
-          <w:szCs w:val="16"/>
-        </w:rPr>
-        <w:t>ManualInput</w:t>
-      </w:r>
-      <w:proofErr w:type="spellEnd"/>
-      <w:r>
-        <w:rPr>
-          <w:rFonts w:ascii="Courier New" w:hAnsi="Courier New" w:cs="Courier New"/>
-          <w:sz w:val="16"/>
-          <w:szCs w:val="16"/>
-        </w:rPr>
-        <w:t>(</w:t>
-      </w:r>
-      <w:proofErr w:type="spellStart"/>
-      <w:r>
-        <w:rPr>
-          <w:rFonts w:ascii="Courier New" w:hAnsi="Courier New" w:cs="Courier New"/>
-          <w:sz w:val="16"/>
-          <w:szCs w:val="16"/>
-        </w:rPr>
-        <w:t>Arr</w:t>
-      </w:r>
-      <w:proofErr w:type="spellEnd"/>
-      <w:r>
-        <w:rPr>
-          <w:rFonts w:ascii="Courier New" w:hAnsi="Courier New" w:cs="Courier New"/>
-          <w:sz w:val="16"/>
-          <w:szCs w:val="16"/>
-        </w:rPr>
-        <w:t>, N, M);</w:t>
+        <w:t>        cin &gt;&gt; input_value;</w:t>
+      </w:r>
+    </w:p>
+    <w:p>
+      <w:pPr>
+        <w:pStyle w:val="NoSpacing"/>
+        <w:rPr>
+          <w:rFonts w:ascii="Courier New" w:hAnsi="Courier New" w:cs="Courier New"/>
+          <w:sz w:val="16"/>
+          <w:szCs w:val="16"/>
+        </w:rPr>
+      </w:pPr>
+      <w:r>
+        <w:rPr>
+          <w:rFonts w:ascii="Courier New" w:hAnsi="Courier New" w:cs="Courier New"/>
+          <w:sz w:val="16"/>
+          <w:szCs w:val="16"/>
+        </w:rPr>
+        <w:t>    } while (input_value != 'R' &amp;&amp; input_value != 'M');</w:t>
+      </w:r>
+    </w:p>
+    <w:p>
+      <w:pPr>
+        <w:pStyle w:val="NoSpacing"/>
+        <w:rPr>
+          <w:rFonts w:ascii="Courier New" w:hAnsi="Courier New" w:cs="Courier New"/>
+          <w:sz w:val="16"/>
+          <w:szCs w:val="16"/>
+        </w:rPr>
+      </w:pPr>
+    </w:p>
+    <w:p>
+      <w:pPr>
+        <w:pStyle w:val="NoSpacing"/>
+        <w:rPr>
+          <w:rFonts w:ascii="Courier New" w:hAnsi="Courier New" w:cs="Courier New"/>
+          <w:sz w:val="16"/>
+          <w:szCs w:val="16"/>
+        </w:rPr>
+      </w:pPr>
+      <w:r>
+        <w:rPr>
+          <w:rFonts w:ascii="Courier New" w:hAnsi="Courier New" w:cs="Courier New"/>
+          <w:sz w:val="16"/>
+          <w:szCs w:val="16"/>
+        </w:rPr>
+        <w:t>    if (input_value == 'M') {</w:t>
+      </w:r>
+    </w:p>
+    <w:p>
+      <w:pPr>
+        <w:pStyle w:val="NoSpacing"/>
+        <w:rPr>
+          <w:rFonts w:ascii="Courier New" w:hAnsi="Courier New" w:cs="Courier New"/>
+          <w:sz w:val="16"/>
+          <w:szCs w:val="16"/>
+        </w:rPr>
+      </w:pPr>
+      <w:r>
+        <w:rPr>
+          <w:rFonts w:ascii="Courier New" w:hAnsi="Courier New" w:cs="Courier New"/>
+          <w:sz w:val="16"/>
+          <w:szCs w:val="16"/>
+        </w:rPr>
+        <w:t>        ManualInput(Arr, N, M);</w:t>
       </w:r>
     </w:p>
     <w:p>
@@ -3024,79 +2422,25 @@
           <w:sz w:val="16"/>
           <w:szCs w:val="16"/>
         </w:rPr>
-        <w:t>    else if (</w:t>
-      </w:r>
-      <w:proofErr w:type="spellStart"/>
-      <w:r>
-        <w:rPr>
-          <w:rFonts w:ascii="Courier New" w:hAnsi="Courier New" w:cs="Courier New"/>
-          <w:sz w:val="16"/>
-          <w:szCs w:val="16"/>
-        </w:rPr>
-        <w:t>input_value</w:t>
-      </w:r>
-      <w:proofErr w:type="spellEnd"/>
-      <w:r>
-        <w:rPr>
-          <w:rFonts w:ascii="Courier New" w:hAnsi="Courier New" w:cs="Courier New"/>
-          <w:sz w:val="16"/>
-          <w:szCs w:val="16"/>
-        </w:rPr>
-        <w:t xml:space="preserve"> == 'R') {</w:t>
-      </w:r>
-    </w:p>
-    <w:p>
-      <w:pPr>
-        <w:pStyle w:val="NoSpacing"/>
-        <w:rPr>
-          <w:rFonts w:ascii="Courier New" w:hAnsi="Courier New" w:cs="Courier New"/>
-          <w:sz w:val="16"/>
-          <w:szCs w:val="16"/>
-        </w:rPr>
-      </w:pPr>
-      <w:r>
-        <w:rPr>
-          <w:rFonts w:ascii="Courier New" w:hAnsi="Courier New" w:cs="Courier New"/>
-          <w:sz w:val="16"/>
-          <w:szCs w:val="16"/>
-        </w:rPr>
-        <w:t xml:space="preserve">        </w:t>
-      </w:r>
-      <w:proofErr w:type="spellStart"/>
-      <w:r>
-        <w:rPr>
-          <w:rFonts w:ascii="Courier New" w:hAnsi="Courier New" w:cs="Courier New"/>
-          <w:sz w:val="16"/>
-          <w:szCs w:val="16"/>
-        </w:rPr>
-        <w:t>RandomInput</w:t>
-      </w:r>
-      <w:proofErr w:type="spellEnd"/>
-      <w:r>
-        <w:rPr>
-          <w:rFonts w:ascii="Courier New" w:hAnsi="Courier New" w:cs="Courier New"/>
-          <w:sz w:val="16"/>
-          <w:szCs w:val="16"/>
-        </w:rPr>
-        <w:t>(</w:t>
-      </w:r>
-      <w:proofErr w:type="spellStart"/>
-      <w:r>
-        <w:rPr>
-          <w:rFonts w:ascii="Courier New" w:hAnsi="Courier New" w:cs="Courier New"/>
-          <w:sz w:val="16"/>
-          <w:szCs w:val="16"/>
-        </w:rPr>
-        <w:t>Arr</w:t>
-      </w:r>
-      <w:proofErr w:type="spellEnd"/>
-      <w:r>
-        <w:rPr>
-          <w:rFonts w:ascii="Courier New" w:hAnsi="Courier New" w:cs="Courier New"/>
-          <w:sz w:val="16"/>
-          <w:szCs w:val="16"/>
-        </w:rPr>
-        <w:t>, N, M);</w:t>
+        <w:t>    else if (input_value == 'R') {</w:t>
+      </w:r>
+    </w:p>
+    <w:p>
+      <w:pPr>
+        <w:pStyle w:val="NoSpacing"/>
+        <w:rPr>
+          <w:rFonts w:ascii="Courier New" w:hAnsi="Courier New" w:cs="Courier New"/>
+          <w:sz w:val="16"/>
+          <w:szCs w:val="16"/>
+        </w:rPr>
+      </w:pPr>
+      <w:r>
+        <w:rPr>
+          <w:rFonts w:ascii="Courier New" w:hAnsi="Courier New" w:cs="Courier New"/>
+          <w:sz w:val="16"/>
+          <w:szCs w:val="16"/>
+        </w:rPr>
+        <w:t>        RandomInput(Arr, N, M);</w:t>
       </w:r>
     </w:p>
     <w:p>
@@ -3142,133 +2486,43 @@
           <w:sz w:val="16"/>
           <w:szCs w:val="16"/>
         </w:rPr>
-        <w:t xml:space="preserve">    // Printing out the </w:t>
-      </w:r>
-      <w:proofErr w:type="spellStart"/>
-      <w:r>
-        <w:rPr>
-          <w:rFonts w:ascii="Courier New" w:hAnsi="Courier New" w:cs="Courier New"/>
-          <w:sz w:val="16"/>
-          <w:szCs w:val="16"/>
-        </w:rPr>
-        <w:t>oroginal</w:t>
-      </w:r>
-      <w:proofErr w:type="spellEnd"/>
-      <w:r>
-        <w:rPr>
-          <w:rFonts w:ascii="Courier New" w:hAnsi="Courier New" w:cs="Courier New"/>
-          <w:sz w:val="16"/>
-          <w:szCs w:val="16"/>
-        </w:rPr>
-        <w:t xml:space="preserve"> input matrix</w:t>
-      </w:r>
-    </w:p>
-    <w:p>
-      <w:pPr>
-        <w:pStyle w:val="NoSpacing"/>
-        <w:rPr>
-          <w:rFonts w:ascii="Courier New" w:hAnsi="Courier New" w:cs="Courier New"/>
-          <w:sz w:val="16"/>
-          <w:szCs w:val="16"/>
-        </w:rPr>
-      </w:pPr>
-      <w:r>
-        <w:rPr>
-          <w:rFonts w:ascii="Courier New" w:hAnsi="Courier New" w:cs="Courier New"/>
-          <w:sz w:val="16"/>
-          <w:szCs w:val="16"/>
-        </w:rPr>
-        <w:t xml:space="preserve">    </w:t>
-      </w:r>
-      <w:proofErr w:type="spellStart"/>
-      <w:r>
-        <w:rPr>
-          <w:rFonts w:ascii="Courier New" w:hAnsi="Courier New" w:cs="Courier New"/>
-          <w:sz w:val="16"/>
-          <w:szCs w:val="16"/>
-        </w:rPr>
-        <w:t>cout</w:t>
-      </w:r>
-      <w:proofErr w:type="spellEnd"/>
-      <w:r>
-        <w:rPr>
-          <w:rFonts w:ascii="Courier New" w:hAnsi="Courier New" w:cs="Courier New"/>
-          <w:sz w:val="16"/>
-          <w:szCs w:val="16"/>
-        </w:rPr>
-        <w:t xml:space="preserve"> &lt;&lt; "\n\n Original Matrix: \n";</w:t>
-      </w:r>
-    </w:p>
-    <w:p>
-      <w:pPr>
-        <w:pStyle w:val="NoSpacing"/>
-        <w:rPr>
-          <w:rFonts w:ascii="Courier New" w:hAnsi="Courier New" w:cs="Courier New"/>
-          <w:sz w:val="16"/>
-          <w:szCs w:val="16"/>
-        </w:rPr>
-      </w:pPr>
-      <w:r>
-        <w:rPr>
-          <w:rFonts w:ascii="Courier New" w:hAnsi="Courier New" w:cs="Courier New"/>
-          <w:sz w:val="16"/>
-          <w:szCs w:val="16"/>
-        </w:rPr>
-        <w:t xml:space="preserve">    for (int </w:t>
-      </w:r>
-      <w:proofErr w:type="spellStart"/>
-      <w:r>
-        <w:rPr>
-          <w:rFonts w:ascii="Courier New" w:hAnsi="Courier New" w:cs="Courier New"/>
-          <w:sz w:val="16"/>
-          <w:szCs w:val="16"/>
-        </w:rPr>
-        <w:t>i</w:t>
-      </w:r>
-      <w:proofErr w:type="spellEnd"/>
-      <w:r>
-        <w:rPr>
-          <w:rFonts w:ascii="Courier New" w:hAnsi="Courier New" w:cs="Courier New"/>
-          <w:sz w:val="16"/>
-          <w:szCs w:val="16"/>
-        </w:rPr>
-        <w:t xml:space="preserve">=0; </w:t>
-      </w:r>
-      <w:proofErr w:type="spellStart"/>
-      <w:r>
-        <w:rPr>
-          <w:rFonts w:ascii="Courier New" w:hAnsi="Courier New" w:cs="Courier New"/>
-          <w:sz w:val="16"/>
-          <w:szCs w:val="16"/>
-        </w:rPr>
-        <w:t>i</w:t>
-      </w:r>
-      <w:proofErr w:type="spellEnd"/>
-      <w:r>
-        <w:rPr>
-          <w:rFonts w:ascii="Courier New" w:hAnsi="Courier New" w:cs="Courier New"/>
-          <w:sz w:val="16"/>
-          <w:szCs w:val="16"/>
-        </w:rPr>
-        <w:t>&lt;N; ++</w:t>
-      </w:r>
-      <w:proofErr w:type="spellStart"/>
-      <w:r>
-        <w:rPr>
-          <w:rFonts w:ascii="Courier New" w:hAnsi="Courier New" w:cs="Courier New"/>
-          <w:sz w:val="16"/>
-          <w:szCs w:val="16"/>
-        </w:rPr>
-        <w:t>i</w:t>
-      </w:r>
-      <w:proofErr w:type="spellEnd"/>
-      <w:r>
-        <w:rPr>
-          <w:rFonts w:ascii="Courier New" w:hAnsi="Courier New" w:cs="Courier New"/>
-          <w:sz w:val="16"/>
-          <w:szCs w:val="16"/>
-        </w:rPr>
-        <w:t>){</w:t>
+        <w:t>    // Printing out the oroginal input matrix</w:t>
+      </w:r>
+    </w:p>
+    <w:p>
+      <w:pPr>
+        <w:pStyle w:val="NoSpacing"/>
+        <w:rPr>
+          <w:rFonts w:ascii="Courier New" w:hAnsi="Courier New" w:cs="Courier New"/>
+          <w:sz w:val="16"/>
+          <w:szCs w:val="16"/>
+        </w:rPr>
+      </w:pPr>
+      <w:r>
+        <w:rPr>
+          <w:rFonts w:ascii="Courier New" w:hAnsi="Courier New" w:cs="Courier New"/>
+          <w:sz w:val="16"/>
+          <w:szCs w:val="16"/>
+        </w:rPr>
+        <w:t>    cout &lt;&lt; "\n\n Original Matrix: \n";</w:t>
+      </w:r>
+    </w:p>
+    <w:p>
+      <w:pPr>
+        <w:pStyle w:val="NoSpacing"/>
+        <w:rPr>
+          <w:rFonts w:ascii="Courier New" w:hAnsi="Courier New" w:cs="Courier New"/>
+          <w:sz w:val="16"/>
+          <w:szCs w:val="16"/>
+        </w:rPr>
+      </w:pPr>
+      <w:r>
+        <w:rPr>
+          <w:rFonts w:ascii="Courier New" w:hAnsi="Courier New" w:cs="Courier New"/>
+          <w:sz w:val="16"/>
+          <w:szCs w:val="16"/>
+        </w:rPr>
+        <w:t>    for (int i=0; i&lt;N; ++i){</w:t>
       </w:r>
     </w:p>
     <w:p>
@@ -3304,61 +2558,7 @@
           <w:sz w:val="16"/>
           <w:szCs w:val="16"/>
         </w:rPr>
-        <w:t xml:space="preserve">            </w:t>
-      </w:r>
-      <w:proofErr w:type="spellStart"/>
-      <w:r>
-        <w:rPr>
-          <w:rFonts w:ascii="Courier New" w:hAnsi="Courier New" w:cs="Courier New"/>
-          <w:sz w:val="16"/>
-          <w:szCs w:val="16"/>
-        </w:rPr>
-        <w:t>cout</w:t>
-      </w:r>
-      <w:proofErr w:type="spellEnd"/>
-      <w:r>
-        <w:rPr>
-          <w:rFonts w:ascii="Courier New" w:hAnsi="Courier New" w:cs="Courier New"/>
-          <w:sz w:val="16"/>
-          <w:szCs w:val="16"/>
-        </w:rPr>
-        <w:t xml:space="preserve"> &lt;&lt; </w:t>
-      </w:r>
-      <w:proofErr w:type="spellStart"/>
-      <w:r>
-        <w:rPr>
-          <w:rFonts w:ascii="Courier New" w:hAnsi="Courier New" w:cs="Courier New"/>
-          <w:sz w:val="16"/>
-          <w:szCs w:val="16"/>
-        </w:rPr>
-        <w:t>Arr</w:t>
-      </w:r>
-      <w:proofErr w:type="spellEnd"/>
-      <w:r>
-        <w:rPr>
-          <w:rFonts w:ascii="Courier New" w:hAnsi="Courier New" w:cs="Courier New"/>
-          <w:sz w:val="16"/>
-          <w:szCs w:val="16"/>
-        </w:rPr>
-        <w:t>[</w:t>
-      </w:r>
-      <w:proofErr w:type="spellStart"/>
-      <w:r>
-        <w:rPr>
-          <w:rFonts w:ascii="Courier New" w:hAnsi="Courier New" w:cs="Courier New"/>
-          <w:sz w:val="16"/>
-          <w:szCs w:val="16"/>
-        </w:rPr>
-        <w:t>i</w:t>
-      </w:r>
-      <w:proofErr w:type="spellEnd"/>
-      <w:r>
-        <w:rPr>
-          <w:rFonts w:ascii="Courier New" w:hAnsi="Courier New" w:cs="Courier New"/>
-          <w:sz w:val="16"/>
-          <w:szCs w:val="16"/>
-        </w:rPr>
-        <w:t>][j] &lt;&lt; "\t";</w:t>
+        <w:t>            cout &lt;&lt; Arr[i][j] &lt;&lt; "\t";</w:t>
       </w:r>
     </w:p>
     <w:p>
@@ -3394,25 +2594,7 @@
           <w:sz w:val="16"/>
           <w:szCs w:val="16"/>
         </w:rPr>
-        <w:t xml:space="preserve">        </w:t>
-      </w:r>
-      <w:proofErr w:type="spellStart"/>
-      <w:r>
-        <w:rPr>
-          <w:rFonts w:ascii="Courier New" w:hAnsi="Courier New" w:cs="Courier New"/>
-          <w:sz w:val="16"/>
-          <w:szCs w:val="16"/>
-        </w:rPr>
-        <w:t>cout</w:t>
-      </w:r>
-      <w:proofErr w:type="spellEnd"/>
-      <w:r>
-        <w:rPr>
-          <w:rFonts w:ascii="Courier New" w:hAnsi="Courier New" w:cs="Courier New"/>
-          <w:sz w:val="16"/>
-          <w:szCs w:val="16"/>
-        </w:rPr>
-        <w:t xml:space="preserve"> &lt;&lt; "\n";</w:t>
+        <w:t>        cout &lt;&lt; "\n";</w:t>
       </w:r>
     </w:p>
     <w:p>
@@ -3476,61 +2658,7 @@
           <w:sz w:val="16"/>
           <w:szCs w:val="16"/>
         </w:rPr>
-        <w:t xml:space="preserve">    for (int </w:t>
-      </w:r>
-      <w:proofErr w:type="spellStart"/>
-      <w:r>
-        <w:rPr>
-          <w:rFonts w:ascii="Courier New" w:hAnsi="Courier New" w:cs="Courier New"/>
-          <w:sz w:val="16"/>
-          <w:szCs w:val="16"/>
-        </w:rPr>
-        <w:t>i</w:t>
-      </w:r>
-      <w:proofErr w:type="spellEnd"/>
-      <w:r>
-        <w:rPr>
-          <w:rFonts w:ascii="Courier New" w:hAnsi="Courier New" w:cs="Courier New"/>
-          <w:sz w:val="16"/>
-          <w:szCs w:val="16"/>
-        </w:rPr>
-        <w:t xml:space="preserve">=0; </w:t>
-      </w:r>
-      <w:proofErr w:type="spellStart"/>
-      <w:r>
-        <w:rPr>
-          <w:rFonts w:ascii="Courier New" w:hAnsi="Courier New" w:cs="Courier New"/>
-          <w:sz w:val="16"/>
-          <w:szCs w:val="16"/>
-        </w:rPr>
-        <w:t>i</w:t>
-      </w:r>
-      <w:proofErr w:type="spellEnd"/>
-      <w:r>
-        <w:rPr>
-          <w:rFonts w:ascii="Courier New" w:hAnsi="Courier New" w:cs="Courier New"/>
-          <w:sz w:val="16"/>
-          <w:szCs w:val="16"/>
-        </w:rPr>
-        <w:t>&lt;N; ++</w:t>
-      </w:r>
-      <w:proofErr w:type="spellStart"/>
-      <w:r>
-        <w:rPr>
-          <w:rFonts w:ascii="Courier New" w:hAnsi="Courier New" w:cs="Courier New"/>
-          <w:sz w:val="16"/>
-          <w:szCs w:val="16"/>
-        </w:rPr>
-        <w:t>i</w:t>
-      </w:r>
-      <w:proofErr w:type="spellEnd"/>
-      <w:r>
-        <w:rPr>
-          <w:rFonts w:ascii="Courier New" w:hAnsi="Courier New" w:cs="Courier New"/>
-          <w:sz w:val="16"/>
-          <w:szCs w:val="16"/>
-        </w:rPr>
-        <w:t>){</w:t>
+        <w:t>    for (int i=0; i&lt;N; ++i){</w:t>
       </w:r>
     </w:p>
     <w:p>
@@ -3566,97 +2694,7 @@
           <w:sz w:val="16"/>
           <w:szCs w:val="16"/>
         </w:rPr>
-        <w:t xml:space="preserve">            </w:t>
-      </w:r>
-      <w:proofErr w:type="spellStart"/>
-      <w:r>
-        <w:rPr>
-          <w:rFonts w:ascii="Courier New" w:hAnsi="Courier New" w:cs="Courier New"/>
-          <w:sz w:val="16"/>
-          <w:szCs w:val="16"/>
-        </w:rPr>
-        <w:t>Arr</w:t>
-      </w:r>
-      <w:proofErr w:type="spellEnd"/>
-      <w:r>
-        <w:rPr>
-          <w:rFonts w:ascii="Courier New" w:hAnsi="Courier New" w:cs="Courier New"/>
-          <w:sz w:val="16"/>
-          <w:szCs w:val="16"/>
-        </w:rPr>
-        <w:t>[</w:t>
-      </w:r>
-      <w:proofErr w:type="spellStart"/>
-      <w:r>
-        <w:rPr>
-          <w:rFonts w:ascii="Courier New" w:hAnsi="Courier New" w:cs="Courier New"/>
-          <w:sz w:val="16"/>
-          <w:szCs w:val="16"/>
-        </w:rPr>
-        <w:t>i</w:t>
-      </w:r>
-      <w:proofErr w:type="spellEnd"/>
-      <w:r>
-        <w:rPr>
-          <w:rFonts w:ascii="Courier New" w:hAnsi="Courier New" w:cs="Courier New"/>
-          <w:sz w:val="16"/>
-          <w:szCs w:val="16"/>
-        </w:rPr>
-        <w:t xml:space="preserve">][j] = </w:t>
-      </w:r>
-      <w:proofErr w:type="spellStart"/>
-      <w:r>
-        <w:rPr>
-          <w:rFonts w:ascii="Courier New" w:hAnsi="Courier New" w:cs="Courier New"/>
-          <w:sz w:val="16"/>
-          <w:szCs w:val="16"/>
-        </w:rPr>
-        <w:t>BubbleSortDescending</w:t>
-      </w:r>
-      <w:proofErr w:type="spellEnd"/>
-      <w:r>
-        <w:rPr>
-          <w:rFonts w:ascii="Courier New" w:hAnsi="Courier New" w:cs="Courier New"/>
-          <w:sz w:val="16"/>
-          <w:szCs w:val="16"/>
-        </w:rPr>
-        <w:t>(</w:t>
-      </w:r>
-      <w:proofErr w:type="spellStart"/>
-      <w:r>
-        <w:rPr>
-          <w:rFonts w:ascii="Courier New" w:hAnsi="Courier New" w:cs="Courier New"/>
-          <w:sz w:val="16"/>
-          <w:szCs w:val="16"/>
-        </w:rPr>
-        <w:t>Arr</w:t>
-      </w:r>
-      <w:proofErr w:type="spellEnd"/>
-      <w:r>
-        <w:rPr>
-          <w:rFonts w:ascii="Courier New" w:hAnsi="Courier New" w:cs="Courier New"/>
-          <w:sz w:val="16"/>
-          <w:szCs w:val="16"/>
-        </w:rPr>
-        <w:t>[</w:t>
-      </w:r>
-      <w:proofErr w:type="spellStart"/>
-      <w:r>
-        <w:rPr>
-          <w:rFonts w:ascii="Courier New" w:hAnsi="Courier New" w:cs="Courier New"/>
-          <w:sz w:val="16"/>
-          <w:szCs w:val="16"/>
-        </w:rPr>
-        <w:t>i</w:t>
-      </w:r>
-      <w:proofErr w:type="spellEnd"/>
-      <w:r>
-        <w:rPr>
-          <w:rFonts w:ascii="Courier New" w:hAnsi="Courier New" w:cs="Courier New"/>
-          <w:sz w:val="16"/>
-          <w:szCs w:val="16"/>
-        </w:rPr>
-        <w:t>][j]);</w:t>
+        <w:t>            Arr[i][j] = BubbleSortDescending(Arr[i][j]);</w:t>
       </w:r>
     </w:p>
     <w:p>
@@ -3738,133 +2776,25 @@
           <w:sz w:val="16"/>
           <w:szCs w:val="16"/>
         </w:rPr>
-        <w:t xml:space="preserve">    for (int </w:t>
-      </w:r>
-      <w:proofErr w:type="spellStart"/>
-      <w:r>
-        <w:rPr>
-          <w:rFonts w:ascii="Courier New" w:hAnsi="Courier New" w:cs="Courier New"/>
-          <w:sz w:val="16"/>
-          <w:szCs w:val="16"/>
-        </w:rPr>
-        <w:t>i</w:t>
-      </w:r>
-      <w:proofErr w:type="spellEnd"/>
-      <w:r>
-        <w:rPr>
-          <w:rFonts w:ascii="Courier New" w:hAnsi="Courier New" w:cs="Courier New"/>
-          <w:sz w:val="16"/>
-          <w:szCs w:val="16"/>
-        </w:rPr>
-        <w:t xml:space="preserve">=0; </w:t>
-      </w:r>
-      <w:proofErr w:type="spellStart"/>
-      <w:r>
-        <w:rPr>
-          <w:rFonts w:ascii="Courier New" w:hAnsi="Courier New" w:cs="Courier New"/>
-          <w:sz w:val="16"/>
-          <w:szCs w:val="16"/>
-        </w:rPr>
-        <w:t>i</w:t>
-      </w:r>
-      <w:proofErr w:type="spellEnd"/>
-      <w:r>
-        <w:rPr>
-          <w:rFonts w:ascii="Courier New" w:hAnsi="Courier New" w:cs="Courier New"/>
-          <w:sz w:val="16"/>
-          <w:szCs w:val="16"/>
-        </w:rPr>
-        <w:t>&lt;N; ++</w:t>
-      </w:r>
-      <w:proofErr w:type="spellStart"/>
-      <w:r>
-        <w:rPr>
-          <w:rFonts w:ascii="Courier New" w:hAnsi="Courier New" w:cs="Courier New"/>
-          <w:sz w:val="16"/>
-          <w:szCs w:val="16"/>
-        </w:rPr>
-        <w:t>i</w:t>
-      </w:r>
-      <w:proofErr w:type="spellEnd"/>
-      <w:r>
-        <w:rPr>
-          <w:rFonts w:ascii="Courier New" w:hAnsi="Courier New" w:cs="Courier New"/>
-          <w:sz w:val="16"/>
-          <w:szCs w:val="16"/>
-        </w:rPr>
-        <w:t>) {</w:t>
-      </w:r>
-    </w:p>
-    <w:p>
-      <w:pPr>
-        <w:pStyle w:val="NoSpacing"/>
-        <w:rPr>
-          <w:rFonts w:ascii="Courier New" w:hAnsi="Courier New" w:cs="Courier New"/>
-          <w:sz w:val="16"/>
-          <w:szCs w:val="16"/>
-        </w:rPr>
-      </w:pPr>
-      <w:r>
-        <w:rPr>
-          <w:rFonts w:ascii="Courier New" w:hAnsi="Courier New" w:cs="Courier New"/>
-          <w:sz w:val="16"/>
-          <w:szCs w:val="16"/>
-        </w:rPr>
-        <w:t xml:space="preserve">        </w:t>
-      </w:r>
-      <w:proofErr w:type="spellStart"/>
-      <w:r>
-        <w:rPr>
-          <w:rFonts w:ascii="Courier New" w:hAnsi="Courier New" w:cs="Courier New"/>
-          <w:sz w:val="16"/>
-          <w:szCs w:val="16"/>
-        </w:rPr>
-        <w:t>BubbleSortAscending</w:t>
-      </w:r>
-      <w:proofErr w:type="spellEnd"/>
-      <w:r>
-        <w:rPr>
-          <w:rFonts w:ascii="Courier New" w:hAnsi="Courier New" w:cs="Courier New"/>
-          <w:sz w:val="16"/>
-          <w:szCs w:val="16"/>
-        </w:rPr>
-        <w:t>(</w:t>
-      </w:r>
-      <w:proofErr w:type="spellStart"/>
-      <w:r>
-        <w:rPr>
-          <w:rFonts w:ascii="Courier New" w:hAnsi="Courier New" w:cs="Courier New"/>
-          <w:sz w:val="16"/>
-          <w:szCs w:val="16"/>
-        </w:rPr>
-        <w:t>Arr</w:t>
-      </w:r>
-      <w:proofErr w:type="spellEnd"/>
-      <w:r>
-        <w:rPr>
-          <w:rFonts w:ascii="Courier New" w:hAnsi="Courier New" w:cs="Courier New"/>
-          <w:sz w:val="16"/>
-          <w:szCs w:val="16"/>
-        </w:rPr>
-        <w:t>[</w:t>
-      </w:r>
-      <w:proofErr w:type="spellStart"/>
-      <w:r>
-        <w:rPr>
-          <w:rFonts w:ascii="Courier New" w:hAnsi="Courier New" w:cs="Courier New"/>
-          <w:sz w:val="16"/>
-          <w:szCs w:val="16"/>
-        </w:rPr>
-        <w:t>i</w:t>
-      </w:r>
-      <w:proofErr w:type="spellEnd"/>
-      <w:r>
-        <w:rPr>
-          <w:rFonts w:ascii="Courier New" w:hAnsi="Courier New" w:cs="Courier New"/>
-          <w:sz w:val="16"/>
-          <w:szCs w:val="16"/>
-        </w:rPr>
-        <w:t>], M);</w:t>
+        <w:t>    for (int i=0; i&lt;N; ++i) {</w:t>
+      </w:r>
+    </w:p>
+    <w:p>
+      <w:pPr>
+        <w:pStyle w:val="NoSpacing"/>
+        <w:rPr>
+          <w:rFonts w:ascii="Courier New" w:hAnsi="Courier New" w:cs="Courier New"/>
+          <w:sz w:val="16"/>
+          <w:szCs w:val="16"/>
+        </w:rPr>
+      </w:pPr>
+      <w:r>
+        <w:rPr>
+          <w:rFonts w:ascii="Courier New" w:hAnsi="Courier New" w:cs="Courier New"/>
+          <w:sz w:val="16"/>
+          <w:szCs w:val="16"/>
+        </w:rPr>
+        <w:t>        BubbleSortAscending(Arr[i], M);</w:t>
       </w:r>
     </w:p>
     <w:p>
@@ -3928,97 +2858,25 @@
           <w:sz w:val="16"/>
           <w:szCs w:val="16"/>
         </w:rPr>
-        <w:t xml:space="preserve">    </w:t>
-      </w:r>
-      <w:proofErr w:type="spellStart"/>
-      <w:r>
-        <w:rPr>
-          <w:rFonts w:ascii="Courier New" w:hAnsi="Courier New" w:cs="Courier New"/>
-          <w:sz w:val="16"/>
-          <w:szCs w:val="16"/>
-        </w:rPr>
-        <w:t>cout</w:t>
-      </w:r>
-      <w:proofErr w:type="spellEnd"/>
-      <w:r>
-        <w:rPr>
-          <w:rFonts w:ascii="Courier New" w:hAnsi="Courier New" w:cs="Courier New"/>
-          <w:sz w:val="16"/>
-          <w:szCs w:val="16"/>
-        </w:rPr>
-        <w:t xml:space="preserve"> &lt;&lt; "\n\n New Matrix: \n";</w:t>
-      </w:r>
-    </w:p>
-    <w:p>
-      <w:pPr>
-        <w:pStyle w:val="NoSpacing"/>
-        <w:rPr>
-          <w:rFonts w:ascii="Courier New" w:hAnsi="Courier New" w:cs="Courier New"/>
-          <w:sz w:val="16"/>
-          <w:szCs w:val="16"/>
-        </w:rPr>
-      </w:pPr>
-      <w:r>
-        <w:rPr>
-          <w:rFonts w:ascii="Courier New" w:hAnsi="Courier New" w:cs="Courier New"/>
-          <w:sz w:val="16"/>
-          <w:szCs w:val="16"/>
-        </w:rPr>
-        <w:t xml:space="preserve">    for (int </w:t>
-      </w:r>
-      <w:proofErr w:type="spellStart"/>
-      <w:r>
-        <w:rPr>
-          <w:rFonts w:ascii="Courier New" w:hAnsi="Courier New" w:cs="Courier New"/>
-          <w:sz w:val="16"/>
-          <w:szCs w:val="16"/>
-        </w:rPr>
-        <w:t>i</w:t>
-      </w:r>
-      <w:proofErr w:type="spellEnd"/>
-      <w:r>
-        <w:rPr>
-          <w:rFonts w:ascii="Courier New" w:hAnsi="Courier New" w:cs="Courier New"/>
-          <w:sz w:val="16"/>
-          <w:szCs w:val="16"/>
-        </w:rPr>
-        <w:t xml:space="preserve">=0; </w:t>
-      </w:r>
-      <w:proofErr w:type="spellStart"/>
-      <w:r>
-        <w:rPr>
-          <w:rFonts w:ascii="Courier New" w:hAnsi="Courier New" w:cs="Courier New"/>
-          <w:sz w:val="16"/>
-          <w:szCs w:val="16"/>
-        </w:rPr>
-        <w:t>i</w:t>
-      </w:r>
-      <w:proofErr w:type="spellEnd"/>
-      <w:r>
-        <w:rPr>
-          <w:rFonts w:ascii="Courier New" w:hAnsi="Courier New" w:cs="Courier New"/>
-          <w:sz w:val="16"/>
-          <w:szCs w:val="16"/>
-        </w:rPr>
-        <w:t>&lt;N; ++</w:t>
-      </w:r>
-      <w:proofErr w:type="spellStart"/>
-      <w:r>
-        <w:rPr>
-          <w:rFonts w:ascii="Courier New" w:hAnsi="Courier New" w:cs="Courier New"/>
-          <w:sz w:val="16"/>
-          <w:szCs w:val="16"/>
-        </w:rPr>
-        <w:t>i</w:t>
-      </w:r>
-      <w:proofErr w:type="spellEnd"/>
-      <w:r>
-        <w:rPr>
-          <w:rFonts w:ascii="Courier New" w:hAnsi="Courier New" w:cs="Courier New"/>
-          <w:sz w:val="16"/>
-          <w:szCs w:val="16"/>
-        </w:rPr>
-        <w:t>){</w:t>
+        <w:t>    cout &lt;&lt; "\n\n New Matrix: \n";</w:t>
+      </w:r>
+    </w:p>
+    <w:p>
+      <w:pPr>
+        <w:pStyle w:val="NoSpacing"/>
+        <w:rPr>
+          <w:rFonts w:ascii="Courier New" w:hAnsi="Courier New" w:cs="Courier New"/>
+          <w:sz w:val="16"/>
+          <w:szCs w:val="16"/>
+        </w:rPr>
+      </w:pPr>
+      <w:r>
+        <w:rPr>
+          <w:rFonts w:ascii="Courier New" w:hAnsi="Courier New" w:cs="Courier New"/>
+          <w:sz w:val="16"/>
+          <w:szCs w:val="16"/>
+        </w:rPr>
+        <w:t>    for (int i=0; i&lt;N; ++i){</w:t>
       </w:r>
     </w:p>
     <w:p>
@@ -4054,61 +2912,7 @@
           <w:sz w:val="16"/>
           <w:szCs w:val="16"/>
         </w:rPr>
-        <w:t xml:space="preserve">            </w:t>
-      </w:r>
-      <w:proofErr w:type="spellStart"/>
-      <w:r>
-        <w:rPr>
-          <w:rFonts w:ascii="Courier New" w:hAnsi="Courier New" w:cs="Courier New"/>
-          <w:sz w:val="16"/>
-          <w:szCs w:val="16"/>
-        </w:rPr>
-        <w:t>cout</w:t>
-      </w:r>
-      <w:proofErr w:type="spellEnd"/>
-      <w:r>
-        <w:rPr>
-          <w:rFonts w:ascii="Courier New" w:hAnsi="Courier New" w:cs="Courier New"/>
-          <w:sz w:val="16"/>
-          <w:szCs w:val="16"/>
-        </w:rPr>
-        <w:t xml:space="preserve"> &lt;&lt; </w:t>
-      </w:r>
-      <w:proofErr w:type="spellStart"/>
-      <w:r>
-        <w:rPr>
-          <w:rFonts w:ascii="Courier New" w:hAnsi="Courier New" w:cs="Courier New"/>
-          <w:sz w:val="16"/>
-          <w:szCs w:val="16"/>
-        </w:rPr>
-        <w:t>Arr</w:t>
-      </w:r>
-      <w:proofErr w:type="spellEnd"/>
-      <w:r>
-        <w:rPr>
-          <w:rFonts w:ascii="Courier New" w:hAnsi="Courier New" w:cs="Courier New"/>
-          <w:sz w:val="16"/>
-          <w:szCs w:val="16"/>
-        </w:rPr>
-        <w:t>[</w:t>
-      </w:r>
-      <w:proofErr w:type="spellStart"/>
-      <w:r>
-        <w:rPr>
-          <w:rFonts w:ascii="Courier New" w:hAnsi="Courier New" w:cs="Courier New"/>
-          <w:sz w:val="16"/>
-          <w:szCs w:val="16"/>
-        </w:rPr>
-        <w:t>i</w:t>
-      </w:r>
-      <w:proofErr w:type="spellEnd"/>
-      <w:r>
-        <w:rPr>
-          <w:rFonts w:ascii="Courier New" w:hAnsi="Courier New" w:cs="Courier New"/>
-          <w:sz w:val="16"/>
-          <w:szCs w:val="16"/>
-        </w:rPr>
-        <w:t>][j] &lt;&lt; "\t";</w:t>
+        <w:t>            cout &lt;&lt; Arr[i][j] &lt;&lt; "\t";</w:t>
       </w:r>
     </w:p>
     <w:p>
@@ -4145,25 +2949,7 @@
           <w:sz w:val="16"/>
           <w:szCs w:val="16"/>
         </w:rPr>
-        <w:t xml:space="preserve">        </w:t>
-      </w:r>
-      <w:proofErr w:type="spellStart"/>
-      <w:r>
-        <w:rPr>
-          <w:rFonts w:ascii="Courier New" w:hAnsi="Courier New" w:cs="Courier New"/>
-          <w:sz w:val="16"/>
-          <w:szCs w:val="16"/>
-        </w:rPr>
-        <w:t>cout</w:t>
-      </w:r>
-      <w:proofErr w:type="spellEnd"/>
-      <w:r>
-        <w:rPr>
-          <w:rFonts w:ascii="Courier New" w:hAnsi="Courier New" w:cs="Courier New"/>
-          <w:sz w:val="16"/>
-          <w:szCs w:val="16"/>
-        </w:rPr>
-        <w:t xml:space="preserve"> &lt;&lt; "\n";</w:t>
+        <w:t>        cout &lt;&lt; "\n";</w:t>
       </w:r>
     </w:p>
     <w:p>
@@ -4209,115 +2995,25 @@
           <w:sz w:val="16"/>
           <w:szCs w:val="16"/>
         </w:rPr>
-        <w:t xml:space="preserve">    for (int </w:t>
-      </w:r>
-      <w:proofErr w:type="spellStart"/>
-      <w:r>
-        <w:rPr>
-          <w:rFonts w:ascii="Courier New" w:hAnsi="Courier New" w:cs="Courier New"/>
-          <w:sz w:val="16"/>
-          <w:szCs w:val="16"/>
-        </w:rPr>
-        <w:t>i</w:t>
-      </w:r>
-      <w:proofErr w:type="spellEnd"/>
-      <w:r>
-        <w:rPr>
-          <w:rFonts w:ascii="Courier New" w:hAnsi="Courier New" w:cs="Courier New"/>
-          <w:sz w:val="16"/>
-          <w:szCs w:val="16"/>
-        </w:rPr>
-        <w:t xml:space="preserve">=0; </w:t>
-      </w:r>
-      <w:proofErr w:type="spellStart"/>
-      <w:r>
-        <w:rPr>
-          <w:rFonts w:ascii="Courier New" w:hAnsi="Courier New" w:cs="Courier New"/>
-          <w:sz w:val="16"/>
-          <w:szCs w:val="16"/>
-        </w:rPr>
-        <w:t>i</w:t>
-      </w:r>
-      <w:proofErr w:type="spellEnd"/>
-      <w:r>
-        <w:rPr>
-          <w:rFonts w:ascii="Courier New" w:hAnsi="Courier New" w:cs="Courier New"/>
-          <w:sz w:val="16"/>
-          <w:szCs w:val="16"/>
-        </w:rPr>
-        <w:t>&lt;N; ++</w:t>
-      </w:r>
-      <w:proofErr w:type="spellStart"/>
-      <w:r>
-        <w:rPr>
-          <w:rFonts w:ascii="Courier New" w:hAnsi="Courier New" w:cs="Courier New"/>
-          <w:sz w:val="16"/>
-          <w:szCs w:val="16"/>
-        </w:rPr>
-        <w:t>i</w:t>
-      </w:r>
-      <w:proofErr w:type="spellEnd"/>
-      <w:r>
-        <w:rPr>
-          <w:rFonts w:ascii="Courier New" w:hAnsi="Courier New" w:cs="Courier New"/>
-          <w:sz w:val="16"/>
-          <w:szCs w:val="16"/>
-        </w:rPr>
-        <w:t>){</w:t>
-      </w:r>
-    </w:p>
-    <w:p>
-      <w:pPr>
-        <w:pStyle w:val="NoSpacing"/>
-        <w:rPr>
-          <w:rFonts w:ascii="Courier New" w:hAnsi="Courier New" w:cs="Courier New"/>
-          <w:sz w:val="16"/>
-          <w:szCs w:val="16"/>
-        </w:rPr>
-      </w:pPr>
-      <w:r>
-        <w:rPr>
-          <w:rFonts w:ascii="Courier New" w:hAnsi="Courier New" w:cs="Courier New"/>
-          <w:sz w:val="16"/>
-          <w:szCs w:val="16"/>
-        </w:rPr>
-        <w:t xml:space="preserve">        delete[] </w:t>
-      </w:r>
-      <w:proofErr w:type="spellStart"/>
-      <w:r>
-        <w:rPr>
-          <w:rFonts w:ascii="Courier New" w:hAnsi="Courier New" w:cs="Courier New"/>
-          <w:sz w:val="16"/>
-          <w:szCs w:val="16"/>
-        </w:rPr>
-        <w:t>Arr</w:t>
-      </w:r>
-      <w:proofErr w:type="spellEnd"/>
-      <w:r>
-        <w:rPr>
-          <w:rFonts w:ascii="Courier New" w:hAnsi="Courier New" w:cs="Courier New"/>
-          <w:sz w:val="16"/>
-          <w:szCs w:val="16"/>
-        </w:rPr>
-        <w:t>[</w:t>
-      </w:r>
-      <w:proofErr w:type="spellStart"/>
-      <w:r>
-        <w:rPr>
-          <w:rFonts w:ascii="Courier New" w:hAnsi="Courier New" w:cs="Courier New"/>
-          <w:sz w:val="16"/>
-          <w:szCs w:val="16"/>
-        </w:rPr>
-        <w:t>i</w:t>
-      </w:r>
-      <w:proofErr w:type="spellEnd"/>
-      <w:r>
-        <w:rPr>
-          <w:rFonts w:ascii="Courier New" w:hAnsi="Courier New" w:cs="Courier New"/>
-          <w:sz w:val="16"/>
-          <w:szCs w:val="16"/>
-        </w:rPr>
-        <w:t>];</w:t>
+        <w:t>    for (int i=0; i&lt;N; ++i){</w:t>
+      </w:r>
+    </w:p>
+    <w:p>
+      <w:pPr>
+        <w:pStyle w:val="NoSpacing"/>
+        <w:rPr>
+          <w:rFonts w:ascii="Courier New" w:hAnsi="Courier New" w:cs="Courier New"/>
+          <w:sz w:val="16"/>
+          <w:szCs w:val="16"/>
+        </w:rPr>
+      </w:pPr>
+      <w:r>
+        <w:rPr>
+          <w:rFonts w:ascii="Courier New" w:hAnsi="Courier New" w:cs="Courier New"/>
+          <w:sz w:val="16"/>
+          <w:szCs w:val="16"/>
+        </w:rPr>
+        <w:t>        delete[] Arr[i];</w:t>
       </w:r>
     </w:p>
     <w:p>
@@ -4353,23 +3049,1896 @@
           <w:sz w:val="16"/>
           <w:szCs w:val="16"/>
         </w:rPr>
-        <w:t xml:space="preserve">    delete[] </w:t>
-      </w:r>
-      <w:proofErr w:type="spellStart"/>
-      <w:r>
-        <w:rPr>
-          <w:rFonts w:ascii="Courier New" w:hAnsi="Courier New" w:cs="Courier New"/>
-          <w:sz w:val="16"/>
-          <w:szCs w:val="16"/>
-        </w:rPr>
-        <w:t>Arr</w:t>
-      </w:r>
-      <w:proofErr w:type="spellEnd"/>
-      <w:r>
-        <w:rPr>
-          <w:rFonts w:ascii="Courier New" w:hAnsi="Courier New" w:cs="Courier New"/>
-          <w:sz w:val="16"/>
-          <w:szCs w:val="16"/>
+        <w:t>    delete[] Arr;</w:t>
+      </w:r>
+    </w:p>
+    <w:p>
+      <w:pPr>
+        <w:pStyle w:val="NoSpacing"/>
+        <w:rPr>
+          <w:rFonts w:ascii="Courier New" w:hAnsi="Courier New" w:cs="Courier New"/>
+          <w:sz w:val="16"/>
+          <w:szCs w:val="16"/>
+        </w:rPr>
+      </w:pPr>
+    </w:p>
+    <w:p>
+      <w:pPr>
+        <w:pStyle w:val="NoSpacing"/>
+        <w:rPr>
+          <w:rFonts w:ascii="Courier New" w:hAnsi="Courier New" w:cs="Courier New"/>
+          <w:sz w:val="16"/>
+          <w:szCs w:val="16"/>
+        </w:rPr>
+      </w:pPr>
+      <w:r>
+        <w:rPr>
+          <w:rFonts w:ascii="Courier New" w:hAnsi="Courier New" w:cs="Courier New"/>
+          <w:sz w:val="16"/>
+          <w:szCs w:val="16"/>
+        </w:rPr>
+        <w:t>    return 0;</w:t>
+      </w:r>
+    </w:p>
+    <w:p>
+      <w:pPr>
+        <w:pStyle w:val="NoSpacing"/>
+        <w:rPr>
+          <w:rFonts w:ascii="Courier New" w:hAnsi="Courier New" w:cs="Courier New"/>
+          <w:sz w:val="16"/>
+          <w:szCs w:val="16"/>
+        </w:rPr>
+      </w:pPr>
+      <w:r>
+        <w:rPr>
+          <w:rFonts w:ascii="Courier New" w:hAnsi="Courier New" w:cs="Courier New"/>
+          <w:sz w:val="16"/>
+          <w:szCs w:val="16"/>
+        </w:rPr>
+        <w:t>}</w:t>
+      </w:r>
+    </w:p>
+    <w:p>
+      <w:pPr>
+        <w:pStyle w:val="NoSpacing"/>
+        <w:rPr>
+          <w:rFonts w:ascii="Courier New" w:hAnsi="Courier New" w:cs="Courier New"/>
+          <w:sz w:val="16"/>
+          <w:szCs w:val="16"/>
+        </w:rPr>
+      </w:pPr>
+    </w:p>
+    <w:p>
+      <w:pPr>
+        <w:pStyle w:val="NoSpacing"/>
+        <w:rPr>
+          <w:rFonts w:ascii="Courier New" w:hAnsi="Courier New" w:cs="Courier New"/>
+          <w:sz w:val="16"/>
+          <w:szCs w:val="16"/>
+        </w:rPr>
+      </w:pPr>
+      <w:r>
+        <w:rPr>
+          <w:rFonts w:ascii="Courier New" w:hAnsi="Courier New" w:cs="Courier New"/>
+          <w:sz w:val="16"/>
+          <w:szCs w:val="16"/>
+        </w:rPr>
+        <w:t>void RandomInput(int** Arr, int N, int M) {</w:t>
+      </w:r>
+    </w:p>
+    <w:p>
+      <w:pPr>
+        <w:pStyle w:val="NoSpacing"/>
+        <w:rPr>
+          <w:rFonts w:ascii="Courier New" w:hAnsi="Courier New" w:cs="Courier New"/>
+          <w:sz w:val="16"/>
+          <w:szCs w:val="16"/>
+        </w:rPr>
+      </w:pPr>
+      <w:r>
+        <w:rPr>
+          <w:rFonts w:ascii="Courier New" w:hAnsi="Courier New" w:cs="Courier New"/>
+          <w:sz w:val="16"/>
+          <w:szCs w:val="16"/>
+        </w:rPr>
+        <w:t>    random_device rd;</w:t>
+      </w:r>
+    </w:p>
+    <w:p>
+      <w:pPr>
+        <w:pStyle w:val="NoSpacing"/>
+        <w:rPr>
+          <w:rFonts w:ascii="Courier New" w:hAnsi="Courier New" w:cs="Courier New"/>
+          <w:sz w:val="16"/>
+          <w:szCs w:val="16"/>
+        </w:rPr>
+      </w:pPr>
+      <w:r>
+        <w:rPr>
+          <w:rFonts w:ascii="Courier New" w:hAnsi="Courier New" w:cs="Courier New"/>
+          <w:sz w:val="16"/>
+          <w:szCs w:val="16"/>
+        </w:rPr>
+        <w:t>    mt19937 gen(rd());</w:t>
+      </w:r>
+    </w:p>
+    <w:p>
+      <w:pPr>
+        <w:pStyle w:val="NoSpacing"/>
+        <w:rPr>
+          <w:rFonts w:ascii="Courier New" w:hAnsi="Courier New" w:cs="Courier New"/>
+          <w:sz w:val="16"/>
+          <w:szCs w:val="16"/>
+        </w:rPr>
+      </w:pPr>
+    </w:p>
+    <w:p>
+      <w:pPr>
+        <w:pStyle w:val="NoSpacing"/>
+        <w:rPr>
+          <w:rFonts w:ascii="Courier New" w:hAnsi="Courier New" w:cs="Courier New"/>
+          <w:sz w:val="16"/>
+          <w:szCs w:val="16"/>
+        </w:rPr>
+      </w:pPr>
+      <w:r>
+        <w:rPr>
+          <w:rFonts w:ascii="Courier New" w:hAnsi="Courier New" w:cs="Courier New"/>
+          <w:sz w:val="16"/>
+          <w:szCs w:val="16"/>
+        </w:rPr>
+        <w:t>    uniform_int_distribution&lt;int&gt; dist(0, 9999);</w:t>
+      </w:r>
+    </w:p>
+    <w:p>
+      <w:pPr>
+        <w:pStyle w:val="NoSpacing"/>
+        <w:rPr>
+          <w:rFonts w:ascii="Courier New" w:hAnsi="Courier New" w:cs="Courier New"/>
+          <w:sz w:val="16"/>
+          <w:szCs w:val="16"/>
+        </w:rPr>
+      </w:pPr>
+      <w:r>
+        <w:rPr>
+          <w:rFonts w:ascii="Courier New" w:hAnsi="Courier New" w:cs="Courier New"/>
+          <w:sz w:val="16"/>
+          <w:szCs w:val="16"/>
+        </w:rPr>
+        <w:t xml:space="preserve">    </w:t>
+      </w:r>
+    </w:p>
+    <w:p>
+      <w:pPr>
+        <w:pStyle w:val="NoSpacing"/>
+        <w:rPr>
+          <w:rFonts w:ascii="Courier New" w:hAnsi="Courier New" w:cs="Courier New"/>
+          <w:sz w:val="16"/>
+          <w:szCs w:val="16"/>
+        </w:rPr>
+      </w:pPr>
+      <w:r>
+        <w:rPr>
+          <w:rFonts w:ascii="Courier New" w:hAnsi="Courier New" w:cs="Courier New"/>
+          <w:sz w:val="16"/>
+          <w:szCs w:val="16"/>
+        </w:rPr>
+        <w:t>    for (int i=0; i&lt;N; ++i){</w:t>
+      </w:r>
+    </w:p>
+    <w:p>
+      <w:pPr>
+        <w:pStyle w:val="NoSpacing"/>
+        <w:rPr>
+          <w:rFonts w:ascii="Courier New" w:hAnsi="Courier New" w:cs="Courier New"/>
+          <w:sz w:val="16"/>
+          <w:szCs w:val="16"/>
+        </w:rPr>
+      </w:pPr>
+      <w:r>
+        <w:rPr>
+          <w:rFonts w:ascii="Courier New" w:hAnsi="Courier New" w:cs="Courier New"/>
+          <w:sz w:val="16"/>
+          <w:szCs w:val="16"/>
+        </w:rPr>
+        <w:t>        for (int j=0; j&lt;M; ++j){</w:t>
+      </w:r>
+    </w:p>
+    <w:p>
+      <w:pPr>
+        <w:pStyle w:val="NoSpacing"/>
+        <w:rPr>
+          <w:rFonts w:ascii="Courier New" w:hAnsi="Courier New" w:cs="Courier New"/>
+          <w:sz w:val="16"/>
+          <w:szCs w:val="16"/>
+        </w:rPr>
+      </w:pPr>
+      <w:r>
+        <w:rPr>
+          <w:rFonts w:ascii="Courier New" w:hAnsi="Courier New" w:cs="Courier New"/>
+          <w:sz w:val="16"/>
+          <w:szCs w:val="16"/>
+        </w:rPr>
+        <w:t>            Arr[i][j] = dist(gen);</w:t>
+      </w:r>
+    </w:p>
+    <w:p>
+      <w:pPr>
+        <w:pStyle w:val="NoSpacing"/>
+        <w:rPr>
+          <w:rFonts w:ascii="Courier New" w:hAnsi="Courier New" w:cs="Courier New"/>
+          <w:sz w:val="16"/>
+          <w:szCs w:val="16"/>
+        </w:rPr>
+      </w:pPr>
+      <w:r>
+        <w:rPr>
+          <w:rFonts w:ascii="Courier New" w:hAnsi="Courier New" w:cs="Courier New"/>
+          <w:sz w:val="16"/>
+          <w:szCs w:val="16"/>
+        </w:rPr>
+        <w:t>        }</w:t>
+      </w:r>
+    </w:p>
+    <w:p>
+      <w:pPr>
+        <w:pStyle w:val="NoSpacing"/>
+        <w:rPr>
+          <w:rFonts w:ascii="Courier New" w:hAnsi="Courier New" w:cs="Courier New"/>
+          <w:sz w:val="16"/>
+          <w:szCs w:val="16"/>
+        </w:rPr>
+      </w:pPr>
+      <w:r>
+        <w:rPr>
+          <w:rFonts w:ascii="Courier New" w:hAnsi="Courier New" w:cs="Courier New"/>
+          <w:sz w:val="16"/>
+          <w:szCs w:val="16"/>
+        </w:rPr>
+        <w:t>    }</w:t>
+      </w:r>
+    </w:p>
+    <w:p>
+      <w:pPr>
+        <w:pStyle w:val="NoSpacing"/>
+        <w:rPr>
+          <w:rFonts w:ascii="Courier New" w:hAnsi="Courier New" w:cs="Courier New"/>
+          <w:sz w:val="16"/>
+          <w:szCs w:val="16"/>
+        </w:rPr>
+      </w:pPr>
+      <w:r>
+        <w:rPr>
+          <w:rFonts w:ascii="Courier New" w:hAnsi="Courier New" w:cs="Courier New"/>
+          <w:sz w:val="16"/>
+          <w:szCs w:val="16"/>
+        </w:rPr>
+        <w:t>}</w:t>
+      </w:r>
+    </w:p>
+    <w:p>
+      <w:pPr>
+        <w:pStyle w:val="NoSpacing"/>
+        <w:rPr>
+          <w:rFonts w:ascii="Courier New" w:hAnsi="Courier New" w:cs="Courier New"/>
+          <w:sz w:val="16"/>
+          <w:szCs w:val="16"/>
+        </w:rPr>
+      </w:pPr>
+    </w:p>
+    <w:p>
+      <w:pPr>
+        <w:pStyle w:val="NoSpacing"/>
+        <w:rPr>
+          <w:rFonts w:ascii="Courier New" w:hAnsi="Courier New" w:cs="Courier New"/>
+          <w:sz w:val="16"/>
+          <w:szCs w:val="16"/>
+        </w:rPr>
+      </w:pPr>
+      <w:r>
+        <w:rPr>
+          <w:rFonts w:ascii="Courier New" w:hAnsi="Courier New" w:cs="Courier New"/>
+          <w:sz w:val="16"/>
+          <w:szCs w:val="16"/>
+        </w:rPr>
+        <w:t>void ManualInput(int** Arr, int N, int M) {</w:t>
+      </w:r>
+    </w:p>
+    <w:p>
+      <w:pPr>
+        <w:pStyle w:val="NoSpacing"/>
+        <w:rPr>
+          <w:rFonts w:ascii="Courier New" w:hAnsi="Courier New" w:cs="Courier New"/>
+          <w:sz w:val="16"/>
+          <w:szCs w:val="16"/>
+        </w:rPr>
+      </w:pPr>
+      <w:r>
+        <w:rPr>
+          <w:rFonts w:ascii="Courier New" w:hAnsi="Courier New" w:cs="Courier New"/>
+          <w:sz w:val="16"/>
+          <w:szCs w:val="16"/>
+        </w:rPr>
+        <w:t>    cout &lt;&lt; "\n Now enter " &lt;&lt; (N*M) &lt;&lt; " elements (row by row): \n";</w:t>
+      </w:r>
+    </w:p>
+    <w:p>
+      <w:pPr>
+        <w:pStyle w:val="NoSpacing"/>
+        <w:rPr>
+          <w:rFonts w:ascii="Courier New" w:hAnsi="Courier New" w:cs="Courier New"/>
+          <w:sz w:val="16"/>
+          <w:szCs w:val="16"/>
+        </w:rPr>
+      </w:pPr>
+      <w:r>
+        <w:rPr>
+          <w:rFonts w:ascii="Courier New" w:hAnsi="Courier New" w:cs="Courier New"/>
+          <w:sz w:val="16"/>
+          <w:szCs w:val="16"/>
+        </w:rPr>
+        <w:t>    for (int i=0; i&lt;N; ++i){</w:t>
+      </w:r>
+    </w:p>
+    <w:p>
+      <w:pPr>
+        <w:pStyle w:val="NoSpacing"/>
+        <w:rPr>
+          <w:rFonts w:ascii="Courier New" w:hAnsi="Courier New" w:cs="Courier New"/>
+          <w:sz w:val="16"/>
+          <w:szCs w:val="16"/>
+        </w:rPr>
+      </w:pPr>
+      <w:r>
+        <w:rPr>
+          <w:rFonts w:ascii="Courier New" w:hAnsi="Courier New" w:cs="Courier New"/>
+          <w:sz w:val="16"/>
+          <w:szCs w:val="16"/>
+        </w:rPr>
+        <w:t>        for (int j=0; j&lt;M ; ++j){</w:t>
+      </w:r>
+    </w:p>
+    <w:p>
+      <w:pPr>
+        <w:pStyle w:val="NoSpacing"/>
+        <w:rPr>
+          <w:rFonts w:ascii="Courier New" w:hAnsi="Courier New" w:cs="Courier New"/>
+          <w:sz w:val="16"/>
+          <w:szCs w:val="16"/>
+        </w:rPr>
+      </w:pPr>
+      <w:r>
+        <w:rPr>
+          <w:rFonts w:ascii="Courier New" w:hAnsi="Courier New" w:cs="Courier New"/>
+          <w:sz w:val="16"/>
+          <w:szCs w:val="16"/>
+        </w:rPr>
+        <w:t>            cout &lt;&lt; "Arr[" &lt;&lt; i &lt;&lt; "][" &lt;&lt; j &lt;&lt; "] = ";</w:t>
+      </w:r>
+    </w:p>
+    <w:p>
+      <w:pPr>
+        <w:pStyle w:val="NoSpacing"/>
+        <w:rPr>
+          <w:rFonts w:ascii="Courier New" w:hAnsi="Courier New" w:cs="Courier New"/>
+          <w:sz w:val="16"/>
+          <w:szCs w:val="16"/>
+        </w:rPr>
+      </w:pPr>
+      <w:r>
+        <w:rPr>
+          <w:rFonts w:ascii="Courier New" w:hAnsi="Courier New" w:cs="Courier New"/>
+          <w:sz w:val="16"/>
+          <w:szCs w:val="16"/>
+        </w:rPr>
+        <w:t>            while (!(cin &gt;&gt; Arr[i][j])) {</w:t>
+      </w:r>
+    </w:p>
+    <w:p>
+      <w:pPr>
+        <w:pStyle w:val="NoSpacing"/>
+        <w:rPr>
+          <w:rFonts w:ascii="Courier New" w:hAnsi="Courier New" w:cs="Courier New"/>
+          <w:sz w:val="16"/>
+          <w:szCs w:val="16"/>
+        </w:rPr>
+      </w:pPr>
+      <w:r>
+        <w:rPr>
+          <w:rFonts w:ascii="Courier New" w:hAnsi="Courier New" w:cs="Courier New"/>
+          <w:sz w:val="16"/>
+          <w:szCs w:val="16"/>
+        </w:rPr>
+        <w:t>                cout &lt;&lt; "[-] Invalid input please try again. \n";</w:t>
+      </w:r>
+    </w:p>
+    <w:p>
+      <w:pPr>
+        <w:pStyle w:val="NoSpacing"/>
+        <w:rPr>
+          <w:rFonts w:ascii="Courier New" w:hAnsi="Courier New" w:cs="Courier New"/>
+          <w:sz w:val="16"/>
+          <w:szCs w:val="16"/>
+        </w:rPr>
+      </w:pPr>
+      <w:r>
+        <w:rPr>
+          <w:rFonts w:ascii="Courier New" w:hAnsi="Courier New" w:cs="Courier New"/>
+          <w:sz w:val="16"/>
+          <w:szCs w:val="16"/>
+        </w:rPr>
+        <w:t>                cin.clear();</w:t>
+      </w:r>
+    </w:p>
+    <w:p>
+      <w:pPr>
+        <w:pStyle w:val="NoSpacing"/>
+        <w:rPr>
+          <w:rFonts w:ascii="Courier New" w:hAnsi="Courier New" w:cs="Courier New"/>
+          <w:sz w:val="16"/>
+          <w:szCs w:val="16"/>
+        </w:rPr>
+      </w:pPr>
+      <w:r>
+        <w:rPr>
+          <w:rFonts w:ascii="Courier New" w:hAnsi="Courier New" w:cs="Courier New"/>
+          <w:sz w:val="16"/>
+          <w:szCs w:val="16"/>
+        </w:rPr>
+        <w:t>                cin.ignore(numeric_limits&lt;streamsize&gt;::max(), '\n');</w:t>
+      </w:r>
+    </w:p>
+    <w:p>
+      <w:pPr>
+        <w:pStyle w:val="NoSpacing"/>
+        <w:rPr>
+          <w:rFonts w:ascii="Courier New" w:hAnsi="Courier New" w:cs="Courier New"/>
+          <w:sz w:val="16"/>
+          <w:szCs w:val="16"/>
+        </w:rPr>
+      </w:pPr>
+      <w:r>
+        <w:rPr>
+          <w:rFonts w:ascii="Courier New" w:hAnsi="Courier New" w:cs="Courier New"/>
+          <w:sz w:val="16"/>
+          <w:szCs w:val="16"/>
+        </w:rPr>
+        <w:t>                cout &lt;&lt; "Arr["&lt;&lt;i&lt;&lt;"]["&lt;&lt;j&lt;&lt;"] = ";</w:t>
+      </w:r>
+    </w:p>
+    <w:p>
+      <w:pPr>
+        <w:pStyle w:val="NoSpacing"/>
+        <w:rPr>
+          <w:rFonts w:ascii="Courier New" w:hAnsi="Courier New" w:cs="Courier New"/>
+          <w:sz w:val="16"/>
+          <w:szCs w:val="16"/>
+        </w:rPr>
+      </w:pPr>
+      <w:r>
+        <w:rPr>
+          <w:rFonts w:ascii="Courier New" w:hAnsi="Courier New" w:cs="Courier New"/>
+          <w:sz w:val="16"/>
+          <w:szCs w:val="16"/>
+        </w:rPr>
+        <w:t>            }</w:t>
+      </w:r>
+    </w:p>
+    <w:p>
+      <w:pPr>
+        <w:pStyle w:val="NoSpacing"/>
+        <w:rPr>
+          <w:rFonts w:ascii="Courier New" w:hAnsi="Courier New" w:cs="Courier New"/>
+          <w:sz w:val="16"/>
+          <w:szCs w:val="16"/>
+        </w:rPr>
+      </w:pPr>
+      <w:r>
+        <w:rPr>
+          <w:rFonts w:ascii="Courier New" w:hAnsi="Courier New" w:cs="Courier New"/>
+          <w:sz w:val="16"/>
+          <w:szCs w:val="16"/>
+        </w:rPr>
+        <w:t>        }</w:t>
+      </w:r>
+    </w:p>
+    <w:p>
+      <w:pPr>
+        <w:pStyle w:val="NoSpacing"/>
+        <w:rPr>
+          <w:rFonts w:ascii="Courier New" w:hAnsi="Courier New" w:cs="Courier New"/>
+          <w:sz w:val="16"/>
+          <w:szCs w:val="16"/>
+        </w:rPr>
+      </w:pPr>
+      <w:r>
+        <w:rPr>
+          <w:rFonts w:ascii="Courier New" w:hAnsi="Courier New" w:cs="Courier New"/>
+          <w:sz w:val="16"/>
+          <w:szCs w:val="16"/>
+        </w:rPr>
+        <w:t>    }</w:t>
+      </w:r>
+    </w:p>
+    <w:p>
+      <w:pPr>
+        <w:pStyle w:val="NoSpacing"/>
+        <w:rPr>
+          <w:rFonts w:ascii="Courier New" w:hAnsi="Courier New" w:cs="Courier New"/>
+          <w:sz w:val="16"/>
+          <w:szCs w:val="16"/>
+        </w:rPr>
+      </w:pPr>
+      <w:r>
+        <w:rPr>
+          <w:rFonts w:ascii="Courier New" w:hAnsi="Courier New" w:cs="Courier New"/>
+          <w:sz w:val="16"/>
+          <w:szCs w:val="16"/>
+        </w:rPr>
+        <w:t>}</w:t>
+      </w:r>
+    </w:p>
+    <w:p>
+      <w:pPr>
+        <w:pStyle w:val="NoSpacing"/>
+        <w:rPr>
+          <w:rFonts w:ascii="Courier New" w:hAnsi="Courier New" w:cs="Courier New"/>
+          <w:sz w:val="16"/>
+          <w:szCs w:val="16"/>
+        </w:rPr>
+      </w:pPr>
+    </w:p>
+    <w:p>
+      <w:pPr>
+        <w:pStyle w:val="NoSpacing"/>
+        <w:rPr>
+          <w:rFonts w:ascii="Courier New" w:hAnsi="Courier New" w:cs="Courier New"/>
+          <w:sz w:val="16"/>
+          <w:szCs w:val="16"/>
+        </w:rPr>
+      </w:pPr>
+      <w:r>
+        <w:rPr>
+          <w:rFonts w:ascii="Courier New" w:hAnsi="Courier New" w:cs="Courier New"/>
+          <w:sz w:val="16"/>
+          <w:szCs w:val="16"/>
+        </w:rPr>
+        <w:t>// Bubble sort for sorting elements in each row so the row is in an ascending order</w:t>
+      </w:r>
+    </w:p>
+    <w:p>
+      <w:pPr>
+        <w:pStyle w:val="NoSpacing"/>
+        <w:rPr>
+          <w:rFonts w:ascii="Courier New" w:hAnsi="Courier New" w:cs="Courier New"/>
+          <w:sz w:val="16"/>
+          <w:szCs w:val="16"/>
+        </w:rPr>
+      </w:pPr>
+      <w:r>
+        <w:rPr>
+          <w:rFonts w:ascii="Courier New" w:hAnsi="Courier New" w:cs="Courier New"/>
+          <w:sz w:val="16"/>
+          <w:szCs w:val="16"/>
+        </w:rPr>
+        <w:t>void BubbleSortAscending(int* arr, int size) {</w:t>
+      </w:r>
+    </w:p>
+    <w:p>
+      <w:pPr>
+        <w:pStyle w:val="NoSpacing"/>
+        <w:rPr>
+          <w:rFonts w:ascii="Courier New" w:hAnsi="Courier New" w:cs="Courier New"/>
+          <w:sz w:val="16"/>
+          <w:szCs w:val="16"/>
+        </w:rPr>
+      </w:pPr>
+      <w:r>
+        <w:rPr>
+          <w:rFonts w:ascii="Courier New" w:hAnsi="Courier New" w:cs="Courier New"/>
+          <w:sz w:val="16"/>
+          <w:szCs w:val="16"/>
+        </w:rPr>
+        <w:t>    for (int i=0; i&lt;size-1; ++i){</w:t>
+      </w:r>
+    </w:p>
+    <w:p>
+      <w:pPr>
+        <w:pStyle w:val="NoSpacing"/>
+        <w:rPr>
+          <w:rFonts w:ascii="Courier New" w:hAnsi="Courier New" w:cs="Courier New"/>
+          <w:sz w:val="16"/>
+          <w:szCs w:val="16"/>
+        </w:rPr>
+      </w:pPr>
+      <w:r>
+        <w:rPr>
+          <w:rFonts w:ascii="Courier New" w:hAnsi="Courier New" w:cs="Courier New"/>
+          <w:sz w:val="16"/>
+          <w:szCs w:val="16"/>
+        </w:rPr>
+        <w:t>        for (int j=0; j&lt;size-1-i; ++j){</w:t>
+      </w:r>
+    </w:p>
+    <w:p>
+      <w:pPr>
+        <w:pStyle w:val="NoSpacing"/>
+        <w:rPr>
+          <w:rFonts w:ascii="Courier New" w:hAnsi="Courier New" w:cs="Courier New"/>
+          <w:sz w:val="16"/>
+          <w:szCs w:val="16"/>
+        </w:rPr>
+      </w:pPr>
+      <w:r>
+        <w:rPr>
+          <w:rFonts w:ascii="Courier New" w:hAnsi="Courier New" w:cs="Courier New"/>
+          <w:sz w:val="16"/>
+          <w:szCs w:val="16"/>
+        </w:rPr>
+        <w:t>            if (arr[j] &gt; arr[j+1]){</w:t>
+      </w:r>
+    </w:p>
+    <w:p>
+      <w:pPr>
+        <w:pStyle w:val="NoSpacing"/>
+        <w:rPr>
+          <w:rFonts w:ascii="Courier New" w:hAnsi="Courier New" w:cs="Courier New"/>
+          <w:sz w:val="16"/>
+          <w:szCs w:val="16"/>
+        </w:rPr>
+      </w:pPr>
+      <w:r>
+        <w:rPr>
+          <w:rFonts w:ascii="Courier New" w:hAnsi="Courier New" w:cs="Courier New"/>
+          <w:sz w:val="16"/>
+          <w:szCs w:val="16"/>
+        </w:rPr>
+        <w:t>                int t = arr[j];</w:t>
+      </w:r>
+    </w:p>
+    <w:p>
+      <w:pPr>
+        <w:pStyle w:val="NoSpacing"/>
+        <w:rPr>
+          <w:rFonts w:ascii="Courier New" w:hAnsi="Courier New" w:cs="Courier New"/>
+          <w:sz w:val="16"/>
+          <w:szCs w:val="16"/>
+        </w:rPr>
+      </w:pPr>
+      <w:r>
+        <w:rPr>
+          <w:rFonts w:ascii="Courier New" w:hAnsi="Courier New" w:cs="Courier New"/>
+          <w:sz w:val="16"/>
+          <w:szCs w:val="16"/>
+        </w:rPr>
+        <w:t>                arr[j] = arr[j+1];</w:t>
+      </w:r>
+    </w:p>
+    <w:p>
+      <w:pPr>
+        <w:pStyle w:val="NoSpacing"/>
+        <w:rPr>
+          <w:rFonts w:ascii="Courier New" w:hAnsi="Courier New" w:cs="Courier New"/>
+          <w:sz w:val="16"/>
+          <w:szCs w:val="16"/>
+        </w:rPr>
+      </w:pPr>
+      <w:r>
+        <w:rPr>
+          <w:rFonts w:ascii="Courier New" w:hAnsi="Courier New" w:cs="Courier New"/>
+          <w:sz w:val="16"/>
+          <w:szCs w:val="16"/>
+        </w:rPr>
+        <w:t>                arr[j+1] = t;</w:t>
+      </w:r>
+    </w:p>
+    <w:p>
+      <w:pPr>
+        <w:pStyle w:val="NoSpacing"/>
+        <w:rPr>
+          <w:rFonts w:ascii="Courier New" w:hAnsi="Courier New" w:cs="Courier New"/>
+          <w:sz w:val="16"/>
+          <w:szCs w:val="16"/>
+        </w:rPr>
+      </w:pPr>
+      <w:r>
+        <w:rPr>
+          <w:rFonts w:ascii="Courier New" w:hAnsi="Courier New" w:cs="Courier New"/>
+          <w:sz w:val="16"/>
+          <w:szCs w:val="16"/>
+        </w:rPr>
+        <w:t>        }</w:t>
+      </w:r>
+    </w:p>
+    <w:p>
+      <w:pPr>
+        <w:pStyle w:val="NoSpacing"/>
+        <w:rPr>
+          <w:rFonts w:ascii="Courier New" w:hAnsi="Courier New" w:cs="Courier New"/>
+          <w:sz w:val="16"/>
+          <w:szCs w:val="16"/>
+        </w:rPr>
+      </w:pPr>
+      <w:r>
+        <w:rPr>
+          <w:rFonts w:ascii="Courier New" w:hAnsi="Courier New" w:cs="Courier New"/>
+          <w:sz w:val="16"/>
+          <w:szCs w:val="16"/>
+        </w:rPr>
+        <w:t>        }</w:t>
+      </w:r>
+    </w:p>
+    <w:p>
+      <w:pPr>
+        <w:pStyle w:val="NoSpacing"/>
+        <w:rPr>
+          <w:rFonts w:ascii="Courier New" w:hAnsi="Courier New" w:cs="Courier New"/>
+          <w:sz w:val="16"/>
+          <w:szCs w:val="16"/>
+        </w:rPr>
+      </w:pPr>
+      <w:r>
+        <w:rPr>
+          <w:rFonts w:ascii="Courier New" w:hAnsi="Courier New" w:cs="Courier New"/>
+          <w:sz w:val="16"/>
+          <w:szCs w:val="16"/>
+        </w:rPr>
+        <w:t>    }</w:t>
+      </w:r>
+    </w:p>
+    <w:p>
+      <w:pPr>
+        <w:pStyle w:val="NoSpacing"/>
+        <w:rPr>
+          <w:rFonts w:ascii="Courier New" w:hAnsi="Courier New" w:cs="Courier New"/>
+          <w:sz w:val="16"/>
+          <w:szCs w:val="16"/>
+        </w:rPr>
+      </w:pPr>
+      <w:r>
+        <w:rPr>
+          <w:rFonts w:ascii="Courier New" w:hAnsi="Courier New" w:cs="Courier New"/>
+          <w:sz w:val="16"/>
+          <w:szCs w:val="16"/>
+        </w:rPr>
+        <w:t>}</w:t>
+      </w:r>
+    </w:p>
+    <w:p>
+      <w:pPr>
+        <w:pStyle w:val="NoSpacing"/>
+        <w:rPr>
+          <w:rFonts w:ascii="Courier New" w:hAnsi="Courier New" w:cs="Courier New"/>
+          <w:sz w:val="16"/>
+          <w:szCs w:val="16"/>
+        </w:rPr>
+      </w:pPr>
+    </w:p>
+    <w:p>
+      <w:pPr>
+        <w:pStyle w:val="NoSpacing"/>
+        <w:rPr>
+          <w:rFonts w:ascii="Courier New" w:hAnsi="Courier New" w:cs="Courier New"/>
+          <w:sz w:val="16"/>
+          <w:szCs w:val="16"/>
+        </w:rPr>
+      </w:pPr>
+      <w:r>
+        <w:rPr>
+          <w:rFonts w:ascii="Courier New" w:hAnsi="Courier New" w:cs="Courier New"/>
+          <w:sz w:val="16"/>
+          <w:szCs w:val="16"/>
+        </w:rPr>
+        <w:t>// Function for extracting the digits and sorting them in a descending order</w:t>
+      </w:r>
+    </w:p>
+    <w:p>
+      <w:pPr>
+        <w:pStyle w:val="NoSpacing"/>
+        <w:rPr>
+          <w:rFonts w:ascii="Courier New" w:hAnsi="Courier New" w:cs="Courier New"/>
+          <w:sz w:val="16"/>
+          <w:szCs w:val="16"/>
+        </w:rPr>
+      </w:pPr>
+      <w:r>
+        <w:rPr>
+          <w:rFonts w:ascii="Courier New" w:hAnsi="Courier New" w:cs="Courier New"/>
+          <w:sz w:val="16"/>
+          <w:szCs w:val="16"/>
+        </w:rPr>
+        <w:t>int BubbleSortDescending(int element){</w:t>
+      </w:r>
+    </w:p>
+    <w:p>
+      <w:pPr>
+        <w:pStyle w:val="NoSpacing"/>
+        <w:rPr>
+          <w:rFonts w:ascii="Courier New" w:hAnsi="Courier New" w:cs="Courier New"/>
+          <w:sz w:val="16"/>
+          <w:szCs w:val="16"/>
+        </w:rPr>
+      </w:pPr>
+    </w:p>
+    <w:p>
+      <w:pPr>
+        <w:pStyle w:val="NoSpacing"/>
+        <w:rPr>
+          <w:rFonts w:ascii="Courier New" w:hAnsi="Courier New" w:cs="Courier New"/>
+          <w:sz w:val="16"/>
+          <w:szCs w:val="16"/>
+        </w:rPr>
+      </w:pPr>
+      <w:r>
+        <w:rPr>
+          <w:rFonts w:ascii="Courier New" w:hAnsi="Courier New" w:cs="Courier New"/>
+          <w:sz w:val="16"/>
+          <w:szCs w:val="16"/>
+        </w:rPr>
+        <w:t>    int sign = (element &lt; 0 ? -1 : 1);</w:t>
+      </w:r>
+    </w:p>
+    <w:p>
+      <w:pPr>
+        <w:pStyle w:val="NoSpacing"/>
+        <w:rPr>
+          <w:rFonts w:ascii="Courier New" w:hAnsi="Courier New" w:cs="Courier New"/>
+          <w:sz w:val="16"/>
+          <w:szCs w:val="16"/>
+        </w:rPr>
+      </w:pPr>
+      <w:r>
+        <w:rPr>
+          <w:rFonts w:ascii="Courier New" w:hAnsi="Courier New" w:cs="Courier New"/>
+          <w:sz w:val="16"/>
+          <w:szCs w:val="16"/>
+        </w:rPr>
+        <w:t>    element = abs(element);</w:t>
+      </w:r>
+    </w:p>
+    <w:p>
+      <w:pPr>
+        <w:pStyle w:val="NoSpacing"/>
+        <w:rPr>
+          <w:rFonts w:ascii="Courier New" w:hAnsi="Courier New" w:cs="Courier New"/>
+          <w:sz w:val="16"/>
+          <w:szCs w:val="16"/>
+        </w:rPr>
+      </w:pPr>
+      <w:r>
+        <w:rPr>
+          <w:rFonts w:ascii="Courier New" w:hAnsi="Courier New" w:cs="Courier New"/>
+          <w:sz w:val="16"/>
+          <w:szCs w:val="16"/>
+        </w:rPr>
+        <w:t>    if (element == 0) return 0;</w:t>
+      </w:r>
+    </w:p>
+    <w:p>
+      <w:pPr>
+        <w:pStyle w:val="NoSpacing"/>
+        <w:rPr>
+          <w:rFonts w:ascii="Courier New" w:hAnsi="Courier New" w:cs="Courier New"/>
+          <w:sz w:val="16"/>
+          <w:szCs w:val="16"/>
+        </w:rPr>
+      </w:pPr>
+    </w:p>
+    <w:p>
+      <w:pPr>
+        <w:pStyle w:val="NoSpacing"/>
+        <w:rPr>
+          <w:rFonts w:ascii="Courier New" w:hAnsi="Courier New" w:cs="Courier New"/>
+          <w:sz w:val="16"/>
+          <w:szCs w:val="16"/>
+        </w:rPr>
+      </w:pPr>
+      <w:r>
+        <w:rPr>
+          <w:rFonts w:ascii="Courier New" w:hAnsi="Courier New" w:cs="Courier New"/>
+          <w:sz w:val="16"/>
+          <w:szCs w:val="16"/>
+        </w:rPr>
+        <w:t>    // Getting the size of the integer given</w:t>
+      </w:r>
+    </w:p>
+    <w:p>
+      <w:pPr>
+        <w:pStyle w:val="NoSpacing"/>
+        <w:rPr>
+          <w:rFonts w:ascii="Courier New" w:hAnsi="Courier New" w:cs="Courier New"/>
+          <w:sz w:val="16"/>
+          <w:szCs w:val="16"/>
+        </w:rPr>
+      </w:pPr>
+      <w:r>
+        <w:rPr>
+          <w:rFonts w:ascii="Courier New" w:hAnsi="Courier New" w:cs="Courier New"/>
+          <w:sz w:val="16"/>
+          <w:szCs w:val="16"/>
+        </w:rPr>
+        <w:t>    int temp = element, count = 0;</w:t>
+      </w:r>
+    </w:p>
+    <w:p>
+      <w:pPr>
+        <w:pStyle w:val="NoSpacing"/>
+        <w:rPr>
+          <w:rFonts w:ascii="Courier New" w:hAnsi="Courier New" w:cs="Courier New"/>
+          <w:sz w:val="16"/>
+          <w:szCs w:val="16"/>
+        </w:rPr>
+      </w:pPr>
+      <w:r>
+        <w:rPr>
+          <w:rFonts w:ascii="Courier New" w:hAnsi="Courier New" w:cs="Courier New"/>
+          <w:sz w:val="16"/>
+          <w:szCs w:val="16"/>
+        </w:rPr>
+        <w:t>    while (temp &gt; 0) {</w:t>
+      </w:r>
+    </w:p>
+    <w:p>
+      <w:pPr>
+        <w:pStyle w:val="NoSpacing"/>
+        <w:rPr>
+          <w:rFonts w:ascii="Courier New" w:hAnsi="Courier New" w:cs="Courier New"/>
+          <w:sz w:val="16"/>
+          <w:szCs w:val="16"/>
+        </w:rPr>
+      </w:pPr>
+      <w:r>
+        <w:rPr>
+          <w:rFonts w:ascii="Courier New" w:hAnsi="Courier New" w:cs="Courier New"/>
+          <w:sz w:val="16"/>
+          <w:szCs w:val="16"/>
+        </w:rPr>
+        <w:t>        ++count;</w:t>
+      </w:r>
+    </w:p>
+    <w:p>
+      <w:pPr>
+        <w:pStyle w:val="NoSpacing"/>
+        <w:rPr>
+          <w:rFonts w:ascii="Courier New" w:hAnsi="Courier New" w:cs="Courier New"/>
+          <w:sz w:val="16"/>
+          <w:szCs w:val="16"/>
+        </w:rPr>
+      </w:pPr>
+      <w:r>
+        <w:rPr>
+          <w:rFonts w:ascii="Courier New" w:hAnsi="Courier New" w:cs="Courier New"/>
+          <w:sz w:val="16"/>
+          <w:szCs w:val="16"/>
+        </w:rPr>
+        <w:t>        temp /= 10;</w:t>
+      </w:r>
+    </w:p>
+    <w:p>
+      <w:pPr>
+        <w:pStyle w:val="NoSpacing"/>
+        <w:rPr>
+          <w:rFonts w:ascii="Courier New" w:hAnsi="Courier New" w:cs="Courier New"/>
+          <w:sz w:val="16"/>
+          <w:szCs w:val="16"/>
+        </w:rPr>
+      </w:pPr>
+      <w:r>
+        <w:rPr>
+          <w:rFonts w:ascii="Courier New" w:hAnsi="Courier New" w:cs="Courier New"/>
+          <w:sz w:val="16"/>
+          <w:szCs w:val="16"/>
+        </w:rPr>
+        <w:t>    }</w:t>
+      </w:r>
+    </w:p>
+    <w:p>
+      <w:pPr>
+        <w:pStyle w:val="NoSpacing"/>
+        <w:rPr>
+          <w:rFonts w:ascii="Courier New" w:hAnsi="Courier New" w:cs="Courier New"/>
+          <w:sz w:val="16"/>
+          <w:szCs w:val="16"/>
+        </w:rPr>
+      </w:pPr>
+    </w:p>
+    <w:p>
+      <w:pPr>
+        <w:pStyle w:val="NoSpacing"/>
+        <w:rPr>
+          <w:rFonts w:ascii="Courier New" w:hAnsi="Courier New" w:cs="Courier New"/>
+          <w:sz w:val="16"/>
+          <w:szCs w:val="16"/>
+        </w:rPr>
+      </w:pPr>
+      <w:r>
+        <w:rPr>
+          <w:rFonts w:ascii="Courier New" w:hAnsi="Courier New" w:cs="Courier New"/>
+          <w:sz w:val="16"/>
+          <w:szCs w:val="16"/>
+        </w:rPr>
+        <w:t>    vector&lt;int&gt; digits(count);</w:t>
+      </w:r>
+    </w:p>
+    <w:p>
+      <w:pPr>
+        <w:pStyle w:val="NoSpacing"/>
+        <w:rPr>
+          <w:rFonts w:ascii="Courier New" w:hAnsi="Courier New" w:cs="Courier New"/>
+          <w:sz w:val="16"/>
+          <w:szCs w:val="16"/>
+        </w:rPr>
+      </w:pPr>
+    </w:p>
+    <w:p>
+      <w:pPr>
+        <w:pStyle w:val="NoSpacing"/>
+        <w:rPr>
+          <w:rFonts w:ascii="Courier New" w:hAnsi="Courier New" w:cs="Courier New"/>
+          <w:sz w:val="16"/>
+          <w:szCs w:val="16"/>
+        </w:rPr>
+      </w:pPr>
+      <w:r>
+        <w:rPr>
+          <w:rFonts w:ascii="Courier New" w:hAnsi="Courier New" w:cs="Courier New"/>
+          <w:sz w:val="16"/>
+          <w:szCs w:val="16"/>
+        </w:rPr>
+        <w:t>    // Breaking the integer into digits for sorting</w:t>
+      </w:r>
+    </w:p>
+    <w:p>
+      <w:pPr>
+        <w:pStyle w:val="NoSpacing"/>
+        <w:rPr>
+          <w:rFonts w:ascii="Courier New" w:hAnsi="Courier New" w:cs="Courier New"/>
+          <w:sz w:val="16"/>
+          <w:szCs w:val="16"/>
+        </w:rPr>
+      </w:pPr>
+      <w:r>
+        <w:rPr>
+          <w:rFonts w:ascii="Courier New" w:hAnsi="Courier New" w:cs="Courier New"/>
+          <w:sz w:val="16"/>
+          <w:szCs w:val="16"/>
+        </w:rPr>
+        <w:t>    for (int i = count -1; i &gt;= 0; i--){</w:t>
+      </w:r>
+    </w:p>
+    <w:p>
+      <w:pPr>
+        <w:pStyle w:val="NoSpacing"/>
+        <w:rPr>
+          <w:rFonts w:ascii="Courier New" w:hAnsi="Courier New" w:cs="Courier New"/>
+          <w:sz w:val="16"/>
+          <w:szCs w:val="16"/>
+        </w:rPr>
+      </w:pPr>
+      <w:r>
+        <w:rPr>
+          <w:rFonts w:ascii="Courier New" w:hAnsi="Courier New" w:cs="Courier New"/>
+          <w:sz w:val="16"/>
+          <w:szCs w:val="16"/>
+        </w:rPr>
+        <w:lastRenderedPageBreak/>
+        <w:t>        digits[i] = element % 10;</w:t>
+      </w:r>
+    </w:p>
+    <w:p>
+      <w:pPr>
+        <w:pStyle w:val="NoSpacing"/>
+        <w:rPr>
+          <w:rFonts w:ascii="Courier New" w:hAnsi="Courier New" w:cs="Courier New"/>
+          <w:sz w:val="16"/>
+          <w:szCs w:val="16"/>
+        </w:rPr>
+      </w:pPr>
+      <w:r>
+        <w:rPr>
+          <w:rFonts w:ascii="Courier New" w:hAnsi="Courier New" w:cs="Courier New"/>
+          <w:sz w:val="16"/>
+          <w:szCs w:val="16"/>
+        </w:rPr>
+        <w:t>        element /= 10;</w:t>
+      </w:r>
+    </w:p>
+    <w:p>
+      <w:pPr>
+        <w:pStyle w:val="NoSpacing"/>
+        <w:rPr>
+          <w:rFonts w:ascii="Courier New" w:hAnsi="Courier New" w:cs="Courier New"/>
+          <w:sz w:val="16"/>
+          <w:szCs w:val="16"/>
+        </w:rPr>
+      </w:pPr>
+      <w:r>
+        <w:rPr>
+          <w:rFonts w:ascii="Courier New" w:hAnsi="Courier New" w:cs="Courier New"/>
+          <w:sz w:val="16"/>
+          <w:szCs w:val="16"/>
+        </w:rPr>
+        <w:t>    }</w:t>
+      </w:r>
+    </w:p>
+    <w:p>
+      <w:pPr>
+        <w:pStyle w:val="NoSpacing"/>
+        <w:rPr>
+          <w:rFonts w:ascii="Courier New" w:hAnsi="Courier New" w:cs="Courier New"/>
+          <w:sz w:val="16"/>
+          <w:szCs w:val="16"/>
+        </w:rPr>
+      </w:pPr>
+    </w:p>
+    <w:p>
+      <w:pPr>
+        <w:pStyle w:val="NoSpacing"/>
+        <w:rPr>
+          <w:rFonts w:ascii="Courier New" w:hAnsi="Courier New" w:cs="Courier New"/>
+          <w:sz w:val="16"/>
+          <w:szCs w:val="16"/>
+        </w:rPr>
+      </w:pPr>
+      <w:r>
+        <w:rPr>
+          <w:rFonts w:ascii="Courier New" w:hAnsi="Courier New" w:cs="Courier New"/>
+          <w:sz w:val="16"/>
+          <w:szCs w:val="16"/>
+        </w:rPr>
+        <w:t>    int n = (int)digits.size();</w:t>
+      </w:r>
+    </w:p>
+    <w:p>
+      <w:pPr>
+        <w:pStyle w:val="NoSpacing"/>
+        <w:rPr>
+          <w:rFonts w:ascii="Courier New" w:hAnsi="Courier New" w:cs="Courier New"/>
+          <w:sz w:val="16"/>
+          <w:szCs w:val="16"/>
+        </w:rPr>
+      </w:pPr>
+    </w:p>
+    <w:p>
+      <w:pPr>
+        <w:pStyle w:val="NoSpacing"/>
+        <w:rPr>
+          <w:rFonts w:ascii="Courier New" w:hAnsi="Courier New" w:cs="Courier New"/>
+          <w:sz w:val="16"/>
+          <w:szCs w:val="16"/>
+        </w:rPr>
+      </w:pPr>
+      <w:r>
+        <w:rPr>
+          <w:rFonts w:ascii="Courier New" w:hAnsi="Courier New" w:cs="Courier New"/>
+          <w:sz w:val="16"/>
+          <w:szCs w:val="16"/>
+        </w:rPr>
+        <w:t>    //Bubble sort</w:t>
+      </w:r>
+    </w:p>
+    <w:p>
+      <w:pPr>
+        <w:pStyle w:val="NoSpacing"/>
+        <w:rPr>
+          <w:rFonts w:ascii="Courier New" w:hAnsi="Courier New" w:cs="Courier New"/>
+          <w:sz w:val="16"/>
+          <w:szCs w:val="16"/>
+        </w:rPr>
+      </w:pPr>
+      <w:r>
+        <w:rPr>
+          <w:rFonts w:ascii="Courier New" w:hAnsi="Courier New" w:cs="Courier New"/>
+          <w:sz w:val="16"/>
+          <w:szCs w:val="16"/>
+        </w:rPr>
+        <w:t>    for (int i=0; i&lt;n-1; ++i){</w:t>
+      </w:r>
+    </w:p>
+    <w:p>
+      <w:pPr>
+        <w:pStyle w:val="NoSpacing"/>
+        <w:rPr>
+          <w:rFonts w:ascii="Courier New" w:hAnsi="Courier New" w:cs="Courier New"/>
+          <w:sz w:val="16"/>
+          <w:szCs w:val="16"/>
+        </w:rPr>
+      </w:pPr>
+      <w:r>
+        <w:rPr>
+          <w:rFonts w:ascii="Courier New" w:hAnsi="Courier New" w:cs="Courier New"/>
+          <w:sz w:val="16"/>
+          <w:szCs w:val="16"/>
+        </w:rPr>
+        <w:t>        for (int j=0; j&lt;n-1-i; ++j) {</w:t>
+      </w:r>
+    </w:p>
+    <w:p>
+      <w:pPr>
+        <w:pStyle w:val="NoSpacing"/>
+        <w:rPr>
+          <w:rFonts w:ascii="Courier New" w:hAnsi="Courier New" w:cs="Courier New"/>
+          <w:sz w:val="16"/>
+          <w:szCs w:val="16"/>
+        </w:rPr>
+      </w:pPr>
+      <w:r>
+        <w:rPr>
+          <w:rFonts w:ascii="Courier New" w:hAnsi="Courier New" w:cs="Courier New"/>
+          <w:sz w:val="16"/>
+          <w:szCs w:val="16"/>
+        </w:rPr>
+        <w:t>            if (digits[j] &lt; digits[j+1]) {</w:t>
+      </w:r>
+    </w:p>
+    <w:p>
+      <w:pPr>
+        <w:pStyle w:val="NoSpacing"/>
+        <w:rPr>
+          <w:rFonts w:ascii="Courier New" w:hAnsi="Courier New" w:cs="Courier New"/>
+          <w:sz w:val="16"/>
+          <w:szCs w:val="16"/>
+        </w:rPr>
+      </w:pPr>
+      <w:r>
+        <w:rPr>
+          <w:rFonts w:ascii="Courier New" w:hAnsi="Courier New" w:cs="Courier New"/>
+          <w:sz w:val="16"/>
+          <w:szCs w:val="16"/>
+        </w:rPr>
+        <w:t>                int t = digits[j];</w:t>
+      </w:r>
+    </w:p>
+    <w:p>
+      <w:pPr>
+        <w:pStyle w:val="NoSpacing"/>
+        <w:rPr>
+          <w:rFonts w:ascii="Courier New" w:hAnsi="Courier New" w:cs="Courier New"/>
+          <w:sz w:val="16"/>
+          <w:szCs w:val="16"/>
+        </w:rPr>
+      </w:pPr>
+      <w:r>
+        <w:rPr>
+          <w:rFonts w:ascii="Courier New" w:hAnsi="Courier New" w:cs="Courier New"/>
+          <w:sz w:val="16"/>
+          <w:szCs w:val="16"/>
+        </w:rPr>
+        <w:t>                digits[j] = digits[j+1];</w:t>
+      </w:r>
+    </w:p>
+    <w:p>
+      <w:pPr>
+        <w:pStyle w:val="NoSpacing"/>
+        <w:rPr>
+          <w:rFonts w:ascii="Courier New" w:hAnsi="Courier New" w:cs="Courier New"/>
+          <w:sz w:val="16"/>
+          <w:szCs w:val="16"/>
+        </w:rPr>
+      </w:pPr>
+      <w:r>
+        <w:rPr>
+          <w:rFonts w:ascii="Courier New" w:hAnsi="Courier New" w:cs="Courier New"/>
+          <w:sz w:val="16"/>
+          <w:szCs w:val="16"/>
+        </w:rPr>
+        <w:t>                digits[j+1] = t;</w:t>
+      </w:r>
+    </w:p>
+    <w:p>
+      <w:pPr>
+        <w:pStyle w:val="NoSpacing"/>
+        <w:rPr>
+          <w:rFonts w:ascii="Courier New" w:hAnsi="Courier New" w:cs="Courier New"/>
+          <w:sz w:val="16"/>
+          <w:szCs w:val="16"/>
+        </w:rPr>
+      </w:pPr>
+      <w:r>
+        <w:rPr>
+          <w:rFonts w:ascii="Courier New" w:hAnsi="Courier New" w:cs="Courier New"/>
+          <w:sz w:val="16"/>
+          <w:szCs w:val="16"/>
+        </w:rPr>
+        <w:t xml:space="preserve">            } </w:t>
+      </w:r>
+    </w:p>
+    <w:p>
+      <w:pPr>
+        <w:pStyle w:val="NoSpacing"/>
+        <w:rPr>
+          <w:rFonts w:ascii="Courier New" w:hAnsi="Courier New" w:cs="Courier New"/>
+          <w:sz w:val="16"/>
+          <w:szCs w:val="16"/>
+        </w:rPr>
+      </w:pPr>
+      <w:r>
+        <w:rPr>
+          <w:rFonts w:ascii="Courier New" w:hAnsi="Courier New" w:cs="Courier New"/>
+          <w:sz w:val="16"/>
+          <w:szCs w:val="16"/>
+        </w:rPr>
+        <w:t>        }</w:t>
+      </w:r>
+    </w:p>
+    <w:p>
+      <w:pPr>
+        <w:pStyle w:val="NoSpacing"/>
+        <w:rPr>
+          <w:rFonts w:ascii="Courier New" w:hAnsi="Courier New" w:cs="Courier New"/>
+          <w:sz w:val="16"/>
+          <w:szCs w:val="16"/>
+        </w:rPr>
+      </w:pPr>
+      <w:r>
+        <w:rPr>
+          <w:rFonts w:ascii="Courier New" w:hAnsi="Courier New" w:cs="Courier New"/>
+          <w:sz w:val="16"/>
+          <w:szCs w:val="16"/>
+        </w:rPr>
+        <w:t>    }</w:t>
+      </w:r>
+    </w:p>
+    <w:p>
+      <w:pPr>
+        <w:pStyle w:val="NoSpacing"/>
+        <w:rPr>
+          <w:rFonts w:ascii="Courier New" w:hAnsi="Courier New" w:cs="Courier New"/>
+          <w:sz w:val="16"/>
+          <w:szCs w:val="16"/>
+        </w:rPr>
+      </w:pPr>
+    </w:p>
+    <w:p>
+      <w:pPr>
+        <w:pStyle w:val="NoSpacing"/>
+        <w:rPr>
+          <w:rFonts w:ascii="Courier New" w:hAnsi="Courier New" w:cs="Courier New"/>
+          <w:sz w:val="16"/>
+          <w:szCs w:val="16"/>
+        </w:rPr>
+      </w:pPr>
+      <w:r>
+        <w:rPr>
+          <w:rFonts w:ascii="Courier New" w:hAnsi="Courier New" w:cs="Courier New"/>
+          <w:sz w:val="16"/>
+          <w:szCs w:val="16"/>
+        </w:rPr>
+        <w:t>    int result = 0;</w:t>
+      </w:r>
+    </w:p>
+    <w:p>
+      <w:pPr>
+        <w:pStyle w:val="NoSpacing"/>
+        <w:rPr>
+          <w:rFonts w:ascii="Courier New" w:hAnsi="Courier New" w:cs="Courier New"/>
+          <w:sz w:val="16"/>
+          <w:szCs w:val="16"/>
+        </w:rPr>
+      </w:pPr>
+    </w:p>
+    <w:p>
+      <w:pPr>
+        <w:pStyle w:val="NoSpacing"/>
+        <w:rPr>
+          <w:rFonts w:ascii="Courier New" w:hAnsi="Courier New" w:cs="Courier New"/>
+          <w:sz w:val="16"/>
+          <w:szCs w:val="16"/>
+        </w:rPr>
+      </w:pPr>
+      <w:r>
+        <w:rPr>
+          <w:rFonts w:ascii="Courier New" w:hAnsi="Courier New" w:cs="Courier New"/>
+          <w:sz w:val="16"/>
+          <w:szCs w:val="16"/>
+        </w:rPr>
+        <w:t>    // Building the integer from the "digits" array</w:t>
+      </w:r>
+    </w:p>
+    <w:p>
+      <w:pPr>
+        <w:pStyle w:val="NoSpacing"/>
+        <w:rPr>
+          <w:rFonts w:ascii="Courier New" w:hAnsi="Courier New" w:cs="Courier New"/>
+          <w:sz w:val="16"/>
+          <w:szCs w:val="16"/>
+        </w:rPr>
+      </w:pPr>
+      <w:r>
+        <w:rPr>
+          <w:rFonts w:ascii="Courier New" w:hAnsi="Courier New" w:cs="Courier New"/>
+          <w:sz w:val="16"/>
+          <w:szCs w:val="16"/>
+        </w:rPr>
+        <w:t>    for (int i=0; i&lt;n; ++i) {</w:t>
+      </w:r>
+    </w:p>
+    <w:p>
+      <w:pPr>
+        <w:pStyle w:val="NoSpacing"/>
+        <w:rPr>
+          <w:rFonts w:ascii="Courier New" w:hAnsi="Courier New" w:cs="Courier New"/>
+          <w:sz w:val="16"/>
+          <w:szCs w:val="16"/>
+        </w:rPr>
+      </w:pPr>
+      <w:r>
+        <w:rPr>
+          <w:rFonts w:ascii="Courier New" w:hAnsi="Courier New" w:cs="Courier New"/>
+          <w:sz w:val="16"/>
+          <w:szCs w:val="16"/>
+        </w:rPr>
+        <w:t>        result = result * 10 + digits[i];</w:t>
+      </w:r>
+    </w:p>
+    <w:p>
+      <w:pPr>
+        <w:pStyle w:val="NoSpacing"/>
+        <w:rPr>
+          <w:rFonts w:ascii="Courier New" w:hAnsi="Courier New" w:cs="Courier New"/>
+          <w:sz w:val="16"/>
+          <w:szCs w:val="16"/>
+        </w:rPr>
+      </w:pPr>
+      <w:r>
+        <w:rPr>
+          <w:rFonts w:ascii="Courier New" w:hAnsi="Courier New" w:cs="Courier New"/>
+          <w:sz w:val="16"/>
+          <w:szCs w:val="16"/>
+        </w:rPr>
+        <w:t>    }</w:t>
+      </w:r>
+    </w:p>
+    <w:p>
+      <w:pPr>
+        <w:pStyle w:val="NoSpacing"/>
+        <w:rPr>
+          <w:rFonts w:ascii="Courier New" w:hAnsi="Courier New" w:cs="Courier New"/>
+          <w:sz w:val="16"/>
+          <w:szCs w:val="16"/>
+        </w:rPr>
+      </w:pPr>
+      <w:r>
+        <w:rPr>
+          <w:rFonts w:ascii="Courier New" w:hAnsi="Courier New" w:cs="Courier New"/>
+          <w:sz w:val="16"/>
+          <w:szCs w:val="16"/>
+        </w:rPr>
+        <w:t>    return sign*result;</w:t>
+      </w:r>
+    </w:p>
+    <w:p>
+      <w:pPr>
+        <w:pStyle w:val="NoSpacing"/>
+        <w:rPr>
+          <w:rFonts w:ascii="Courier New" w:hAnsi="Courier New" w:cs="Courier New"/>
+          <w:sz w:val="16"/>
+          <w:szCs w:val="16"/>
+        </w:rPr>
+      </w:pPr>
+      <w:r>
+        <w:rPr>
+          <w:rFonts w:ascii="Courier New" w:hAnsi="Courier New" w:cs="Courier New"/>
+          <w:sz w:val="16"/>
+          <w:szCs w:val="16"/>
+        </w:rPr>
+        <w:t>}</w:t>
+      </w:r>
+    </w:p>
+    <w:p>
+      <w:pPr>
+        <w:pStyle w:val="NoSpacing"/>
+        <w:rPr>
+          <w:rFonts w:ascii="Courier New" w:hAnsi="Courier New" w:cs="Courier New"/>
+          <w:sz w:val="16"/>
+          <w:szCs w:val="16"/>
+        </w:rPr>
+      </w:pPr>
+    </w:p>
+    <w:p>
+      <w:pPr>
+        <w:pStyle w:val="NoSpacing"/>
+        <w:rPr>
+          <w:rFonts w:ascii="Courier New" w:hAnsi="Courier New" w:cs="Courier New"/>
+          <w:sz w:val="16"/>
+          <w:szCs w:val="16"/>
+        </w:rPr>
+      </w:pPr>
+      <w:r>
+        <w:rPr>
+          <w:rFonts w:ascii="Courier New" w:hAnsi="Courier New" w:cs="Courier New"/>
+          <w:sz w:val="16"/>
+          <w:szCs w:val="16"/>
+        </w:rPr>
+        <w:t>// Function for controlling the input strictly</w:t>
+      </w:r>
+    </w:p>
+    <w:p>
+      <w:pPr>
+        <w:pStyle w:val="NoSpacing"/>
+        <w:rPr>
+          <w:rFonts w:ascii="Courier New" w:hAnsi="Courier New" w:cs="Courier New"/>
+          <w:sz w:val="16"/>
+          <w:szCs w:val="16"/>
+        </w:rPr>
+      </w:pPr>
+      <w:r>
+        <w:rPr>
+          <w:rFonts w:ascii="Courier New" w:hAnsi="Courier New" w:cs="Courier New"/>
+          <w:sz w:val="16"/>
+          <w:szCs w:val="16"/>
+        </w:rPr>
+        <w:t>int ReadPositiveInt(const string&amp; prompt, int MaxValue) {</w:t>
+      </w:r>
+    </w:p>
+    <w:p>
+      <w:pPr>
+        <w:pStyle w:val="NoSpacing"/>
+        <w:rPr>
+          <w:rFonts w:ascii="Courier New" w:hAnsi="Courier New" w:cs="Courier New"/>
+          <w:sz w:val="16"/>
+          <w:szCs w:val="16"/>
+        </w:rPr>
+      </w:pPr>
+      <w:r>
+        <w:rPr>
+          <w:rFonts w:ascii="Courier New" w:hAnsi="Courier New" w:cs="Courier New"/>
+          <w:sz w:val="16"/>
+          <w:szCs w:val="16"/>
+        </w:rPr>
+        <w:t>    int x;</w:t>
+      </w:r>
+    </w:p>
+    <w:p>
+      <w:pPr>
+        <w:pStyle w:val="NoSpacing"/>
+        <w:rPr>
+          <w:rFonts w:ascii="Courier New" w:hAnsi="Courier New" w:cs="Courier New"/>
+          <w:sz w:val="16"/>
+          <w:szCs w:val="16"/>
+        </w:rPr>
+      </w:pPr>
+      <w:r>
+        <w:rPr>
+          <w:rFonts w:ascii="Courier New" w:hAnsi="Courier New" w:cs="Courier New"/>
+          <w:sz w:val="16"/>
+          <w:szCs w:val="16"/>
+        </w:rPr>
+        <w:t>    while (true) {</w:t>
+      </w:r>
+    </w:p>
+    <w:p>
+      <w:pPr>
+        <w:pStyle w:val="NoSpacing"/>
+        <w:rPr>
+          <w:rFonts w:ascii="Courier New" w:hAnsi="Courier New" w:cs="Courier New"/>
+          <w:sz w:val="16"/>
+          <w:szCs w:val="16"/>
+        </w:rPr>
+      </w:pPr>
+      <w:r>
+        <w:rPr>
+          <w:rFonts w:ascii="Courier New" w:hAnsi="Courier New" w:cs="Courier New"/>
+          <w:sz w:val="16"/>
+          <w:szCs w:val="16"/>
+        </w:rPr>
+        <w:t>        cout &lt;&lt; prompt;</w:t>
+      </w:r>
+    </w:p>
+    <w:p>
+      <w:pPr>
+        <w:pStyle w:val="NoSpacing"/>
+        <w:rPr>
+          <w:rFonts w:ascii="Courier New" w:hAnsi="Courier New" w:cs="Courier New"/>
+          <w:sz w:val="16"/>
+          <w:szCs w:val="16"/>
+        </w:rPr>
+      </w:pPr>
+      <w:r>
+        <w:rPr>
+          <w:rFonts w:ascii="Courier New" w:hAnsi="Courier New" w:cs="Courier New"/>
+          <w:sz w:val="16"/>
+          <w:szCs w:val="16"/>
+        </w:rPr>
+        <w:t>        if (!(cin &gt;&gt; x)) {</w:t>
+      </w:r>
+    </w:p>
+    <w:p>
+      <w:pPr>
+        <w:pStyle w:val="NoSpacing"/>
+        <w:rPr>
+          <w:rFonts w:ascii="Courier New" w:hAnsi="Courier New" w:cs="Courier New"/>
+          <w:sz w:val="16"/>
+          <w:szCs w:val="16"/>
+        </w:rPr>
+      </w:pPr>
+      <w:r>
+        <w:rPr>
+          <w:rFonts w:ascii="Courier New" w:hAnsi="Courier New" w:cs="Courier New"/>
+          <w:sz w:val="16"/>
+          <w:szCs w:val="16"/>
+        </w:rPr>
+        <w:t>            cout &lt;&lt; "[-] Invalid input please try again!";</w:t>
+      </w:r>
+    </w:p>
+    <w:p>
+      <w:pPr>
+        <w:pStyle w:val="NoSpacing"/>
+        <w:rPr>
+          <w:rFonts w:ascii="Courier New" w:hAnsi="Courier New" w:cs="Courier New"/>
+          <w:sz w:val="16"/>
+          <w:szCs w:val="16"/>
+        </w:rPr>
+      </w:pPr>
+      <w:r>
+        <w:rPr>
+          <w:rFonts w:ascii="Courier New" w:hAnsi="Courier New" w:cs="Courier New"/>
+          <w:sz w:val="16"/>
+          <w:szCs w:val="16"/>
+        </w:rPr>
+        <w:t>            cin.clear();</w:t>
+      </w:r>
+    </w:p>
+    <w:p>
+      <w:pPr>
+        <w:pStyle w:val="NoSpacing"/>
+        <w:rPr>
+          <w:rFonts w:ascii="Courier New" w:hAnsi="Courier New" w:cs="Courier New"/>
+          <w:sz w:val="16"/>
+          <w:szCs w:val="16"/>
+        </w:rPr>
+      </w:pPr>
+      <w:r>
+        <w:rPr>
+          <w:rFonts w:ascii="Courier New" w:hAnsi="Courier New" w:cs="Courier New"/>
+          <w:sz w:val="16"/>
+          <w:szCs w:val="16"/>
+        </w:rPr>
+        <w:t>            cin.ignore(numeric_limits&lt;streamsize&gt;::max(), '\n');</w:t>
+      </w:r>
+    </w:p>
+    <w:p>
+      <w:pPr>
+        <w:pStyle w:val="NoSpacing"/>
+        <w:rPr>
+          <w:rFonts w:ascii="Courier New" w:hAnsi="Courier New" w:cs="Courier New"/>
+          <w:sz w:val="16"/>
+          <w:szCs w:val="16"/>
+        </w:rPr>
+      </w:pPr>
+      <w:r>
+        <w:rPr>
+          <w:rFonts w:ascii="Courier New" w:hAnsi="Courier New" w:cs="Courier New"/>
+          <w:sz w:val="16"/>
+          <w:szCs w:val="16"/>
+        </w:rPr>
+        <w:t>            continue;</w:t>
+      </w:r>
+    </w:p>
+    <w:p>
+      <w:pPr>
+        <w:pStyle w:val="NoSpacing"/>
+        <w:rPr>
+          <w:rFonts w:ascii="Courier New" w:hAnsi="Courier New" w:cs="Courier New"/>
+          <w:sz w:val="16"/>
+          <w:szCs w:val="16"/>
+        </w:rPr>
+      </w:pPr>
+      <w:r>
+        <w:rPr>
+          <w:rFonts w:ascii="Courier New" w:hAnsi="Courier New" w:cs="Courier New"/>
+          <w:sz w:val="16"/>
+          <w:szCs w:val="16"/>
+        </w:rPr>
+        <w:t>        }</w:t>
+      </w:r>
+    </w:p>
+    <w:p>
+      <w:pPr>
+        <w:pStyle w:val="NoSpacing"/>
+        <w:rPr>
+          <w:rFonts w:ascii="Courier New" w:hAnsi="Courier New" w:cs="Courier New"/>
+          <w:sz w:val="16"/>
+          <w:szCs w:val="16"/>
+        </w:rPr>
+      </w:pPr>
+      <w:r>
+        <w:rPr>
+          <w:rFonts w:ascii="Courier New" w:hAnsi="Courier New" w:cs="Courier New"/>
+          <w:sz w:val="16"/>
+          <w:szCs w:val="16"/>
+        </w:rPr>
+        <w:t>        if (x &lt;= 0 || x &gt; MaxValue){</w:t>
+      </w:r>
+    </w:p>
+    <w:p>
+      <w:pPr>
+        <w:pStyle w:val="NoSpacing"/>
+        <w:rPr>
+          <w:rFonts w:ascii="Courier New" w:hAnsi="Courier New" w:cs="Courier New"/>
+          <w:sz w:val="16"/>
+          <w:szCs w:val="16"/>
+          <w:lang w:val="ru-RU"/>
+        </w:rPr>
+      </w:pPr>
+      <w:r>
+        <w:rPr>
+          <w:rFonts w:ascii="Courier New" w:hAnsi="Courier New" w:cs="Courier New"/>
+          <w:sz w:val="16"/>
+          <w:szCs w:val="16"/>
+        </w:rPr>
+        <w:t>            cout &lt;&lt; "[-] The input must be between 1 and " &lt;&lt; MaxValue &lt;&lt; ". Try</w:t>
+      </w:r>
+      <w:r>
+        <w:rPr>
+          <w:rFonts w:ascii="Courier New" w:hAnsi="Courier New" w:cs="Courier New"/>
+          <w:sz w:val="16"/>
+          <w:szCs w:val="16"/>
+          <w:lang w:val="ru-RU"/>
+        </w:rPr>
+        <w:t xml:space="preserve"> </w:t>
+      </w:r>
+      <w:r>
+        <w:rPr>
+          <w:rFonts w:ascii="Courier New" w:hAnsi="Courier New" w:cs="Courier New"/>
+          <w:sz w:val="16"/>
+          <w:szCs w:val="16"/>
+        </w:rPr>
+        <w:t>again</w:t>
+      </w:r>
+      <w:r>
+        <w:rPr>
+          <w:rFonts w:ascii="Courier New" w:hAnsi="Courier New" w:cs="Courier New"/>
+          <w:sz w:val="16"/>
+          <w:szCs w:val="16"/>
+          <w:lang w:val="ru-RU"/>
+        </w:rPr>
+        <w:t>. \</w:t>
+      </w:r>
+      <w:r>
+        <w:rPr>
+          <w:rFonts w:ascii="Courier New" w:hAnsi="Courier New" w:cs="Courier New"/>
+          <w:sz w:val="16"/>
+          <w:szCs w:val="16"/>
+        </w:rPr>
+        <w:t>n</w:t>
+      </w:r>
+      <w:r>
+        <w:rPr>
+          <w:rFonts w:ascii="Courier New" w:hAnsi="Courier New" w:cs="Courier New"/>
+          <w:sz w:val="16"/>
+          <w:szCs w:val="16"/>
+          <w:lang w:val="ru-RU"/>
+        </w:rPr>
+        <w:t>";</w:t>
+      </w:r>
+    </w:p>
+    <w:p>
+      <w:pPr>
+        <w:pStyle w:val="NoSpacing"/>
+        <w:rPr>
+          <w:rFonts w:ascii="Courier New" w:hAnsi="Courier New" w:cs="Courier New"/>
+          <w:sz w:val="16"/>
+          <w:szCs w:val="16"/>
+          <w:lang w:val="ru-RU"/>
+        </w:rPr>
+      </w:pPr>
+      <w:r>
+        <w:rPr>
+          <w:rFonts w:ascii="Courier New" w:hAnsi="Courier New" w:cs="Courier New"/>
+          <w:sz w:val="16"/>
+          <w:szCs w:val="16"/>
+        </w:rPr>
+        <w:t> </w:t>
+      </w:r>
+      <w:r>
+        <w:rPr>
+          <w:rFonts w:ascii="Courier New" w:hAnsi="Courier New" w:cs="Courier New"/>
+          <w:sz w:val="16"/>
+          <w:szCs w:val="16"/>
+          <w:lang w:val="ru-RU"/>
+        </w:rPr>
+        <w:t xml:space="preserve"> </w:t>
+      </w:r>
+      <w:r>
+        <w:rPr>
+          <w:rFonts w:ascii="Courier New" w:hAnsi="Courier New" w:cs="Courier New"/>
+          <w:sz w:val="16"/>
+          <w:szCs w:val="16"/>
+        </w:rPr>
+        <w:t> </w:t>
+      </w:r>
+      <w:r>
+        <w:rPr>
+          <w:rFonts w:ascii="Courier New" w:hAnsi="Courier New" w:cs="Courier New"/>
+          <w:sz w:val="16"/>
+          <w:szCs w:val="16"/>
+          <w:lang w:val="ru-RU"/>
+        </w:rPr>
+        <w:t xml:space="preserve"> </w:t>
+      </w:r>
+      <w:r>
+        <w:rPr>
+          <w:rFonts w:ascii="Courier New" w:hAnsi="Courier New" w:cs="Courier New"/>
+          <w:sz w:val="16"/>
+          <w:szCs w:val="16"/>
+        </w:rPr>
+        <w:t> </w:t>
+      </w:r>
+      <w:r>
+        <w:rPr>
+          <w:rFonts w:ascii="Courier New" w:hAnsi="Courier New" w:cs="Courier New"/>
+          <w:sz w:val="16"/>
+          <w:szCs w:val="16"/>
+          <w:lang w:val="ru-RU"/>
+        </w:rPr>
+        <w:t xml:space="preserve"> </w:t>
+      </w:r>
+      <w:r>
+        <w:rPr>
+          <w:rFonts w:ascii="Courier New" w:hAnsi="Courier New" w:cs="Courier New"/>
+          <w:sz w:val="16"/>
+          <w:szCs w:val="16"/>
+        </w:rPr>
+        <w:t> </w:t>
+      </w:r>
+      <w:r>
+        <w:rPr>
+          <w:rFonts w:ascii="Courier New" w:hAnsi="Courier New" w:cs="Courier New"/>
+          <w:sz w:val="16"/>
+          <w:szCs w:val="16"/>
+          <w:lang w:val="ru-RU"/>
+        </w:rPr>
+        <w:t xml:space="preserve"> </w:t>
+      </w:r>
+      <w:r>
+        <w:rPr>
+          <w:rFonts w:ascii="Courier New" w:hAnsi="Courier New" w:cs="Courier New"/>
+          <w:sz w:val="16"/>
+          <w:szCs w:val="16"/>
+        </w:rPr>
+        <w:t> </w:t>
+      </w:r>
+      <w:r>
+        <w:rPr>
+          <w:rFonts w:ascii="Courier New" w:hAnsi="Courier New" w:cs="Courier New"/>
+          <w:sz w:val="16"/>
+          <w:szCs w:val="16"/>
+          <w:lang w:val="ru-RU"/>
+        </w:rPr>
+        <w:t xml:space="preserve"> </w:t>
+      </w:r>
+      <w:r>
+        <w:rPr>
+          <w:rFonts w:ascii="Courier New" w:hAnsi="Courier New" w:cs="Courier New"/>
+          <w:sz w:val="16"/>
+          <w:szCs w:val="16"/>
+        </w:rPr>
+        <w:t> </w:t>
+      </w:r>
+      <w:r>
+        <w:rPr>
+          <w:rFonts w:ascii="Courier New" w:hAnsi="Courier New" w:cs="Courier New"/>
+          <w:sz w:val="16"/>
+          <w:szCs w:val="16"/>
+          <w:lang w:val="ru-RU"/>
+        </w:rPr>
+        <w:t xml:space="preserve"> </w:t>
+      </w:r>
+      <w:r>
+        <w:rPr>
+          <w:rFonts w:ascii="Courier New" w:hAnsi="Courier New" w:cs="Courier New"/>
+          <w:sz w:val="16"/>
+          <w:szCs w:val="16"/>
+        </w:rPr>
+        <w:t>continue</w:t>
+      </w:r>
+      <w:r>
+        <w:rPr>
+          <w:rFonts w:ascii="Courier New" w:hAnsi="Courier New" w:cs="Courier New"/>
+          <w:sz w:val="16"/>
+          <w:szCs w:val="16"/>
+          <w:lang w:val="ru-RU"/>
         </w:rPr>
         <w:t>;</w:t>
       </w:r>
@@ -4381,3052 +4950,261 @@
           <w:rFonts w:ascii="Courier New" w:hAnsi="Courier New" w:cs="Courier New"/>
           <w:sz w:val="16"/>
           <w:szCs w:val="16"/>
-        </w:rPr>
-      </w:pPr>
-    </w:p>
-    <w:p>
-      <w:pPr>
-        <w:pStyle w:val="NoSpacing"/>
-        <w:rPr>
-          <w:rFonts w:ascii="Courier New" w:hAnsi="Courier New" w:cs="Courier New"/>
-          <w:sz w:val="16"/>
-          <w:szCs w:val="16"/>
-        </w:rPr>
-      </w:pPr>
-      <w:r>
-        <w:rPr>
-          <w:rFonts w:ascii="Courier New" w:hAnsi="Courier New" w:cs="Courier New"/>
-          <w:sz w:val="16"/>
-          <w:szCs w:val="16"/>
-        </w:rPr>
-        <w:t>    return 0;</w:t>
-      </w:r>
-    </w:p>
-    <w:p>
-      <w:pPr>
-        <w:pStyle w:val="NoSpacing"/>
-        <w:rPr>
-          <w:rFonts w:ascii="Courier New" w:hAnsi="Courier New" w:cs="Courier New"/>
-          <w:sz w:val="16"/>
-          <w:szCs w:val="16"/>
-        </w:rPr>
-      </w:pPr>
-      <w:r>
-        <w:rPr>
-          <w:rFonts w:ascii="Courier New" w:hAnsi="Courier New" w:cs="Courier New"/>
-          <w:sz w:val="16"/>
-          <w:szCs w:val="16"/>
+          <w:lang w:val="ru-RU"/>
+        </w:rPr>
+      </w:pPr>
+      <w:r>
+        <w:rPr>
+          <w:rFonts w:ascii="Courier New" w:hAnsi="Courier New" w:cs="Courier New"/>
+          <w:sz w:val="16"/>
+          <w:szCs w:val="16"/>
+        </w:rPr>
+        <w:t> </w:t>
+      </w:r>
+      <w:r>
+        <w:rPr>
+          <w:rFonts w:ascii="Courier New" w:hAnsi="Courier New" w:cs="Courier New"/>
+          <w:sz w:val="16"/>
+          <w:szCs w:val="16"/>
+          <w:lang w:val="ru-RU"/>
+        </w:rPr>
+        <w:t xml:space="preserve"> </w:t>
+      </w:r>
+      <w:r>
+        <w:rPr>
+          <w:rFonts w:ascii="Courier New" w:hAnsi="Courier New" w:cs="Courier New"/>
+          <w:sz w:val="16"/>
+          <w:szCs w:val="16"/>
+        </w:rPr>
+        <w:t> </w:t>
+      </w:r>
+      <w:r>
+        <w:rPr>
+          <w:rFonts w:ascii="Courier New" w:hAnsi="Courier New" w:cs="Courier New"/>
+          <w:sz w:val="16"/>
+          <w:szCs w:val="16"/>
+          <w:lang w:val="ru-RU"/>
+        </w:rPr>
+        <w:t xml:space="preserve"> </w:t>
+      </w:r>
+      <w:r>
+        <w:rPr>
+          <w:rFonts w:ascii="Courier New" w:hAnsi="Courier New" w:cs="Courier New"/>
+          <w:sz w:val="16"/>
+          <w:szCs w:val="16"/>
+        </w:rPr>
+        <w:t> </w:t>
+      </w:r>
+      <w:r>
+        <w:rPr>
+          <w:rFonts w:ascii="Courier New" w:hAnsi="Courier New" w:cs="Courier New"/>
+          <w:sz w:val="16"/>
+          <w:szCs w:val="16"/>
+          <w:lang w:val="ru-RU"/>
+        </w:rPr>
+        <w:t xml:space="preserve"> </w:t>
+      </w:r>
+      <w:r>
+        <w:rPr>
+          <w:rFonts w:ascii="Courier New" w:hAnsi="Courier New" w:cs="Courier New"/>
+          <w:sz w:val="16"/>
+          <w:szCs w:val="16"/>
+        </w:rPr>
+        <w:t> </w:t>
+      </w:r>
+      <w:r>
+        <w:rPr>
+          <w:rFonts w:ascii="Courier New" w:hAnsi="Courier New" w:cs="Courier New"/>
+          <w:sz w:val="16"/>
+          <w:szCs w:val="16"/>
+          <w:lang w:val="ru-RU"/>
+        </w:rPr>
+        <w:t xml:space="preserve"> }</w:t>
+      </w:r>
+    </w:p>
+    <w:p>
+      <w:pPr>
+        <w:pStyle w:val="NoSpacing"/>
+        <w:rPr>
+          <w:rFonts w:ascii="Courier New" w:hAnsi="Courier New" w:cs="Courier New"/>
+          <w:sz w:val="16"/>
+          <w:szCs w:val="16"/>
+          <w:lang w:val="ru-RU"/>
+        </w:rPr>
+      </w:pPr>
+      <w:r>
+        <w:rPr>
+          <w:rFonts w:ascii="Courier New" w:hAnsi="Courier New" w:cs="Courier New"/>
+          <w:sz w:val="16"/>
+          <w:szCs w:val="16"/>
+        </w:rPr>
+        <w:t> </w:t>
+      </w:r>
+      <w:r>
+        <w:rPr>
+          <w:rFonts w:ascii="Courier New" w:hAnsi="Courier New" w:cs="Courier New"/>
+          <w:sz w:val="16"/>
+          <w:szCs w:val="16"/>
+          <w:lang w:val="ru-RU"/>
+        </w:rPr>
+        <w:t xml:space="preserve"> </w:t>
+      </w:r>
+      <w:r>
+        <w:rPr>
+          <w:rFonts w:ascii="Courier New" w:hAnsi="Courier New" w:cs="Courier New"/>
+          <w:sz w:val="16"/>
+          <w:szCs w:val="16"/>
+        </w:rPr>
+        <w:t> </w:t>
+      </w:r>
+      <w:r>
+        <w:rPr>
+          <w:rFonts w:ascii="Courier New" w:hAnsi="Courier New" w:cs="Courier New"/>
+          <w:sz w:val="16"/>
+          <w:szCs w:val="16"/>
+          <w:lang w:val="ru-RU"/>
+        </w:rPr>
+        <w:t xml:space="preserve"> </w:t>
+      </w:r>
+      <w:r>
+        <w:rPr>
+          <w:rFonts w:ascii="Courier New" w:hAnsi="Courier New" w:cs="Courier New"/>
+          <w:sz w:val="16"/>
+          <w:szCs w:val="16"/>
+        </w:rPr>
+        <w:t> </w:t>
+      </w:r>
+      <w:r>
+        <w:rPr>
+          <w:rFonts w:ascii="Courier New" w:hAnsi="Courier New" w:cs="Courier New"/>
+          <w:sz w:val="16"/>
+          <w:szCs w:val="16"/>
+          <w:lang w:val="ru-RU"/>
+        </w:rPr>
+        <w:t xml:space="preserve"> </w:t>
+      </w:r>
+      <w:r>
+        <w:rPr>
+          <w:rFonts w:ascii="Courier New" w:hAnsi="Courier New" w:cs="Courier New"/>
+          <w:sz w:val="16"/>
+          <w:szCs w:val="16"/>
+        </w:rPr>
+        <w:t> </w:t>
+      </w:r>
+      <w:r>
+        <w:rPr>
+          <w:rFonts w:ascii="Courier New" w:hAnsi="Courier New" w:cs="Courier New"/>
+          <w:sz w:val="16"/>
+          <w:szCs w:val="16"/>
+          <w:lang w:val="ru-RU"/>
+        </w:rPr>
+        <w:t xml:space="preserve"> </w:t>
+      </w:r>
+      <w:r>
+        <w:rPr>
+          <w:rFonts w:ascii="Courier New" w:hAnsi="Courier New" w:cs="Courier New"/>
+          <w:sz w:val="16"/>
+          <w:szCs w:val="16"/>
+        </w:rPr>
+        <w:t>return</w:t>
+      </w:r>
+      <w:r>
+        <w:rPr>
+          <w:rFonts w:ascii="Courier New" w:hAnsi="Courier New" w:cs="Courier New"/>
+          <w:sz w:val="16"/>
+          <w:szCs w:val="16"/>
+          <w:lang w:val="ru-RU"/>
+        </w:rPr>
+        <w:t xml:space="preserve"> </w:t>
+      </w:r>
+      <w:r>
+        <w:rPr>
+          <w:rFonts w:ascii="Courier New" w:hAnsi="Courier New" w:cs="Courier New"/>
+          <w:sz w:val="16"/>
+          <w:szCs w:val="16"/>
+        </w:rPr>
+        <w:t>x</w:t>
+      </w:r>
+      <w:r>
+        <w:rPr>
+          <w:rFonts w:ascii="Courier New" w:hAnsi="Courier New" w:cs="Courier New"/>
+          <w:sz w:val="16"/>
+          <w:szCs w:val="16"/>
+          <w:lang w:val="ru-RU"/>
+        </w:rPr>
+        <w:t>;</w:t>
+      </w:r>
+    </w:p>
+    <w:p>
+      <w:pPr>
+        <w:pStyle w:val="NoSpacing"/>
+        <w:rPr>
+          <w:rFonts w:ascii="Courier New" w:hAnsi="Courier New" w:cs="Courier New"/>
+          <w:sz w:val="16"/>
+          <w:szCs w:val="16"/>
+          <w:lang w:val="ru-RU"/>
+        </w:rPr>
+      </w:pPr>
+      <w:r>
+        <w:rPr>
+          <w:rFonts w:ascii="Courier New" w:hAnsi="Courier New" w:cs="Courier New"/>
+          <w:sz w:val="16"/>
+          <w:szCs w:val="16"/>
+        </w:rPr>
+        <w:t> </w:t>
+      </w:r>
+      <w:r>
+        <w:rPr>
+          <w:rFonts w:ascii="Courier New" w:hAnsi="Courier New" w:cs="Courier New"/>
+          <w:sz w:val="16"/>
+          <w:szCs w:val="16"/>
+          <w:lang w:val="ru-RU"/>
+        </w:rPr>
+        <w:t xml:space="preserve"> </w:t>
+      </w:r>
+      <w:r>
+        <w:rPr>
+          <w:rFonts w:ascii="Courier New" w:hAnsi="Courier New" w:cs="Courier New"/>
+          <w:sz w:val="16"/>
+          <w:szCs w:val="16"/>
+        </w:rPr>
+        <w:t> </w:t>
+      </w:r>
+      <w:r>
+        <w:rPr>
+          <w:rFonts w:ascii="Courier New" w:hAnsi="Courier New" w:cs="Courier New"/>
+          <w:sz w:val="16"/>
+          <w:szCs w:val="16"/>
+          <w:lang w:val="ru-RU"/>
+        </w:rPr>
+        <w:t xml:space="preserve"> }</w:t>
+      </w:r>
+    </w:p>
+    <w:p>
+      <w:pPr>
+        <w:pStyle w:val="NoSpacing"/>
+        <w:rPr>
+          <w:rFonts w:ascii="Courier New" w:hAnsi="Courier New" w:cs="Courier New"/>
+          <w:sz w:val="16"/>
+          <w:szCs w:val="16"/>
+          <w:lang w:val="ru-RU"/>
+        </w:rPr>
+      </w:pPr>
+      <w:r>
+        <w:rPr>
+          <w:rFonts w:ascii="Courier New" w:hAnsi="Courier New" w:cs="Courier New"/>
+          <w:sz w:val="16"/>
+          <w:szCs w:val="16"/>
+          <w:lang w:val="ru-RU"/>
         </w:rPr>
         <w:t>}</w:t>
       </w:r>
     </w:p>
     <w:p>
       <w:pPr>
-        <w:pStyle w:val="NoSpacing"/>
-        <w:rPr>
-          <w:rFonts w:ascii="Courier New" w:hAnsi="Courier New" w:cs="Courier New"/>
-          <w:sz w:val="16"/>
-          <w:szCs w:val="16"/>
-        </w:rPr>
-      </w:pPr>
-    </w:p>
-    <w:p>
-      <w:pPr>
-        <w:pStyle w:val="NoSpacing"/>
-        <w:rPr>
-          <w:rFonts w:ascii="Courier New" w:hAnsi="Courier New" w:cs="Courier New"/>
-          <w:sz w:val="16"/>
-          <w:szCs w:val="16"/>
-        </w:rPr>
-      </w:pPr>
-      <w:r>
-        <w:rPr>
-          <w:rFonts w:ascii="Courier New" w:hAnsi="Courier New" w:cs="Courier New"/>
-          <w:sz w:val="16"/>
-          <w:szCs w:val="16"/>
-        </w:rPr>
-        <w:t xml:space="preserve">void </w:t>
-      </w:r>
-      <w:proofErr w:type="spellStart"/>
-      <w:r>
-        <w:rPr>
-          <w:rFonts w:ascii="Courier New" w:hAnsi="Courier New" w:cs="Courier New"/>
-          <w:sz w:val="16"/>
-          <w:szCs w:val="16"/>
-        </w:rPr>
-        <w:t>RandomInput</w:t>
-      </w:r>
-      <w:proofErr w:type="spellEnd"/>
-      <w:r>
-        <w:rPr>
-          <w:rFonts w:ascii="Courier New" w:hAnsi="Courier New" w:cs="Courier New"/>
-          <w:sz w:val="16"/>
-          <w:szCs w:val="16"/>
-        </w:rPr>
-        <w:t xml:space="preserve">(int** </w:t>
-      </w:r>
-      <w:proofErr w:type="spellStart"/>
-      <w:r>
-        <w:rPr>
-          <w:rFonts w:ascii="Courier New" w:hAnsi="Courier New" w:cs="Courier New"/>
-          <w:sz w:val="16"/>
-          <w:szCs w:val="16"/>
-        </w:rPr>
-        <w:t>Arr</w:t>
-      </w:r>
-      <w:proofErr w:type="spellEnd"/>
-      <w:r>
-        <w:rPr>
-          <w:rFonts w:ascii="Courier New" w:hAnsi="Courier New" w:cs="Courier New"/>
-          <w:sz w:val="16"/>
-          <w:szCs w:val="16"/>
-        </w:rPr>
-        <w:t>, int N, int M) {</w:t>
-      </w:r>
-    </w:p>
-    <w:p>
-      <w:pPr>
-        <w:pStyle w:val="NoSpacing"/>
-        <w:rPr>
-          <w:rFonts w:ascii="Courier New" w:hAnsi="Courier New" w:cs="Courier New"/>
-          <w:sz w:val="16"/>
-          <w:szCs w:val="16"/>
-        </w:rPr>
-      </w:pPr>
-      <w:r>
-        <w:rPr>
-          <w:rFonts w:ascii="Courier New" w:hAnsi="Courier New" w:cs="Courier New"/>
-          <w:sz w:val="16"/>
-          <w:szCs w:val="16"/>
-        </w:rPr>
-        <w:t xml:space="preserve">    </w:t>
-      </w:r>
-      <w:proofErr w:type="spellStart"/>
-      <w:r>
-        <w:rPr>
-          <w:rFonts w:ascii="Courier New" w:hAnsi="Courier New" w:cs="Courier New"/>
-          <w:sz w:val="16"/>
-          <w:szCs w:val="16"/>
-        </w:rPr>
-        <w:t>random_device</w:t>
-      </w:r>
-      <w:proofErr w:type="spellEnd"/>
-      <w:r>
-        <w:rPr>
-          <w:rFonts w:ascii="Courier New" w:hAnsi="Courier New" w:cs="Courier New"/>
-          <w:sz w:val="16"/>
-          <w:szCs w:val="16"/>
-        </w:rPr>
-        <w:t xml:space="preserve"> </w:t>
-      </w:r>
-      <w:proofErr w:type="spellStart"/>
-      <w:r>
-        <w:rPr>
-          <w:rFonts w:ascii="Courier New" w:hAnsi="Courier New" w:cs="Courier New"/>
-          <w:sz w:val="16"/>
-          <w:szCs w:val="16"/>
-        </w:rPr>
-        <w:t>rd</w:t>
-      </w:r>
-      <w:proofErr w:type="spellEnd"/>
-      <w:r>
-        <w:rPr>
-          <w:rFonts w:ascii="Courier New" w:hAnsi="Courier New" w:cs="Courier New"/>
-          <w:sz w:val="16"/>
-          <w:szCs w:val="16"/>
-        </w:rPr>
-        <w:t>;</w:t>
-      </w:r>
-    </w:p>
-    <w:p>
-      <w:pPr>
-        <w:pStyle w:val="NoSpacing"/>
-        <w:rPr>
-          <w:rFonts w:ascii="Courier New" w:hAnsi="Courier New" w:cs="Courier New"/>
-          <w:sz w:val="16"/>
-          <w:szCs w:val="16"/>
-        </w:rPr>
-      </w:pPr>
-      <w:r>
-        <w:rPr>
-          <w:rFonts w:ascii="Courier New" w:hAnsi="Courier New" w:cs="Courier New"/>
-          <w:sz w:val="16"/>
-          <w:szCs w:val="16"/>
-        </w:rPr>
-        <w:t>    mt19937 gen(</w:t>
-      </w:r>
-      <w:proofErr w:type="spellStart"/>
-      <w:r>
-        <w:rPr>
-          <w:rFonts w:ascii="Courier New" w:hAnsi="Courier New" w:cs="Courier New"/>
-          <w:sz w:val="16"/>
-          <w:szCs w:val="16"/>
-        </w:rPr>
-        <w:t>rd</w:t>
-      </w:r>
-      <w:proofErr w:type="spellEnd"/>
-      <w:r>
-        <w:rPr>
-          <w:rFonts w:ascii="Courier New" w:hAnsi="Courier New" w:cs="Courier New"/>
-          <w:sz w:val="16"/>
-          <w:szCs w:val="16"/>
-        </w:rPr>
-        <w:t>());</w:t>
-      </w:r>
-    </w:p>
-    <w:p>
-      <w:pPr>
-        <w:pStyle w:val="NoSpacing"/>
-        <w:rPr>
-          <w:rFonts w:ascii="Courier New" w:hAnsi="Courier New" w:cs="Courier New"/>
-          <w:sz w:val="16"/>
-          <w:szCs w:val="16"/>
-        </w:rPr>
-      </w:pPr>
-    </w:p>
-    <w:p>
-      <w:pPr>
-        <w:pStyle w:val="NoSpacing"/>
-        <w:rPr>
-          <w:rFonts w:ascii="Courier New" w:hAnsi="Courier New" w:cs="Courier New"/>
-          <w:sz w:val="16"/>
-          <w:szCs w:val="16"/>
-        </w:rPr>
-      </w:pPr>
-      <w:r>
-        <w:rPr>
-          <w:rFonts w:ascii="Courier New" w:hAnsi="Courier New" w:cs="Courier New"/>
-          <w:sz w:val="16"/>
-          <w:szCs w:val="16"/>
-        </w:rPr>
-        <w:t xml:space="preserve">    </w:t>
-      </w:r>
-      <w:proofErr w:type="spellStart"/>
-      <w:r>
-        <w:rPr>
-          <w:rFonts w:ascii="Courier New" w:hAnsi="Courier New" w:cs="Courier New"/>
-          <w:sz w:val="16"/>
-          <w:szCs w:val="16"/>
-        </w:rPr>
-        <w:t>uniform_int_distribution</w:t>
-      </w:r>
-      <w:proofErr w:type="spellEnd"/>
-      <w:r>
-        <w:rPr>
-          <w:rFonts w:ascii="Courier New" w:hAnsi="Courier New" w:cs="Courier New"/>
-          <w:sz w:val="16"/>
-          <w:szCs w:val="16"/>
-        </w:rPr>
-        <w:t xml:space="preserve">&lt;int&gt; </w:t>
-      </w:r>
-      <w:proofErr w:type="spellStart"/>
-      <w:r>
-        <w:rPr>
-          <w:rFonts w:ascii="Courier New" w:hAnsi="Courier New" w:cs="Courier New"/>
-          <w:sz w:val="16"/>
-          <w:szCs w:val="16"/>
-        </w:rPr>
-        <w:t>dist</w:t>
-      </w:r>
-      <w:proofErr w:type="spellEnd"/>
-      <w:r>
-        <w:rPr>
-          <w:rFonts w:ascii="Courier New" w:hAnsi="Courier New" w:cs="Courier New"/>
-          <w:sz w:val="16"/>
-          <w:szCs w:val="16"/>
-        </w:rPr>
-        <w:t>(0, 9999);</w:t>
-      </w:r>
-    </w:p>
-    <w:p>
-      <w:pPr>
-        <w:pStyle w:val="NoSpacing"/>
-        <w:rPr>
-          <w:rFonts w:ascii="Courier New" w:hAnsi="Courier New" w:cs="Courier New"/>
-          <w:sz w:val="16"/>
-          <w:szCs w:val="16"/>
-        </w:rPr>
-      </w:pPr>
-      <w:r>
-        <w:rPr>
-          <w:rFonts w:ascii="Courier New" w:hAnsi="Courier New" w:cs="Courier New"/>
-          <w:sz w:val="16"/>
-          <w:szCs w:val="16"/>
-        </w:rPr>
-        <w:t xml:space="preserve">    </w:t>
-      </w:r>
-    </w:p>
-    <w:p>
-      <w:pPr>
-        <w:pStyle w:val="NoSpacing"/>
-        <w:rPr>
-          <w:rFonts w:ascii="Courier New" w:hAnsi="Courier New" w:cs="Courier New"/>
-          <w:sz w:val="16"/>
-          <w:szCs w:val="16"/>
-        </w:rPr>
-      </w:pPr>
-      <w:r>
-        <w:rPr>
-          <w:rFonts w:ascii="Courier New" w:hAnsi="Courier New" w:cs="Courier New"/>
-          <w:sz w:val="16"/>
-          <w:szCs w:val="16"/>
-        </w:rPr>
-        <w:t xml:space="preserve">    for (int </w:t>
-      </w:r>
-      <w:proofErr w:type="spellStart"/>
-      <w:r>
-        <w:rPr>
-          <w:rFonts w:ascii="Courier New" w:hAnsi="Courier New" w:cs="Courier New"/>
-          <w:sz w:val="16"/>
-          <w:szCs w:val="16"/>
-        </w:rPr>
-        <w:t>i</w:t>
-      </w:r>
-      <w:proofErr w:type="spellEnd"/>
-      <w:r>
-        <w:rPr>
-          <w:rFonts w:ascii="Courier New" w:hAnsi="Courier New" w:cs="Courier New"/>
-          <w:sz w:val="16"/>
-          <w:szCs w:val="16"/>
-        </w:rPr>
-        <w:t xml:space="preserve">=0; </w:t>
-      </w:r>
-      <w:proofErr w:type="spellStart"/>
-      <w:r>
-        <w:rPr>
-          <w:rFonts w:ascii="Courier New" w:hAnsi="Courier New" w:cs="Courier New"/>
-          <w:sz w:val="16"/>
-          <w:szCs w:val="16"/>
-        </w:rPr>
-        <w:t>i</w:t>
-      </w:r>
-      <w:proofErr w:type="spellEnd"/>
-      <w:r>
-        <w:rPr>
-          <w:rFonts w:ascii="Courier New" w:hAnsi="Courier New" w:cs="Courier New"/>
-          <w:sz w:val="16"/>
-          <w:szCs w:val="16"/>
-        </w:rPr>
-        <w:t>&lt;N; ++</w:t>
-      </w:r>
-      <w:proofErr w:type="spellStart"/>
-      <w:r>
-        <w:rPr>
-          <w:rFonts w:ascii="Courier New" w:hAnsi="Courier New" w:cs="Courier New"/>
-          <w:sz w:val="16"/>
-          <w:szCs w:val="16"/>
-        </w:rPr>
-        <w:t>i</w:t>
-      </w:r>
-      <w:proofErr w:type="spellEnd"/>
-      <w:r>
-        <w:rPr>
-          <w:rFonts w:ascii="Courier New" w:hAnsi="Courier New" w:cs="Courier New"/>
-          <w:sz w:val="16"/>
-          <w:szCs w:val="16"/>
-        </w:rPr>
-        <w:t>){</w:t>
-      </w:r>
-    </w:p>
-    <w:p>
-      <w:pPr>
-        <w:pStyle w:val="NoSpacing"/>
-        <w:rPr>
-          <w:rFonts w:ascii="Courier New" w:hAnsi="Courier New" w:cs="Courier New"/>
-          <w:sz w:val="16"/>
-          <w:szCs w:val="16"/>
-        </w:rPr>
-      </w:pPr>
-      <w:r>
-        <w:rPr>
-          <w:rFonts w:ascii="Courier New" w:hAnsi="Courier New" w:cs="Courier New"/>
-          <w:sz w:val="16"/>
-          <w:szCs w:val="16"/>
-        </w:rPr>
-        <w:t>        for (int j=0; j&lt;M; ++j){</w:t>
-      </w:r>
-    </w:p>
-    <w:p>
-      <w:pPr>
-        <w:pStyle w:val="NoSpacing"/>
-        <w:rPr>
-          <w:rFonts w:ascii="Courier New" w:hAnsi="Courier New" w:cs="Courier New"/>
-          <w:sz w:val="16"/>
-          <w:szCs w:val="16"/>
-        </w:rPr>
-      </w:pPr>
-      <w:r>
-        <w:rPr>
-          <w:rFonts w:ascii="Courier New" w:hAnsi="Courier New" w:cs="Courier New"/>
-          <w:sz w:val="16"/>
-          <w:szCs w:val="16"/>
-        </w:rPr>
-        <w:t xml:space="preserve">            </w:t>
-      </w:r>
-      <w:proofErr w:type="spellStart"/>
-      <w:r>
-        <w:rPr>
-          <w:rFonts w:ascii="Courier New" w:hAnsi="Courier New" w:cs="Courier New"/>
-          <w:sz w:val="16"/>
-          <w:szCs w:val="16"/>
-        </w:rPr>
-        <w:t>Arr</w:t>
-      </w:r>
-      <w:proofErr w:type="spellEnd"/>
-      <w:r>
-        <w:rPr>
-          <w:rFonts w:ascii="Courier New" w:hAnsi="Courier New" w:cs="Courier New"/>
-          <w:sz w:val="16"/>
-          <w:szCs w:val="16"/>
-        </w:rPr>
-        <w:t>[</w:t>
-      </w:r>
-      <w:proofErr w:type="spellStart"/>
-      <w:r>
-        <w:rPr>
-          <w:rFonts w:ascii="Courier New" w:hAnsi="Courier New" w:cs="Courier New"/>
-          <w:sz w:val="16"/>
-          <w:szCs w:val="16"/>
-        </w:rPr>
-        <w:t>i</w:t>
-      </w:r>
-      <w:proofErr w:type="spellEnd"/>
-      <w:r>
-        <w:rPr>
-          <w:rFonts w:ascii="Courier New" w:hAnsi="Courier New" w:cs="Courier New"/>
-          <w:sz w:val="16"/>
-          <w:szCs w:val="16"/>
-        </w:rPr>
-        <w:t xml:space="preserve">][j] = </w:t>
-      </w:r>
-      <w:proofErr w:type="spellStart"/>
-      <w:r>
-        <w:rPr>
-          <w:rFonts w:ascii="Courier New" w:hAnsi="Courier New" w:cs="Courier New"/>
-          <w:sz w:val="16"/>
-          <w:szCs w:val="16"/>
-        </w:rPr>
-        <w:t>dist</w:t>
-      </w:r>
-      <w:proofErr w:type="spellEnd"/>
-      <w:r>
-        <w:rPr>
-          <w:rFonts w:ascii="Courier New" w:hAnsi="Courier New" w:cs="Courier New"/>
-          <w:sz w:val="16"/>
-          <w:szCs w:val="16"/>
-        </w:rPr>
-        <w:t>(gen);</w:t>
-      </w:r>
-    </w:p>
-    <w:p>
-      <w:pPr>
-        <w:pStyle w:val="NoSpacing"/>
-        <w:rPr>
-          <w:rFonts w:ascii="Courier New" w:hAnsi="Courier New" w:cs="Courier New"/>
-          <w:sz w:val="16"/>
-          <w:szCs w:val="16"/>
-        </w:rPr>
-      </w:pPr>
-      <w:r>
-        <w:rPr>
-          <w:rFonts w:ascii="Courier New" w:hAnsi="Courier New" w:cs="Courier New"/>
-          <w:sz w:val="16"/>
-          <w:szCs w:val="16"/>
-        </w:rPr>
-        <w:t>        }</w:t>
-      </w:r>
-    </w:p>
-    <w:p>
-      <w:pPr>
-        <w:pStyle w:val="NoSpacing"/>
-        <w:rPr>
-          <w:rFonts w:ascii="Courier New" w:hAnsi="Courier New" w:cs="Courier New"/>
-          <w:sz w:val="16"/>
-          <w:szCs w:val="16"/>
-        </w:rPr>
-      </w:pPr>
-      <w:r>
-        <w:rPr>
-          <w:rFonts w:ascii="Courier New" w:hAnsi="Courier New" w:cs="Courier New"/>
-          <w:sz w:val="16"/>
-          <w:szCs w:val="16"/>
-        </w:rPr>
-        <w:t>    }</w:t>
-      </w:r>
-    </w:p>
-    <w:p>
-      <w:pPr>
-        <w:pStyle w:val="NoSpacing"/>
-        <w:rPr>
-          <w:rFonts w:ascii="Courier New" w:hAnsi="Courier New" w:cs="Courier New"/>
-          <w:sz w:val="16"/>
-          <w:szCs w:val="16"/>
-        </w:rPr>
-      </w:pPr>
-      <w:r>
-        <w:rPr>
-          <w:rFonts w:ascii="Courier New" w:hAnsi="Courier New" w:cs="Courier New"/>
-          <w:sz w:val="16"/>
-          <w:szCs w:val="16"/>
-        </w:rPr>
-        <w:t>}</w:t>
-      </w:r>
-    </w:p>
-    <w:p>
-      <w:pPr>
-        <w:pStyle w:val="NoSpacing"/>
-        <w:rPr>
-          <w:rFonts w:ascii="Courier New" w:hAnsi="Courier New" w:cs="Courier New"/>
-          <w:sz w:val="16"/>
-          <w:szCs w:val="16"/>
-        </w:rPr>
-      </w:pPr>
-    </w:p>
-    <w:p>
-      <w:pPr>
-        <w:pStyle w:val="NoSpacing"/>
-        <w:rPr>
-          <w:rFonts w:ascii="Courier New" w:hAnsi="Courier New" w:cs="Courier New"/>
-          <w:sz w:val="16"/>
-          <w:szCs w:val="16"/>
-        </w:rPr>
-      </w:pPr>
-      <w:r>
-        <w:rPr>
-          <w:rFonts w:ascii="Courier New" w:hAnsi="Courier New" w:cs="Courier New"/>
-          <w:sz w:val="16"/>
-          <w:szCs w:val="16"/>
-        </w:rPr>
-        <w:t xml:space="preserve">void </w:t>
-      </w:r>
-      <w:proofErr w:type="spellStart"/>
-      <w:r>
-        <w:rPr>
-          <w:rFonts w:ascii="Courier New" w:hAnsi="Courier New" w:cs="Courier New"/>
-          <w:sz w:val="16"/>
-          <w:szCs w:val="16"/>
-        </w:rPr>
-        <w:t>ManualInput</w:t>
-      </w:r>
-      <w:proofErr w:type="spellEnd"/>
-      <w:r>
-        <w:rPr>
-          <w:rFonts w:ascii="Courier New" w:hAnsi="Courier New" w:cs="Courier New"/>
-          <w:sz w:val="16"/>
-          <w:szCs w:val="16"/>
-        </w:rPr>
-        <w:t xml:space="preserve">(int** </w:t>
-      </w:r>
-      <w:proofErr w:type="spellStart"/>
-      <w:r>
-        <w:rPr>
-          <w:rFonts w:ascii="Courier New" w:hAnsi="Courier New" w:cs="Courier New"/>
-          <w:sz w:val="16"/>
-          <w:szCs w:val="16"/>
-        </w:rPr>
-        <w:t>Arr</w:t>
-      </w:r>
-      <w:proofErr w:type="spellEnd"/>
-      <w:r>
-        <w:rPr>
-          <w:rFonts w:ascii="Courier New" w:hAnsi="Courier New" w:cs="Courier New"/>
-          <w:sz w:val="16"/>
-          <w:szCs w:val="16"/>
-        </w:rPr>
-        <w:t>, int N, int M) {</w:t>
-      </w:r>
-    </w:p>
-    <w:p>
-      <w:pPr>
-        <w:pStyle w:val="NoSpacing"/>
-        <w:rPr>
-          <w:rFonts w:ascii="Courier New" w:hAnsi="Courier New" w:cs="Courier New"/>
-          <w:sz w:val="16"/>
-          <w:szCs w:val="16"/>
-        </w:rPr>
-      </w:pPr>
-      <w:r>
-        <w:rPr>
-          <w:rFonts w:ascii="Courier New" w:hAnsi="Courier New" w:cs="Courier New"/>
-          <w:sz w:val="16"/>
-          <w:szCs w:val="16"/>
-        </w:rPr>
-        <w:t xml:space="preserve">    </w:t>
-      </w:r>
-      <w:proofErr w:type="spellStart"/>
-      <w:r>
-        <w:rPr>
-          <w:rFonts w:ascii="Courier New" w:hAnsi="Courier New" w:cs="Courier New"/>
-          <w:sz w:val="16"/>
-          <w:szCs w:val="16"/>
-        </w:rPr>
-        <w:t>cout</w:t>
-      </w:r>
-      <w:proofErr w:type="spellEnd"/>
-      <w:r>
-        <w:rPr>
-          <w:rFonts w:ascii="Courier New" w:hAnsi="Courier New" w:cs="Courier New"/>
-          <w:sz w:val="16"/>
-          <w:szCs w:val="16"/>
-        </w:rPr>
-        <w:t xml:space="preserve"> &lt;&lt; "\n Now enter " &lt;&lt; (N*M) &lt;&lt; " elements (row by row): \n";</w:t>
-      </w:r>
-    </w:p>
-    <w:p>
-      <w:pPr>
-        <w:pStyle w:val="NoSpacing"/>
-        <w:rPr>
-          <w:rFonts w:ascii="Courier New" w:hAnsi="Courier New" w:cs="Courier New"/>
-          <w:sz w:val="16"/>
-          <w:szCs w:val="16"/>
-        </w:rPr>
-      </w:pPr>
-      <w:r>
-        <w:rPr>
-          <w:rFonts w:ascii="Courier New" w:hAnsi="Courier New" w:cs="Courier New"/>
-          <w:sz w:val="16"/>
-          <w:szCs w:val="16"/>
-        </w:rPr>
-        <w:t xml:space="preserve">    for (int </w:t>
-      </w:r>
-      <w:proofErr w:type="spellStart"/>
-      <w:r>
-        <w:rPr>
-          <w:rFonts w:ascii="Courier New" w:hAnsi="Courier New" w:cs="Courier New"/>
-          <w:sz w:val="16"/>
-          <w:szCs w:val="16"/>
-        </w:rPr>
-        <w:t>i</w:t>
-      </w:r>
-      <w:proofErr w:type="spellEnd"/>
-      <w:r>
-        <w:rPr>
-          <w:rFonts w:ascii="Courier New" w:hAnsi="Courier New" w:cs="Courier New"/>
-          <w:sz w:val="16"/>
-          <w:szCs w:val="16"/>
-        </w:rPr>
-        <w:t xml:space="preserve">=0; </w:t>
-      </w:r>
-      <w:proofErr w:type="spellStart"/>
-      <w:r>
-        <w:rPr>
-          <w:rFonts w:ascii="Courier New" w:hAnsi="Courier New" w:cs="Courier New"/>
-          <w:sz w:val="16"/>
-          <w:szCs w:val="16"/>
-        </w:rPr>
-        <w:t>i</w:t>
-      </w:r>
-      <w:proofErr w:type="spellEnd"/>
-      <w:r>
-        <w:rPr>
-          <w:rFonts w:ascii="Courier New" w:hAnsi="Courier New" w:cs="Courier New"/>
-          <w:sz w:val="16"/>
-          <w:szCs w:val="16"/>
-        </w:rPr>
-        <w:t>&lt;N; ++</w:t>
-      </w:r>
-      <w:proofErr w:type="spellStart"/>
-      <w:r>
-        <w:rPr>
-          <w:rFonts w:ascii="Courier New" w:hAnsi="Courier New" w:cs="Courier New"/>
-          <w:sz w:val="16"/>
-          <w:szCs w:val="16"/>
-        </w:rPr>
-        <w:t>i</w:t>
-      </w:r>
-      <w:proofErr w:type="spellEnd"/>
-      <w:r>
-        <w:rPr>
-          <w:rFonts w:ascii="Courier New" w:hAnsi="Courier New" w:cs="Courier New"/>
-          <w:sz w:val="16"/>
-          <w:szCs w:val="16"/>
-        </w:rPr>
-        <w:t>){</w:t>
-      </w:r>
-    </w:p>
-    <w:p>
-      <w:pPr>
-        <w:pStyle w:val="NoSpacing"/>
-        <w:rPr>
-          <w:rFonts w:ascii="Courier New" w:hAnsi="Courier New" w:cs="Courier New"/>
-          <w:sz w:val="16"/>
-          <w:szCs w:val="16"/>
-        </w:rPr>
-      </w:pPr>
-      <w:r>
-        <w:rPr>
-          <w:rFonts w:ascii="Courier New" w:hAnsi="Courier New" w:cs="Courier New"/>
-          <w:sz w:val="16"/>
-          <w:szCs w:val="16"/>
-        </w:rPr>
-        <w:t>        for (int j=0; j&lt;M ; ++j){</w:t>
-      </w:r>
-    </w:p>
-    <w:p>
-      <w:pPr>
-        <w:pStyle w:val="NoSpacing"/>
-        <w:rPr>
-          <w:rFonts w:ascii="Courier New" w:hAnsi="Courier New" w:cs="Courier New"/>
-          <w:sz w:val="16"/>
-          <w:szCs w:val="16"/>
-        </w:rPr>
-      </w:pPr>
-      <w:r>
-        <w:rPr>
-          <w:rFonts w:ascii="Courier New" w:hAnsi="Courier New" w:cs="Courier New"/>
-          <w:sz w:val="16"/>
-          <w:szCs w:val="16"/>
-        </w:rPr>
-        <w:t xml:space="preserve">            </w:t>
-      </w:r>
-      <w:proofErr w:type="spellStart"/>
-      <w:r>
-        <w:rPr>
-          <w:rFonts w:ascii="Courier New" w:hAnsi="Courier New" w:cs="Courier New"/>
-          <w:sz w:val="16"/>
-          <w:szCs w:val="16"/>
-        </w:rPr>
-        <w:t>cout</w:t>
-      </w:r>
-      <w:proofErr w:type="spellEnd"/>
-      <w:r>
-        <w:rPr>
-          <w:rFonts w:ascii="Courier New" w:hAnsi="Courier New" w:cs="Courier New"/>
-          <w:sz w:val="16"/>
-          <w:szCs w:val="16"/>
-        </w:rPr>
-        <w:t xml:space="preserve"> &lt;&lt; "</w:t>
-      </w:r>
-      <w:proofErr w:type="spellStart"/>
-      <w:r>
-        <w:rPr>
-          <w:rFonts w:ascii="Courier New" w:hAnsi="Courier New" w:cs="Courier New"/>
-          <w:sz w:val="16"/>
-          <w:szCs w:val="16"/>
-        </w:rPr>
-        <w:t>Arr</w:t>
-      </w:r>
-      <w:proofErr w:type="spellEnd"/>
-      <w:r>
-        <w:rPr>
-          <w:rFonts w:ascii="Courier New" w:hAnsi="Courier New" w:cs="Courier New"/>
-          <w:sz w:val="16"/>
-          <w:szCs w:val="16"/>
-        </w:rPr>
-        <w:t xml:space="preserve">[" &lt;&lt; </w:t>
-      </w:r>
-      <w:proofErr w:type="spellStart"/>
-      <w:r>
-        <w:rPr>
-          <w:rFonts w:ascii="Courier New" w:hAnsi="Courier New" w:cs="Courier New"/>
-          <w:sz w:val="16"/>
-          <w:szCs w:val="16"/>
-        </w:rPr>
-        <w:t>i</w:t>
-      </w:r>
-      <w:proofErr w:type="spellEnd"/>
-      <w:r>
-        <w:rPr>
-          <w:rFonts w:ascii="Courier New" w:hAnsi="Courier New" w:cs="Courier New"/>
-          <w:sz w:val="16"/>
-          <w:szCs w:val="16"/>
-        </w:rPr>
-        <w:t xml:space="preserve"> &lt;&lt; "][" &lt;&lt; j &lt;&lt; "] = ";</w:t>
-      </w:r>
-    </w:p>
-    <w:p>
-      <w:pPr>
-        <w:pStyle w:val="NoSpacing"/>
-        <w:rPr>
-          <w:rFonts w:ascii="Courier New" w:hAnsi="Courier New" w:cs="Courier New"/>
-          <w:sz w:val="16"/>
-          <w:szCs w:val="16"/>
-        </w:rPr>
-      </w:pPr>
-      <w:r>
-        <w:rPr>
-          <w:rFonts w:ascii="Courier New" w:hAnsi="Courier New" w:cs="Courier New"/>
-          <w:sz w:val="16"/>
-          <w:szCs w:val="16"/>
-        </w:rPr>
-        <w:t>            while (!(</w:t>
-      </w:r>
-      <w:proofErr w:type="spellStart"/>
-      <w:r>
-        <w:rPr>
-          <w:rFonts w:ascii="Courier New" w:hAnsi="Courier New" w:cs="Courier New"/>
-          <w:sz w:val="16"/>
-          <w:szCs w:val="16"/>
-        </w:rPr>
-        <w:t>cin</w:t>
-      </w:r>
-      <w:proofErr w:type="spellEnd"/>
-      <w:r>
-        <w:rPr>
-          <w:rFonts w:ascii="Courier New" w:hAnsi="Courier New" w:cs="Courier New"/>
-          <w:sz w:val="16"/>
-          <w:szCs w:val="16"/>
-        </w:rPr>
-        <w:t xml:space="preserve"> &gt;&gt; </w:t>
-      </w:r>
-      <w:proofErr w:type="spellStart"/>
-      <w:r>
-        <w:rPr>
-          <w:rFonts w:ascii="Courier New" w:hAnsi="Courier New" w:cs="Courier New"/>
-          <w:sz w:val="16"/>
-          <w:szCs w:val="16"/>
-        </w:rPr>
-        <w:t>Arr</w:t>
-      </w:r>
-      <w:proofErr w:type="spellEnd"/>
-      <w:r>
-        <w:rPr>
-          <w:rFonts w:ascii="Courier New" w:hAnsi="Courier New" w:cs="Courier New"/>
-          <w:sz w:val="16"/>
-          <w:szCs w:val="16"/>
-        </w:rPr>
-        <w:t>[</w:t>
-      </w:r>
-      <w:proofErr w:type="spellStart"/>
-      <w:r>
-        <w:rPr>
-          <w:rFonts w:ascii="Courier New" w:hAnsi="Courier New" w:cs="Courier New"/>
-          <w:sz w:val="16"/>
-          <w:szCs w:val="16"/>
-        </w:rPr>
-        <w:t>i</w:t>
-      </w:r>
-      <w:proofErr w:type="spellEnd"/>
-      <w:r>
-        <w:rPr>
-          <w:rFonts w:ascii="Courier New" w:hAnsi="Courier New" w:cs="Courier New"/>
-          <w:sz w:val="16"/>
-          <w:szCs w:val="16"/>
-        </w:rPr>
-        <w:t>][j])) {</w:t>
-      </w:r>
-    </w:p>
-    <w:p>
-      <w:pPr>
-        <w:pStyle w:val="NoSpacing"/>
-        <w:rPr>
-          <w:rFonts w:ascii="Courier New" w:hAnsi="Courier New" w:cs="Courier New"/>
-          <w:sz w:val="16"/>
-          <w:szCs w:val="16"/>
-        </w:rPr>
-      </w:pPr>
-      <w:r>
-        <w:rPr>
-          <w:rFonts w:ascii="Courier New" w:hAnsi="Courier New" w:cs="Courier New"/>
-          <w:sz w:val="16"/>
-          <w:szCs w:val="16"/>
-        </w:rPr>
-        <w:t xml:space="preserve">                </w:t>
-      </w:r>
-      <w:proofErr w:type="spellStart"/>
-      <w:r>
-        <w:rPr>
-          <w:rFonts w:ascii="Courier New" w:hAnsi="Courier New" w:cs="Courier New"/>
-          <w:sz w:val="16"/>
-          <w:szCs w:val="16"/>
-        </w:rPr>
-        <w:t>cout</w:t>
-      </w:r>
-      <w:proofErr w:type="spellEnd"/>
-      <w:r>
-        <w:rPr>
-          <w:rFonts w:ascii="Courier New" w:hAnsi="Courier New" w:cs="Courier New"/>
-          <w:sz w:val="16"/>
-          <w:szCs w:val="16"/>
-        </w:rPr>
-        <w:t xml:space="preserve"> &lt;&lt; "[-] Invalid input please try again. \n";</w:t>
-      </w:r>
-    </w:p>
-    <w:p>
-      <w:pPr>
-        <w:pStyle w:val="NoSpacing"/>
-        <w:rPr>
-          <w:rFonts w:ascii="Courier New" w:hAnsi="Courier New" w:cs="Courier New"/>
-          <w:sz w:val="16"/>
-          <w:szCs w:val="16"/>
-        </w:rPr>
-      </w:pPr>
-      <w:r>
-        <w:rPr>
-          <w:rFonts w:ascii="Courier New" w:hAnsi="Courier New" w:cs="Courier New"/>
-          <w:sz w:val="16"/>
-          <w:szCs w:val="16"/>
-        </w:rPr>
-        <w:t xml:space="preserve">                </w:t>
-      </w:r>
-      <w:proofErr w:type="spellStart"/>
-      <w:r>
-        <w:rPr>
-          <w:rFonts w:ascii="Courier New" w:hAnsi="Courier New" w:cs="Courier New"/>
-          <w:sz w:val="16"/>
-          <w:szCs w:val="16"/>
-        </w:rPr>
-        <w:t>cin.clear</w:t>
-      </w:r>
-      <w:proofErr w:type="spellEnd"/>
-      <w:r>
-        <w:rPr>
-          <w:rFonts w:ascii="Courier New" w:hAnsi="Courier New" w:cs="Courier New"/>
-          <w:sz w:val="16"/>
-          <w:szCs w:val="16"/>
-        </w:rPr>
-        <w:t>();</w:t>
-      </w:r>
-    </w:p>
-    <w:p>
-      <w:pPr>
-        <w:pStyle w:val="NoSpacing"/>
-        <w:rPr>
-          <w:rFonts w:ascii="Courier New" w:hAnsi="Courier New" w:cs="Courier New"/>
-          <w:sz w:val="16"/>
-          <w:szCs w:val="16"/>
-        </w:rPr>
-      </w:pPr>
-      <w:r>
-        <w:rPr>
-          <w:rFonts w:ascii="Courier New" w:hAnsi="Courier New" w:cs="Courier New"/>
-          <w:sz w:val="16"/>
-          <w:szCs w:val="16"/>
-        </w:rPr>
-        <w:t xml:space="preserve">                </w:t>
-      </w:r>
-      <w:proofErr w:type="spellStart"/>
-      <w:r>
-        <w:rPr>
-          <w:rFonts w:ascii="Courier New" w:hAnsi="Courier New" w:cs="Courier New"/>
-          <w:sz w:val="16"/>
-          <w:szCs w:val="16"/>
-        </w:rPr>
-        <w:t>cin.ignore</w:t>
-      </w:r>
-      <w:proofErr w:type="spellEnd"/>
-      <w:r>
-        <w:rPr>
-          <w:rFonts w:ascii="Courier New" w:hAnsi="Courier New" w:cs="Courier New"/>
-          <w:sz w:val="16"/>
-          <w:szCs w:val="16"/>
-        </w:rPr>
-        <w:t>(</w:t>
-      </w:r>
-      <w:proofErr w:type="spellStart"/>
-      <w:r>
-        <w:rPr>
-          <w:rFonts w:ascii="Courier New" w:hAnsi="Courier New" w:cs="Courier New"/>
-          <w:sz w:val="16"/>
-          <w:szCs w:val="16"/>
-        </w:rPr>
-        <w:t>numeric_limits</w:t>
-      </w:r>
-      <w:proofErr w:type="spellEnd"/>
-      <w:r>
-        <w:rPr>
-          <w:rFonts w:ascii="Courier New" w:hAnsi="Courier New" w:cs="Courier New"/>
-          <w:sz w:val="16"/>
-          <w:szCs w:val="16"/>
-        </w:rPr>
-        <w:t>&lt;</w:t>
-      </w:r>
-      <w:proofErr w:type="spellStart"/>
-      <w:r>
-        <w:rPr>
-          <w:rFonts w:ascii="Courier New" w:hAnsi="Courier New" w:cs="Courier New"/>
-          <w:sz w:val="16"/>
-          <w:szCs w:val="16"/>
-        </w:rPr>
-        <w:t>streamsize</w:t>
-      </w:r>
-      <w:proofErr w:type="spellEnd"/>
-      <w:r>
-        <w:rPr>
-          <w:rFonts w:ascii="Courier New" w:hAnsi="Courier New" w:cs="Courier New"/>
-          <w:sz w:val="16"/>
-          <w:szCs w:val="16"/>
-        </w:rPr>
-        <w:t>&gt;::max(), '\n');</w:t>
-      </w:r>
-    </w:p>
-    <w:p>
-      <w:pPr>
-        <w:pStyle w:val="NoSpacing"/>
-        <w:rPr>
-          <w:rFonts w:ascii="Courier New" w:hAnsi="Courier New" w:cs="Courier New"/>
-          <w:sz w:val="16"/>
-          <w:szCs w:val="16"/>
-        </w:rPr>
-      </w:pPr>
-      <w:r>
-        <w:rPr>
-          <w:rFonts w:ascii="Courier New" w:hAnsi="Courier New" w:cs="Courier New"/>
-          <w:sz w:val="16"/>
-          <w:szCs w:val="16"/>
-        </w:rPr>
-        <w:t xml:space="preserve">                </w:t>
-      </w:r>
-      <w:proofErr w:type="spellStart"/>
-      <w:r>
-        <w:rPr>
-          <w:rFonts w:ascii="Courier New" w:hAnsi="Courier New" w:cs="Courier New"/>
-          <w:sz w:val="16"/>
-          <w:szCs w:val="16"/>
-        </w:rPr>
-        <w:t>cout</w:t>
-      </w:r>
-      <w:proofErr w:type="spellEnd"/>
-      <w:r>
-        <w:rPr>
-          <w:rFonts w:ascii="Courier New" w:hAnsi="Courier New" w:cs="Courier New"/>
-          <w:sz w:val="16"/>
-          <w:szCs w:val="16"/>
-        </w:rPr>
-        <w:t xml:space="preserve"> &lt;&lt; "</w:t>
-      </w:r>
-      <w:proofErr w:type="spellStart"/>
-      <w:r>
-        <w:rPr>
-          <w:rFonts w:ascii="Courier New" w:hAnsi="Courier New" w:cs="Courier New"/>
-          <w:sz w:val="16"/>
-          <w:szCs w:val="16"/>
-        </w:rPr>
-        <w:t>Arr</w:t>
-      </w:r>
-      <w:proofErr w:type="spellEnd"/>
-      <w:r>
-        <w:rPr>
-          <w:rFonts w:ascii="Courier New" w:hAnsi="Courier New" w:cs="Courier New"/>
-          <w:sz w:val="16"/>
-          <w:szCs w:val="16"/>
-        </w:rPr>
-        <w:t>["&lt;&lt;</w:t>
-      </w:r>
-      <w:proofErr w:type="spellStart"/>
-      <w:r>
-        <w:rPr>
-          <w:rFonts w:ascii="Courier New" w:hAnsi="Courier New" w:cs="Courier New"/>
-          <w:sz w:val="16"/>
-          <w:szCs w:val="16"/>
-        </w:rPr>
-        <w:t>i</w:t>
-      </w:r>
-      <w:proofErr w:type="spellEnd"/>
-      <w:r>
-        <w:rPr>
-          <w:rFonts w:ascii="Courier New" w:hAnsi="Courier New" w:cs="Courier New"/>
-          <w:sz w:val="16"/>
-          <w:szCs w:val="16"/>
-        </w:rPr>
-        <w:t>&lt;&lt;"]["&lt;&lt;j&lt;&lt;"] = ";</w:t>
-      </w:r>
-    </w:p>
-    <w:p>
-      <w:pPr>
-        <w:pStyle w:val="NoSpacing"/>
-        <w:rPr>
-          <w:rFonts w:ascii="Courier New" w:hAnsi="Courier New" w:cs="Courier New"/>
-          <w:sz w:val="16"/>
-          <w:szCs w:val="16"/>
-        </w:rPr>
-      </w:pPr>
-      <w:r>
-        <w:rPr>
-          <w:rFonts w:ascii="Courier New" w:hAnsi="Courier New" w:cs="Courier New"/>
-          <w:sz w:val="16"/>
-          <w:szCs w:val="16"/>
-        </w:rPr>
-        <w:t>            }</w:t>
-      </w:r>
-    </w:p>
-    <w:p>
-      <w:pPr>
-        <w:pStyle w:val="NoSpacing"/>
-        <w:rPr>
-          <w:rFonts w:ascii="Courier New" w:hAnsi="Courier New" w:cs="Courier New"/>
-          <w:sz w:val="16"/>
-          <w:szCs w:val="16"/>
-        </w:rPr>
-      </w:pPr>
-      <w:r>
-        <w:rPr>
-          <w:rFonts w:ascii="Courier New" w:hAnsi="Courier New" w:cs="Courier New"/>
-          <w:sz w:val="16"/>
-          <w:szCs w:val="16"/>
-        </w:rPr>
-        <w:t>        }</w:t>
-      </w:r>
-    </w:p>
-    <w:p>
-      <w:pPr>
-        <w:pStyle w:val="NoSpacing"/>
-        <w:rPr>
-          <w:rFonts w:ascii="Courier New" w:hAnsi="Courier New" w:cs="Courier New"/>
-          <w:sz w:val="16"/>
-          <w:szCs w:val="16"/>
-        </w:rPr>
-      </w:pPr>
-      <w:r>
-        <w:rPr>
-          <w:rFonts w:ascii="Courier New" w:hAnsi="Courier New" w:cs="Courier New"/>
-          <w:sz w:val="16"/>
-          <w:szCs w:val="16"/>
-        </w:rPr>
-        <w:t>    }</w:t>
-      </w:r>
-    </w:p>
-    <w:p>
-      <w:pPr>
-        <w:pStyle w:val="NoSpacing"/>
-        <w:rPr>
-          <w:rFonts w:ascii="Courier New" w:hAnsi="Courier New" w:cs="Courier New"/>
-          <w:sz w:val="16"/>
-          <w:szCs w:val="16"/>
-        </w:rPr>
-      </w:pPr>
-      <w:r>
-        <w:rPr>
-          <w:rFonts w:ascii="Courier New" w:hAnsi="Courier New" w:cs="Courier New"/>
-          <w:sz w:val="16"/>
-          <w:szCs w:val="16"/>
-        </w:rPr>
-        <w:t>}</w:t>
-      </w:r>
-    </w:p>
-    <w:p>
-      <w:pPr>
-        <w:pStyle w:val="NoSpacing"/>
-        <w:rPr>
-          <w:rFonts w:ascii="Courier New" w:hAnsi="Courier New" w:cs="Courier New"/>
-          <w:sz w:val="16"/>
-          <w:szCs w:val="16"/>
-        </w:rPr>
-      </w:pPr>
-    </w:p>
-    <w:p>
-      <w:pPr>
-        <w:pStyle w:val="NoSpacing"/>
-        <w:rPr>
-          <w:rFonts w:ascii="Courier New" w:hAnsi="Courier New" w:cs="Courier New"/>
-          <w:sz w:val="16"/>
-          <w:szCs w:val="16"/>
-        </w:rPr>
-      </w:pPr>
-      <w:r>
-        <w:rPr>
-          <w:rFonts w:ascii="Courier New" w:hAnsi="Courier New" w:cs="Courier New"/>
-          <w:sz w:val="16"/>
-          <w:szCs w:val="16"/>
-        </w:rPr>
-        <w:t>// Bubble sort for sorting elements in each row so the row is in an ascending order</w:t>
-      </w:r>
-    </w:p>
-    <w:p>
-      <w:pPr>
-        <w:pStyle w:val="NoSpacing"/>
-        <w:rPr>
-          <w:rFonts w:ascii="Courier New" w:hAnsi="Courier New" w:cs="Courier New"/>
-          <w:sz w:val="16"/>
-          <w:szCs w:val="16"/>
-        </w:rPr>
-      </w:pPr>
-      <w:r>
-        <w:rPr>
-          <w:rFonts w:ascii="Courier New" w:hAnsi="Courier New" w:cs="Courier New"/>
-          <w:sz w:val="16"/>
-          <w:szCs w:val="16"/>
-        </w:rPr>
-        <w:t xml:space="preserve">void </w:t>
-      </w:r>
-      <w:proofErr w:type="spellStart"/>
-      <w:r>
-        <w:rPr>
-          <w:rFonts w:ascii="Courier New" w:hAnsi="Courier New" w:cs="Courier New"/>
-          <w:sz w:val="16"/>
-          <w:szCs w:val="16"/>
-        </w:rPr>
-        <w:t>BubbleSortAscending</w:t>
-      </w:r>
-      <w:proofErr w:type="spellEnd"/>
-      <w:r>
-        <w:rPr>
-          <w:rFonts w:ascii="Courier New" w:hAnsi="Courier New" w:cs="Courier New"/>
-          <w:sz w:val="16"/>
-          <w:szCs w:val="16"/>
-        </w:rPr>
-        <w:t xml:space="preserve">(int* </w:t>
-      </w:r>
-      <w:proofErr w:type="spellStart"/>
-      <w:r>
-        <w:rPr>
-          <w:rFonts w:ascii="Courier New" w:hAnsi="Courier New" w:cs="Courier New"/>
-          <w:sz w:val="16"/>
-          <w:szCs w:val="16"/>
-        </w:rPr>
-        <w:t>arr</w:t>
-      </w:r>
-      <w:proofErr w:type="spellEnd"/>
-      <w:r>
-        <w:rPr>
-          <w:rFonts w:ascii="Courier New" w:hAnsi="Courier New" w:cs="Courier New"/>
-          <w:sz w:val="16"/>
-          <w:szCs w:val="16"/>
-        </w:rPr>
-        <w:t>, int size) {</w:t>
-      </w:r>
-    </w:p>
-    <w:p>
-      <w:pPr>
-        <w:pStyle w:val="NoSpacing"/>
-        <w:rPr>
-          <w:rFonts w:ascii="Courier New" w:hAnsi="Courier New" w:cs="Courier New"/>
-          <w:sz w:val="16"/>
-          <w:szCs w:val="16"/>
-        </w:rPr>
-      </w:pPr>
-      <w:r>
-        <w:rPr>
-          <w:rFonts w:ascii="Courier New" w:hAnsi="Courier New" w:cs="Courier New"/>
-          <w:sz w:val="16"/>
-          <w:szCs w:val="16"/>
-        </w:rPr>
-        <w:t xml:space="preserve">    for (int </w:t>
-      </w:r>
-      <w:proofErr w:type="spellStart"/>
-      <w:r>
-        <w:rPr>
-          <w:rFonts w:ascii="Courier New" w:hAnsi="Courier New" w:cs="Courier New"/>
-          <w:sz w:val="16"/>
-          <w:szCs w:val="16"/>
-        </w:rPr>
-        <w:t>i</w:t>
-      </w:r>
-      <w:proofErr w:type="spellEnd"/>
-      <w:r>
-        <w:rPr>
-          <w:rFonts w:ascii="Courier New" w:hAnsi="Courier New" w:cs="Courier New"/>
-          <w:sz w:val="16"/>
-          <w:szCs w:val="16"/>
-        </w:rPr>
-        <w:t xml:space="preserve">=0; </w:t>
-      </w:r>
-      <w:proofErr w:type="spellStart"/>
-      <w:r>
-        <w:rPr>
-          <w:rFonts w:ascii="Courier New" w:hAnsi="Courier New" w:cs="Courier New"/>
-          <w:sz w:val="16"/>
-          <w:szCs w:val="16"/>
-        </w:rPr>
-        <w:t>i</w:t>
-      </w:r>
-      <w:proofErr w:type="spellEnd"/>
-      <w:r>
-        <w:rPr>
-          <w:rFonts w:ascii="Courier New" w:hAnsi="Courier New" w:cs="Courier New"/>
-          <w:sz w:val="16"/>
-          <w:szCs w:val="16"/>
-        </w:rPr>
-        <w:t>&lt;size-1; ++</w:t>
-      </w:r>
-      <w:proofErr w:type="spellStart"/>
-      <w:r>
-        <w:rPr>
-          <w:rFonts w:ascii="Courier New" w:hAnsi="Courier New" w:cs="Courier New"/>
-          <w:sz w:val="16"/>
-          <w:szCs w:val="16"/>
-        </w:rPr>
-        <w:t>i</w:t>
-      </w:r>
-      <w:proofErr w:type="spellEnd"/>
-      <w:r>
-        <w:rPr>
-          <w:rFonts w:ascii="Courier New" w:hAnsi="Courier New" w:cs="Courier New"/>
-          <w:sz w:val="16"/>
-          <w:szCs w:val="16"/>
-        </w:rPr>
-        <w:t>){</w:t>
-      </w:r>
-    </w:p>
-    <w:p>
-      <w:pPr>
-        <w:pStyle w:val="NoSpacing"/>
-        <w:rPr>
-          <w:rFonts w:ascii="Courier New" w:hAnsi="Courier New" w:cs="Courier New"/>
-          <w:sz w:val="16"/>
-          <w:szCs w:val="16"/>
-        </w:rPr>
-      </w:pPr>
-      <w:r>
-        <w:rPr>
-          <w:rFonts w:ascii="Courier New" w:hAnsi="Courier New" w:cs="Courier New"/>
-          <w:sz w:val="16"/>
-          <w:szCs w:val="16"/>
-        </w:rPr>
-        <w:t>        for (int j=0; j&lt;size-1-i; ++j){</w:t>
-      </w:r>
-    </w:p>
-    <w:p>
-      <w:pPr>
-        <w:pStyle w:val="NoSpacing"/>
-        <w:rPr>
-          <w:rFonts w:ascii="Courier New" w:hAnsi="Courier New" w:cs="Courier New"/>
-          <w:sz w:val="16"/>
-          <w:szCs w:val="16"/>
-        </w:rPr>
-      </w:pPr>
-      <w:r>
-        <w:rPr>
-          <w:rFonts w:ascii="Courier New" w:hAnsi="Courier New" w:cs="Courier New"/>
-          <w:sz w:val="16"/>
-          <w:szCs w:val="16"/>
-        </w:rPr>
-        <w:t>            if (</w:t>
-      </w:r>
-      <w:proofErr w:type="spellStart"/>
-      <w:r>
-        <w:rPr>
-          <w:rFonts w:ascii="Courier New" w:hAnsi="Courier New" w:cs="Courier New"/>
-          <w:sz w:val="16"/>
-          <w:szCs w:val="16"/>
-        </w:rPr>
-        <w:t>arr</w:t>
-      </w:r>
-      <w:proofErr w:type="spellEnd"/>
-      <w:r>
-        <w:rPr>
-          <w:rFonts w:ascii="Courier New" w:hAnsi="Courier New" w:cs="Courier New"/>
-          <w:sz w:val="16"/>
-          <w:szCs w:val="16"/>
-        </w:rPr>
-        <w:t xml:space="preserve">[j] &gt; </w:t>
-      </w:r>
-      <w:proofErr w:type="spellStart"/>
-      <w:r>
-        <w:rPr>
-          <w:rFonts w:ascii="Courier New" w:hAnsi="Courier New" w:cs="Courier New"/>
-          <w:sz w:val="16"/>
-          <w:szCs w:val="16"/>
-        </w:rPr>
-        <w:t>arr</w:t>
-      </w:r>
-      <w:proofErr w:type="spellEnd"/>
-      <w:r>
-        <w:rPr>
-          <w:rFonts w:ascii="Courier New" w:hAnsi="Courier New" w:cs="Courier New"/>
-          <w:sz w:val="16"/>
-          <w:szCs w:val="16"/>
-        </w:rPr>
-        <w:t>[j+1]){</w:t>
-      </w:r>
-    </w:p>
-    <w:p>
-      <w:pPr>
-        <w:pStyle w:val="NoSpacing"/>
-        <w:rPr>
-          <w:rFonts w:ascii="Courier New" w:hAnsi="Courier New" w:cs="Courier New"/>
-          <w:sz w:val="16"/>
-          <w:szCs w:val="16"/>
-        </w:rPr>
-      </w:pPr>
-      <w:r>
-        <w:rPr>
-          <w:rFonts w:ascii="Courier New" w:hAnsi="Courier New" w:cs="Courier New"/>
-          <w:sz w:val="16"/>
-          <w:szCs w:val="16"/>
-        </w:rPr>
-        <w:t xml:space="preserve">                int t = </w:t>
-      </w:r>
-      <w:proofErr w:type="spellStart"/>
-      <w:r>
-        <w:rPr>
-          <w:rFonts w:ascii="Courier New" w:hAnsi="Courier New" w:cs="Courier New"/>
-          <w:sz w:val="16"/>
-          <w:szCs w:val="16"/>
-        </w:rPr>
-        <w:t>arr</w:t>
-      </w:r>
-      <w:proofErr w:type="spellEnd"/>
-      <w:r>
-        <w:rPr>
-          <w:rFonts w:ascii="Courier New" w:hAnsi="Courier New" w:cs="Courier New"/>
-          <w:sz w:val="16"/>
-          <w:szCs w:val="16"/>
-        </w:rPr>
-        <w:t>[j];</w:t>
-      </w:r>
-    </w:p>
-    <w:p>
-      <w:pPr>
-        <w:pStyle w:val="NoSpacing"/>
-        <w:rPr>
-          <w:rFonts w:ascii="Courier New" w:hAnsi="Courier New" w:cs="Courier New"/>
-          <w:sz w:val="16"/>
-          <w:szCs w:val="16"/>
-        </w:rPr>
-      </w:pPr>
-      <w:r>
-        <w:rPr>
-          <w:rFonts w:ascii="Courier New" w:hAnsi="Courier New" w:cs="Courier New"/>
-          <w:sz w:val="16"/>
-          <w:szCs w:val="16"/>
-        </w:rPr>
-        <w:t xml:space="preserve">                </w:t>
-      </w:r>
-      <w:proofErr w:type="spellStart"/>
-      <w:r>
-        <w:rPr>
-          <w:rFonts w:ascii="Courier New" w:hAnsi="Courier New" w:cs="Courier New"/>
-          <w:sz w:val="16"/>
-          <w:szCs w:val="16"/>
-        </w:rPr>
-        <w:t>arr</w:t>
-      </w:r>
-      <w:proofErr w:type="spellEnd"/>
-      <w:r>
-        <w:rPr>
-          <w:rFonts w:ascii="Courier New" w:hAnsi="Courier New" w:cs="Courier New"/>
-          <w:sz w:val="16"/>
-          <w:szCs w:val="16"/>
-        </w:rPr>
-        <w:t xml:space="preserve">[j] = </w:t>
-      </w:r>
-      <w:proofErr w:type="spellStart"/>
-      <w:r>
-        <w:rPr>
-          <w:rFonts w:ascii="Courier New" w:hAnsi="Courier New" w:cs="Courier New"/>
-          <w:sz w:val="16"/>
-          <w:szCs w:val="16"/>
-        </w:rPr>
-        <w:t>arr</w:t>
-      </w:r>
-      <w:proofErr w:type="spellEnd"/>
-      <w:r>
-        <w:rPr>
-          <w:rFonts w:ascii="Courier New" w:hAnsi="Courier New" w:cs="Courier New"/>
-          <w:sz w:val="16"/>
-          <w:szCs w:val="16"/>
-        </w:rPr>
-        <w:t>[j+1];</w:t>
-      </w:r>
-    </w:p>
-    <w:p>
-      <w:pPr>
-        <w:pStyle w:val="NoSpacing"/>
-        <w:rPr>
-          <w:rFonts w:ascii="Courier New" w:hAnsi="Courier New" w:cs="Courier New"/>
-          <w:sz w:val="16"/>
-          <w:szCs w:val="16"/>
-        </w:rPr>
-      </w:pPr>
-      <w:r>
-        <w:rPr>
-          <w:rFonts w:ascii="Courier New" w:hAnsi="Courier New" w:cs="Courier New"/>
-          <w:sz w:val="16"/>
-          <w:szCs w:val="16"/>
-        </w:rPr>
-        <w:t xml:space="preserve">                </w:t>
-      </w:r>
-      <w:proofErr w:type="spellStart"/>
-      <w:r>
-        <w:rPr>
-          <w:rFonts w:ascii="Courier New" w:hAnsi="Courier New" w:cs="Courier New"/>
-          <w:sz w:val="16"/>
-          <w:szCs w:val="16"/>
-        </w:rPr>
-        <w:t>arr</w:t>
-      </w:r>
-      <w:proofErr w:type="spellEnd"/>
-      <w:r>
-        <w:rPr>
-          <w:rFonts w:ascii="Courier New" w:hAnsi="Courier New" w:cs="Courier New"/>
-          <w:sz w:val="16"/>
-          <w:szCs w:val="16"/>
-        </w:rPr>
-        <w:t>[j+1] = t;</w:t>
-      </w:r>
-    </w:p>
-    <w:p>
-      <w:pPr>
-        <w:pStyle w:val="NoSpacing"/>
-        <w:rPr>
-          <w:rFonts w:ascii="Courier New" w:hAnsi="Courier New" w:cs="Courier New"/>
-          <w:sz w:val="16"/>
-          <w:szCs w:val="16"/>
-        </w:rPr>
-      </w:pPr>
-      <w:r>
-        <w:rPr>
-          <w:rFonts w:ascii="Courier New" w:hAnsi="Courier New" w:cs="Courier New"/>
-          <w:sz w:val="16"/>
-          <w:szCs w:val="16"/>
-        </w:rPr>
-        <w:t>        }</w:t>
-      </w:r>
-    </w:p>
-    <w:p>
-      <w:pPr>
-        <w:pStyle w:val="NoSpacing"/>
-        <w:rPr>
-          <w:rFonts w:ascii="Courier New" w:hAnsi="Courier New" w:cs="Courier New"/>
-          <w:sz w:val="16"/>
-          <w:szCs w:val="16"/>
-        </w:rPr>
-      </w:pPr>
-      <w:r>
-        <w:rPr>
-          <w:rFonts w:ascii="Courier New" w:hAnsi="Courier New" w:cs="Courier New"/>
-          <w:sz w:val="16"/>
-          <w:szCs w:val="16"/>
-        </w:rPr>
-        <w:t>        }</w:t>
-      </w:r>
-    </w:p>
-    <w:p>
-      <w:pPr>
-        <w:pStyle w:val="NoSpacing"/>
-        <w:rPr>
-          <w:rFonts w:ascii="Courier New" w:hAnsi="Courier New" w:cs="Courier New"/>
-          <w:sz w:val="16"/>
-          <w:szCs w:val="16"/>
-        </w:rPr>
-      </w:pPr>
-      <w:r>
-        <w:rPr>
-          <w:rFonts w:ascii="Courier New" w:hAnsi="Courier New" w:cs="Courier New"/>
-          <w:sz w:val="16"/>
-          <w:szCs w:val="16"/>
-        </w:rPr>
-        <w:t>    }</w:t>
-      </w:r>
-    </w:p>
-    <w:p>
-      <w:pPr>
-        <w:pStyle w:val="NoSpacing"/>
-        <w:rPr>
-          <w:rFonts w:ascii="Courier New" w:hAnsi="Courier New" w:cs="Courier New"/>
-          <w:sz w:val="16"/>
-          <w:szCs w:val="16"/>
-        </w:rPr>
-      </w:pPr>
-      <w:r>
-        <w:rPr>
-          <w:rFonts w:ascii="Courier New" w:hAnsi="Courier New" w:cs="Courier New"/>
-          <w:sz w:val="16"/>
-          <w:szCs w:val="16"/>
-        </w:rPr>
-        <w:t>}</w:t>
-      </w:r>
-    </w:p>
-    <w:p>
-      <w:pPr>
-        <w:pStyle w:val="NoSpacing"/>
-        <w:rPr>
-          <w:rFonts w:ascii="Courier New" w:hAnsi="Courier New" w:cs="Courier New"/>
-          <w:sz w:val="16"/>
-          <w:szCs w:val="16"/>
-        </w:rPr>
-      </w:pPr>
-    </w:p>
-    <w:p>
-      <w:pPr>
-        <w:pStyle w:val="NoSpacing"/>
-        <w:rPr>
-          <w:rFonts w:ascii="Courier New" w:hAnsi="Courier New" w:cs="Courier New"/>
-          <w:sz w:val="16"/>
-          <w:szCs w:val="16"/>
-        </w:rPr>
-      </w:pPr>
-      <w:r>
-        <w:rPr>
-          <w:rFonts w:ascii="Courier New" w:hAnsi="Courier New" w:cs="Courier New"/>
-          <w:sz w:val="16"/>
-          <w:szCs w:val="16"/>
-        </w:rPr>
-        <w:t>// Function for extracting the digits and sorting them in a descending order</w:t>
-      </w:r>
-    </w:p>
-    <w:p>
-      <w:pPr>
-        <w:pStyle w:val="NoSpacing"/>
-        <w:rPr>
-          <w:rFonts w:ascii="Courier New" w:hAnsi="Courier New" w:cs="Courier New"/>
-          <w:sz w:val="16"/>
-          <w:szCs w:val="16"/>
-        </w:rPr>
-      </w:pPr>
-      <w:r>
-        <w:rPr>
-          <w:rFonts w:ascii="Courier New" w:hAnsi="Courier New" w:cs="Courier New"/>
-          <w:sz w:val="16"/>
-          <w:szCs w:val="16"/>
-        </w:rPr>
-        <w:t xml:space="preserve">int </w:t>
-      </w:r>
-      <w:proofErr w:type="spellStart"/>
-      <w:r>
-        <w:rPr>
-          <w:rFonts w:ascii="Courier New" w:hAnsi="Courier New" w:cs="Courier New"/>
-          <w:sz w:val="16"/>
-          <w:szCs w:val="16"/>
-        </w:rPr>
-        <w:t>BubbleSortDescending</w:t>
-      </w:r>
-      <w:proofErr w:type="spellEnd"/>
-      <w:r>
-        <w:rPr>
-          <w:rFonts w:ascii="Courier New" w:hAnsi="Courier New" w:cs="Courier New"/>
-          <w:sz w:val="16"/>
-          <w:szCs w:val="16"/>
-        </w:rPr>
-        <w:t>(int element){</w:t>
-      </w:r>
-    </w:p>
-    <w:p>
-      <w:pPr>
-        <w:pStyle w:val="NoSpacing"/>
-        <w:rPr>
-          <w:rFonts w:ascii="Courier New" w:hAnsi="Courier New" w:cs="Courier New"/>
-          <w:sz w:val="16"/>
-          <w:szCs w:val="16"/>
-        </w:rPr>
-      </w:pPr>
-    </w:p>
-    <w:p>
-      <w:pPr>
-        <w:pStyle w:val="NoSpacing"/>
-        <w:rPr>
-          <w:rFonts w:ascii="Courier New" w:hAnsi="Courier New" w:cs="Courier New"/>
-          <w:sz w:val="16"/>
-          <w:szCs w:val="16"/>
-        </w:rPr>
-      </w:pPr>
-      <w:r>
-        <w:rPr>
-          <w:rFonts w:ascii="Courier New" w:hAnsi="Courier New" w:cs="Courier New"/>
-          <w:sz w:val="16"/>
-          <w:szCs w:val="16"/>
-        </w:rPr>
-        <w:t>    int sign = (element &lt; 0 ? -1 : 1);</w:t>
-      </w:r>
-    </w:p>
-    <w:p>
-      <w:pPr>
-        <w:pStyle w:val="NoSpacing"/>
-        <w:rPr>
-          <w:rFonts w:ascii="Courier New" w:hAnsi="Courier New" w:cs="Courier New"/>
-          <w:sz w:val="16"/>
-          <w:szCs w:val="16"/>
-        </w:rPr>
-      </w:pPr>
-      <w:r>
-        <w:rPr>
-          <w:rFonts w:ascii="Courier New" w:hAnsi="Courier New" w:cs="Courier New"/>
-          <w:sz w:val="16"/>
-          <w:szCs w:val="16"/>
-        </w:rPr>
-        <w:t>    element = abs(element);</w:t>
-      </w:r>
-    </w:p>
-    <w:p>
-      <w:pPr>
-        <w:pStyle w:val="NoSpacing"/>
-        <w:rPr>
-          <w:rFonts w:ascii="Courier New" w:hAnsi="Courier New" w:cs="Courier New"/>
-          <w:sz w:val="16"/>
-          <w:szCs w:val="16"/>
-        </w:rPr>
-      </w:pPr>
-      <w:r>
-        <w:rPr>
-          <w:rFonts w:ascii="Courier New" w:hAnsi="Courier New" w:cs="Courier New"/>
-          <w:sz w:val="16"/>
-          <w:szCs w:val="16"/>
-        </w:rPr>
-        <w:t>    if (element == 0) return 0;</w:t>
-      </w:r>
-    </w:p>
-    <w:p>
-      <w:pPr>
-        <w:pStyle w:val="NoSpacing"/>
-        <w:rPr>
-          <w:rFonts w:ascii="Courier New" w:hAnsi="Courier New" w:cs="Courier New"/>
-          <w:sz w:val="16"/>
-          <w:szCs w:val="16"/>
-        </w:rPr>
-      </w:pPr>
-    </w:p>
-    <w:p>
-      <w:pPr>
-        <w:pStyle w:val="NoSpacing"/>
-        <w:rPr>
-          <w:rFonts w:ascii="Courier New" w:hAnsi="Courier New" w:cs="Courier New"/>
-          <w:sz w:val="16"/>
-          <w:szCs w:val="16"/>
-        </w:rPr>
-      </w:pPr>
-      <w:r>
-        <w:rPr>
-          <w:rFonts w:ascii="Courier New" w:hAnsi="Courier New" w:cs="Courier New"/>
-          <w:sz w:val="16"/>
-          <w:szCs w:val="16"/>
-        </w:rPr>
-        <w:t>    // Getting the size of the integer given</w:t>
-      </w:r>
-    </w:p>
-    <w:p>
-      <w:pPr>
-        <w:pStyle w:val="NoSpacing"/>
-        <w:rPr>
-          <w:rFonts w:ascii="Courier New" w:hAnsi="Courier New" w:cs="Courier New"/>
-          <w:sz w:val="16"/>
-          <w:szCs w:val="16"/>
-        </w:rPr>
-      </w:pPr>
-      <w:r>
-        <w:rPr>
-          <w:rFonts w:ascii="Courier New" w:hAnsi="Courier New" w:cs="Courier New"/>
-          <w:sz w:val="16"/>
-          <w:szCs w:val="16"/>
-        </w:rPr>
-        <w:t>    int temp = element, count = 0;</w:t>
-      </w:r>
-    </w:p>
-    <w:p>
-      <w:pPr>
-        <w:pStyle w:val="NoSpacing"/>
-        <w:rPr>
-          <w:rFonts w:ascii="Courier New" w:hAnsi="Courier New" w:cs="Courier New"/>
-          <w:sz w:val="16"/>
-          <w:szCs w:val="16"/>
-        </w:rPr>
-      </w:pPr>
-      <w:r>
-        <w:rPr>
-          <w:rFonts w:ascii="Courier New" w:hAnsi="Courier New" w:cs="Courier New"/>
-          <w:sz w:val="16"/>
-          <w:szCs w:val="16"/>
-        </w:rPr>
-        <w:t>    while (temp &gt; 0) {</w:t>
-      </w:r>
-    </w:p>
-    <w:p>
-      <w:pPr>
-        <w:pStyle w:val="NoSpacing"/>
-        <w:rPr>
-          <w:rFonts w:ascii="Courier New" w:hAnsi="Courier New" w:cs="Courier New"/>
-          <w:sz w:val="16"/>
-          <w:szCs w:val="16"/>
-        </w:rPr>
-      </w:pPr>
-      <w:r>
-        <w:rPr>
-          <w:rFonts w:ascii="Courier New" w:hAnsi="Courier New" w:cs="Courier New"/>
-          <w:sz w:val="16"/>
-          <w:szCs w:val="16"/>
-        </w:rPr>
-        <w:t>        ++count;</w:t>
-      </w:r>
-    </w:p>
-    <w:p>
-      <w:pPr>
-        <w:pStyle w:val="NoSpacing"/>
-        <w:rPr>
-          <w:rFonts w:ascii="Courier New" w:hAnsi="Courier New" w:cs="Courier New"/>
-          <w:sz w:val="16"/>
-          <w:szCs w:val="16"/>
-        </w:rPr>
-      </w:pPr>
-      <w:r>
-        <w:rPr>
-          <w:rFonts w:ascii="Courier New" w:hAnsi="Courier New" w:cs="Courier New"/>
-          <w:sz w:val="16"/>
-          <w:szCs w:val="16"/>
-        </w:rPr>
-        <w:t>        temp /= 10;</w:t>
-      </w:r>
-    </w:p>
-    <w:p>
-      <w:pPr>
-        <w:pStyle w:val="NoSpacing"/>
-        <w:rPr>
-          <w:rFonts w:ascii="Courier New" w:hAnsi="Courier New" w:cs="Courier New"/>
-          <w:sz w:val="16"/>
-          <w:szCs w:val="16"/>
-        </w:rPr>
-      </w:pPr>
-      <w:r>
-        <w:rPr>
-          <w:rFonts w:ascii="Courier New" w:hAnsi="Courier New" w:cs="Courier New"/>
-          <w:sz w:val="16"/>
-          <w:szCs w:val="16"/>
-        </w:rPr>
-        <w:t>    }</w:t>
-      </w:r>
-    </w:p>
-    <w:p>
-      <w:pPr>
-        <w:pStyle w:val="NoSpacing"/>
-        <w:rPr>
-          <w:rFonts w:ascii="Courier New" w:hAnsi="Courier New" w:cs="Courier New"/>
-          <w:sz w:val="16"/>
-          <w:szCs w:val="16"/>
-        </w:rPr>
-      </w:pPr>
-    </w:p>
-    <w:p>
-      <w:pPr>
-        <w:pStyle w:val="NoSpacing"/>
-        <w:rPr>
-          <w:rFonts w:ascii="Courier New" w:hAnsi="Courier New" w:cs="Courier New"/>
-          <w:sz w:val="16"/>
-          <w:szCs w:val="16"/>
-        </w:rPr>
-      </w:pPr>
-      <w:r>
-        <w:rPr>
-          <w:rFonts w:ascii="Courier New" w:hAnsi="Courier New" w:cs="Courier New"/>
-          <w:sz w:val="16"/>
-          <w:szCs w:val="16"/>
-        </w:rPr>
-        <w:t>    vector&lt;int&gt; digits(count);</w:t>
-      </w:r>
-    </w:p>
-    <w:p>
-      <w:pPr>
-        <w:pStyle w:val="NoSpacing"/>
-        <w:rPr>
-          <w:rFonts w:ascii="Courier New" w:hAnsi="Courier New" w:cs="Courier New"/>
-          <w:sz w:val="16"/>
-          <w:szCs w:val="16"/>
-        </w:rPr>
-      </w:pPr>
-    </w:p>
-    <w:p>
-      <w:pPr>
-        <w:pStyle w:val="NoSpacing"/>
-        <w:rPr>
-          <w:rFonts w:ascii="Courier New" w:hAnsi="Courier New" w:cs="Courier New"/>
-          <w:sz w:val="16"/>
-          <w:szCs w:val="16"/>
-        </w:rPr>
-      </w:pPr>
-      <w:r>
-        <w:rPr>
-          <w:rFonts w:ascii="Courier New" w:hAnsi="Courier New" w:cs="Courier New"/>
-          <w:sz w:val="16"/>
-          <w:szCs w:val="16"/>
-        </w:rPr>
-        <w:t>    // Breaking the integer into digits for sorting</w:t>
-      </w:r>
-    </w:p>
-    <w:p>
-      <w:pPr>
-        <w:pStyle w:val="NoSpacing"/>
-        <w:rPr>
-          <w:rFonts w:ascii="Courier New" w:hAnsi="Courier New" w:cs="Courier New"/>
-          <w:sz w:val="16"/>
-          <w:szCs w:val="16"/>
-        </w:rPr>
-      </w:pPr>
-      <w:r>
-        <w:rPr>
-          <w:rFonts w:ascii="Courier New" w:hAnsi="Courier New" w:cs="Courier New"/>
-          <w:sz w:val="16"/>
-          <w:szCs w:val="16"/>
-        </w:rPr>
-        <w:t xml:space="preserve">    for (int </w:t>
-      </w:r>
-      <w:proofErr w:type="spellStart"/>
-      <w:r>
-        <w:rPr>
-          <w:rFonts w:ascii="Courier New" w:hAnsi="Courier New" w:cs="Courier New"/>
-          <w:sz w:val="16"/>
-          <w:szCs w:val="16"/>
-        </w:rPr>
-        <w:t>i</w:t>
-      </w:r>
-      <w:proofErr w:type="spellEnd"/>
-      <w:r>
-        <w:rPr>
-          <w:rFonts w:ascii="Courier New" w:hAnsi="Courier New" w:cs="Courier New"/>
-          <w:sz w:val="16"/>
-          <w:szCs w:val="16"/>
-        </w:rPr>
-        <w:t xml:space="preserve"> = count -1; </w:t>
-      </w:r>
-      <w:proofErr w:type="spellStart"/>
-      <w:r>
-        <w:rPr>
-          <w:rFonts w:ascii="Courier New" w:hAnsi="Courier New" w:cs="Courier New"/>
-          <w:sz w:val="16"/>
-          <w:szCs w:val="16"/>
-        </w:rPr>
-        <w:t>i</w:t>
-      </w:r>
-      <w:proofErr w:type="spellEnd"/>
-      <w:r>
-        <w:rPr>
-          <w:rFonts w:ascii="Courier New" w:hAnsi="Courier New" w:cs="Courier New"/>
-          <w:sz w:val="16"/>
-          <w:szCs w:val="16"/>
-        </w:rPr>
-        <w:t xml:space="preserve"> &gt;= 0; </w:t>
-      </w:r>
-      <w:proofErr w:type="spellStart"/>
-      <w:r>
-        <w:rPr>
-          <w:rFonts w:ascii="Courier New" w:hAnsi="Courier New" w:cs="Courier New"/>
-          <w:sz w:val="16"/>
-          <w:szCs w:val="16"/>
-        </w:rPr>
-        <w:t>i</w:t>
-      </w:r>
-      <w:proofErr w:type="spellEnd"/>
-      <w:r>
-        <w:rPr>
-          <w:rFonts w:ascii="Courier New" w:hAnsi="Courier New" w:cs="Courier New"/>
-          <w:sz w:val="16"/>
-          <w:szCs w:val="16"/>
-        </w:rPr>
-        <w:t>--){</w:t>
-      </w:r>
-    </w:p>
-    <w:p>
-      <w:pPr>
-        <w:pStyle w:val="NoSpacing"/>
-        <w:rPr>
-          <w:rFonts w:ascii="Courier New" w:hAnsi="Courier New" w:cs="Courier New"/>
-          <w:sz w:val="16"/>
-          <w:szCs w:val="16"/>
-        </w:rPr>
-      </w:pPr>
-      <w:r>
-        <w:rPr>
-          <w:rFonts w:ascii="Courier New" w:hAnsi="Courier New" w:cs="Courier New"/>
-          <w:sz w:val="16"/>
-          <w:szCs w:val="16"/>
-        </w:rPr>
-        <w:lastRenderedPageBreak/>
-        <w:t>        digits[</w:t>
-      </w:r>
-      <w:proofErr w:type="spellStart"/>
-      <w:r>
-        <w:rPr>
-          <w:rFonts w:ascii="Courier New" w:hAnsi="Courier New" w:cs="Courier New"/>
-          <w:sz w:val="16"/>
-          <w:szCs w:val="16"/>
-        </w:rPr>
-        <w:t>i</w:t>
-      </w:r>
-      <w:proofErr w:type="spellEnd"/>
-      <w:r>
-        <w:rPr>
-          <w:rFonts w:ascii="Courier New" w:hAnsi="Courier New" w:cs="Courier New"/>
-          <w:sz w:val="16"/>
-          <w:szCs w:val="16"/>
-        </w:rPr>
-        <w:t>] = element % 10;</w:t>
-      </w:r>
-    </w:p>
-    <w:p>
-      <w:pPr>
-        <w:pStyle w:val="NoSpacing"/>
-        <w:rPr>
-          <w:rFonts w:ascii="Courier New" w:hAnsi="Courier New" w:cs="Courier New"/>
-          <w:sz w:val="16"/>
-          <w:szCs w:val="16"/>
-        </w:rPr>
-      </w:pPr>
-      <w:r>
-        <w:rPr>
-          <w:rFonts w:ascii="Courier New" w:hAnsi="Courier New" w:cs="Courier New"/>
-          <w:sz w:val="16"/>
-          <w:szCs w:val="16"/>
-        </w:rPr>
-        <w:t>        element /= 10;</w:t>
-      </w:r>
-    </w:p>
-    <w:p>
-      <w:pPr>
-        <w:pStyle w:val="NoSpacing"/>
-        <w:rPr>
-          <w:rFonts w:ascii="Courier New" w:hAnsi="Courier New" w:cs="Courier New"/>
-          <w:sz w:val="16"/>
-          <w:szCs w:val="16"/>
-        </w:rPr>
-      </w:pPr>
-      <w:r>
-        <w:rPr>
-          <w:rFonts w:ascii="Courier New" w:hAnsi="Courier New" w:cs="Courier New"/>
-          <w:sz w:val="16"/>
-          <w:szCs w:val="16"/>
-        </w:rPr>
-        <w:t>    }</w:t>
-      </w:r>
-    </w:p>
-    <w:p>
-      <w:pPr>
-        <w:pStyle w:val="NoSpacing"/>
-        <w:rPr>
-          <w:rFonts w:ascii="Courier New" w:hAnsi="Courier New" w:cs="Courier New"/>
-          <w:sz w:val="16"/>
-          <w:szCs w:val="16"/>
-        </w:rPr>
-      </w:pPr>
-    </w:p>
-    <w:p>
-      <w:pPr>
-        <w:pStyle w:val="NoSpacing"/>
-        <w:rPr>
-          <w:rFonts w:ascii="Courier New" w:hAnsi="Courier New" w:cs="Courier New"/>
-          <w:sz w:val="16"/>
-          <w:szCs w:val="16"/>
-        </w:rPr>
-      </w:pPr>
-      <w:r>
-        <w:rPr>
-          <w:rFonts w:ascii="Courier New" w:hAnsi="Courier New" w:cs="Courier New"/>
-          <w:sz w:val="16"/>
-          <w:szCs w:val="16"/>
-        </w:rPr>
-        <w:t>    int n = (int)</w:t>
-      </w:r>
-      <w:proofErr w:type="spellStart"/>
-      <w:r>
-        <w:rPr>
-          <w:rFonts w:ascii="Courier New" w:hAnsi="Courier New" w:cs="Courier New"/>
-          <w:sz w:val="16"/>
-          <w:szCs w:val="16"/>
-        </w:rPr>
-        <w:t>digits.size</w:t>
-      </w:r>
-      <w:proofErr w:type="spellEnd"/>
-      <w:r>
-        <w:rPr>
-          <w:rFonts w:ascii="Courier New" w:hAnsi="Courier New" w:cs="Courier New"/>
-          <w:sz w:val="16"/>
-          <w:szCs w:val="16"/>
-        </w:rPr>
-        <w:t>();</w:t>
-      </w:r>
-    </w:p>
-    <w:p>
-      <w:pPr>
-        <w:pStyle w:val="NoSpacing"/>
-        <w:rPr>
-          <w:rFonts w:ascii="Courier New" w:hAnsi="Courier New" w:cs="Courier New"/>
-          <w:sz w:val="16"/>
-          <w:szCs w:val="16"/>
-        </w:rPr>
-      </w:pPr>
-    </w:p>
-    <w:p>
-      <w:pPr>
-        <w:pStyle w:val="NoSpacing"/>
-        <w:rPr>
-          <w:rFonts w:ascii="Courier New" w:hAnsi="Courier New" w:cs="Courier New"/>
-          <w:sz w:val="16"/>
-          <w:szCs w:val="16"/>
-        </w:rPr>
-      </w:pPr>
-      <w:r>
-        <w:rPr>
-          <w:rFonts w:ascii="Courier New" w:hAnsi="Courier New" w:cs="Courier New"/>
-          <w:sz w:val="16"/>
-          <w:szCs w:val="16"/>
-        </w:rPr>
-        <w:t>    //Bubble sort</w:t>
-      </w:r>
-    </w:p>
-    <w:p>
-      <w:pPr>
-        <w:pStyle w:val="NoSpacing"/>
-        <w:rPr>
-          <w:rFonts w:ascii="Courier New" w:hAnsi="Courier New" w:cs="Courier New"/>
-          <w:sz w:val="16"/>
-          <w:szCs w:val="16"/>
-        </w:rPr>
-      </w:pPr>
-      <w:r>
-        <w:rPr>
-          <w:rFonts w:ascii="Courier New" w:hAnsi="Courier New" w:cs="Courier New"/>
-          <w:sz w:val="16"/>
-          <w:szCs w:val="16"/>
-        </w:rPr>
-        <w:t xml:space="preserve">    for (int </w:t>
-      </w:r>
-      <w:proofErr w:type="spellStart"/>
-      <w:r>
-        <w:rPr>
-          <w:rFonts w:ascii="Courier New" w:hAnsi="Courier New" w:cs="Courier New"/>
-          <w:sz w:val="16"/>
-          <w:szCs w:val="16"/>
-        </w:rPr>
-        <w:t>i</w:t>
-      </w:r>
-      <w:proofErr w:type="spellEnd"/>
-      <w:r>
-        <w:rPr>
-          <w:rFonts w:ascii="Courier New" w:hAnsi="Courier New" w:cs="Courier New"/>
-          <w:sz w:val="16"/>
-          <w:szCs w:val="16"/>
-        </w:rPr>
-        <w:t xml:space="preserve">=0; </w:t>
-      </w:r>
-      <w:proofErr w:type="spellStart"/>
-      <w:r>
-        <w:rPr>
-          <w:rFonts w:ascii="Courier New" w:hAnsi="Courier New" w:cs="Courier New"/>
-          <w:sz w:val="16"/>
-          <w:szCs w:val="16"/>
-        </w:rPr>
-        <w:t>i</w:t>
-      </w:r>
-      <w:proofErr w:type="spellEnd"/>
-      <w:r>
-        <w:rPr>
-          <w:rFonts w:ascii="Courier New" w:hAnsi="Courier New" w:cs="Courier New"/>
-          <w:sz w:val="16"/>
-          <w:szCs w:val="16"/>
-        </w:rPr>
-        <w:t>&lt;n-1; ++</w:t>
-      </w:r>
-      <w:proofErr w:type="spellStart"/>
-      <w:r>
-        <w:rPr>
-          <w:rFonts w:ascii="Courier New" w:hAnsi="Courier New" w:cs="Courier New"/>
-          <w:sz w:val="16"/>
-          <w:szCs w:val="16"/>
-        </w:rPr>
-        <w:t>i</w:t>
-      </w:r>
-      <w:proofErr w:type="spellEnd"/>
-      <w:r>
-        <w:rPr>
-          <w:rFonts w:ascii="Courier New" w:hAnsi="Courier New" w:cs="Courier New"/>
-          <w:sz w:val="16"/>
-          <w:szCs w:val="16"/>
-        </w:rPr>
-        <w:t>){</w:t>
-      </w:r>
-    </w:p>
-    <w:p>
-      <w:pPr>
-        <w:pStyle w:val="NoSpacing"/>
-        <w:rPr>
-          <w:rFonts w:ascii="Courier New" w:hAnsi="Courier New" w:cs="Courier New"/>
-          <w:sz w:val="16"/>
-          <w:szCs w:val="16"/>
-        </w:rPr>
-      </w:pPr>
-      <w:r>
-        <w:rPr>
-          <w:rFonts w:ascii="Courier New" w:hAnsi="Courier New" w:cs="Courier New"/>
-          <w:sz w:val="16"/>
-          <w:szCs w:val="16"/>
-        </w:rPr>
-        <w:t>        for (int j=0; j&lt;n-1-i; ++j) {</w:t>
-      </w:r>
-    </w:p>
-    <w:p>
-      <w:pPr>
-        <w:pStyle w:val="NoSpacing"/>
-        <w:rPr>
-          <w:rFonts w:ascii="Courier New" w:hAnsi="Courier New" w:cs="Courier New"/>
-          <w:sz w:val="16"/>
-          <w:szCs w:val="16"/>
-        </w:rPr>
-      </w:pPr>
-      <w:r>
-        <w:rPr>
-          <w:rFonts w:ascii="Courier New" w:hAnsi="Courier New" w:cs="Courier New"/>
-          <w:sz w:val="16"/>
-          <w:szCs w:val="16"/>
-        </w:rPr>
-        <w:t>            if (digits[j] &lt; digits[j+1]) {</w:t>
-      </w:r>
-    </w:p>
-    <w:p>
-      <w:pPr>
-        <w:pStyle w:val="NoSpacing"/>
-        <w:rPr>
-          <w:rFonts w:ascii="Courier New" w:hAnsi="Courier New" w:cs="Courier New"/>
-          <w:sz w:val="16"/>
-          <w:szCs w:val="16"/>
-        </w:rPr>
-      </w:pPr>
-      <w:r>
-        <w:rPr>
-          <w:rFonts w:ascii="Courier New" w:hAnsi="Courier New" w:cs="Courier New"/>
-          <w:sz w:val="16"/>
-          <w:szCs w:val="16"/>
-        </w:rPr>
-        <w:t>                int t = digits[j];</w:t>
-      </w:r>
-    </w:p>
-    <w:p>
-      <w:pPr>
-        <w:pStyle w:val="NoSpacing"/>
-        <w:rPr>
-          <w:rFonts w:ascii="Courier New" w:hAnsi="Courier New" w:cs="Courier New"/>
-          <w:sz w:val="16"/>
-          <w:szCs w:val="16"/>
-        </w:rPr>
-      </w:pPr>
-      <w:r>
-        <w:rPr>
-          <w:rFonts w:ascii="Courier New" w:hAnsi="Courier New" w:cs="Courier New"/>
-          <w:sz w:val="16"/>
-          <w:szCs w:val="16"/>
-        </w:rPr>
-        <w:t>                digits[j] = digits[j+1];</w:t>
-      </w:r>
-    </w:p>
-    <w:p>
-      <w:pPr>
-        <w:pStyle w:val="NoSpacing"/>
-        <w:rPr>
-          <w:rFonts w:ascii="Courier New" w:hAnsi="Courier New" w:cs="Courier New"/>
-          <w:sz w:val="16"/>
-          <w:szCs w:val="16"/>
-        </w:rPr>
-      </w:pPr>
-      <w:r>
-        <w:rPr>
-          <w:rFonts w:ascii="Courier New" w:hAnsi="Courier New" w:cs="Courier New"/>
-          <w:sz w:val="16"/>
-          <w:szCs w:val="16"/>
-        </w:rPr>
-        <w:t>                digits[j+1] = t;</w:t>
-      </w:r>
-    </w:p>
-    <w:p>
-      <w:pPr>
-        <w:pStyle w:val="NoSpacing"/>
-        <w:rPr>
-          <w:rFonts w:ascii="Courier New" w:hAnsi="Courier New" w:cs="Courier New"/>
-          <w:sz w:val="16"/>
-          <w:szCs w:val="16"/>
-        </w:rPr>
-      </w:pPr>
-      <w:r>
-        <w:rPr>
-          <w:rFonts w:ascii="Courier New" w:hAnsi="Courier New" w:cs="Courier New"/>
-          <w:sz w:val="16"/>
-          <w:szCs w:val="16"/>
-        </w:rPr>
-        <w:t xml:space="preserve">            } </w:t>
-      </w:r>
-    </w:p>
-    <w:p>
-      <w:pPr>
-        <w:pStyle w:val="NoSpacing"/>
-        <w:rPr>
-          <w:rFonts w:ascii="Courier New" w:hAnsi="Courier New" w:cs="Courier New"/>
-          <w:sz w:val="16"/>
-          <w:szCs w:val="16"/>
-        </w:rPr>
-      </w:pPr>
-      <w:r>
-        <w:rPr>
-          <w:rFonts w:ascii="Courier New" w:hAnsi="Courier New" w:cs="Courier New"/>
-          <w:sz w:val="16"/>
-          <w:szCs w:val="16"/>
-        </w:rPr>
-        <w:t>        }</w:t>
-      </w:r>
-    </w:p>
-    <w:p>
-      <w:pPr>
-        <w:pStyle w:val="NoSpacing"/>
-        <w:rPr>
-          <w:rFonts w:ascii="Courier New" w:hAnsi="Courier New" w:cs="Courier New"/>
-          <w:sz w:val="16"/>
-          <w:szCs w:val="16"/>
-        </w:rPr>
-      </w:pPr>
-      <w:r>
-        <w:rPr>
-          <w:rFonts w:ascii="Courier New" w:hAnsi="Courier New" w:cs="Courier New"/>
-          <w:sz w:val="16"/>
-          <w:szCs w:val="16"/>
-        </w:rPr>
-        <w:t>    }</w:t>
-      </w:r>
-    </w:p>
-    <w:p>
-      <w:pPr>
-        <w:pStyle w:val="NoSpacing"/>
-        <w:rPr>
-          <w:rFonts w:ascii="Courier New" w:hAnsi="Courier New" w:cs="Courier New"/>
-          <w:sz w:val="16"/>
-          <w:szCs w:val="16"/>
-        </w:rPr>
-      </w:pPr>
-    </w:p>
-    <w:p>
-      <w:pPr>
-        <w:pStyle w:val="NoSpacing"/>
-        <w:rPr>
-          <w:rFonts w:ascii="Courier New" w:hAnsi="Courier New" w:cs="Courier New"/>
-          <w:sz w:val="16"/>
-          <w:szCs w:val="16"/>
-        </w:rPr>
-      </w:pPr>
-      <w:r>
-        <w:rPr>
-          <w:rFonts w:ascii="Courier New" w:hAnsi="Courier New" w:cs="Courier New"/>
-          <w:sz w:val="16"/>
-          <w:szCs w:val="16"/>
-        </w:rPr>
-        <w:t>    int result = 0;</w:t>
-      </w:r>
-    </w:p>
-    <w:p>
-      <w:pPr>
-        <w:pStyle w:val="NoSpacing"/>
-        <w:rPr>
-          <w:rFonts w:ascii="Courier New" w:hAnsi="Courier New" w:cs="Courier New"/>
-          <w:sz w:val="16"/>
-          <w:szCs w:val="16"/>
-        </w:rPr>
-      </w:pPr>
-    </w:p>
-    <w:p>
-      <w:pPr>
-        <w:pStyle w:val="NoSpacing"/>
-        <w:rPr>
-          <w:rFonts w:ascii="Courier New" w:hAnsi="Courier New" w:cs="Courier New"/>
-          <w:sz w:val="16"/>
-          <w:szCs w:val="16"/>
-        </w:rPr>
-      </w:pPr>
-      <w:r>
-        <w:rPr>
-          <w:rFonts w:ascii="Courier New" w:hAnsi="Courier New" w:cs="Courier New"/>
-          <w:sz w:val="16"/>
-          <w:szCs w:val="16"/>
-        </w:rPr>
-        <w:t>    // Building the integer from the "digits" array</w:t>
-      </w:r>
-    </w:p>
-    <w:p>
-      <w:pPr>
-        <w:pStyle w:val="NoSpacing"/>
-        <w:rPr>
-          <w:rFonts w:ascii="Courier New" w:hAnsi="Courier New" w:cs="Courier New"/>
-          <w:sz w:val="16"/>
-          <w:szCs w:val="16"/>
-        </w:rPr>
-      </w:pPr>
-      <w:r>
-        <w:rPr>
-          <w:rFonts w:ascii="Courier New" w:hAnsi="Courier New" w:cs="Courier New"/>
-          <w:sz w:val="16"/>
-          <w:szCs w:val="16"/>
-        </w:rPr>
-        <w:t xml:space="preserve">    for (int </w:t>
-      </w:r>
-      <w:proofErr w:type="spellStart"/>
-      <w:r>
-        <w:rPr>
-          <w:rFonts w:ascii="Courier New" w:hAnsi="Courier New" w:cs="Courier New"/>
-          <w:sz w:val="16"/>
-          <w:szCs w:val="16"/>
-        </w:rPr>
-        <w:t>i</w:t>
-      </w:r>
-      <w:proofErr w:type="spellEnd"/>
-      <w:r>
-        <w:rPr>
-          <w:rFonts w:ascii="Courier New" w:hAnsi="Courier New" w:cs="Courier New"/>
-          <w:sz w:val="16"/>
-          <w:szCs w:val="16"/>
-        </w:rPr>
-        <w:t xml:space="preserve">=0; </w:t>
-      </w:r>
-      <w:proofErr w:type="spellStart"/>
-      <w:r>
-        <w:rPr>
-          <w:rFonts w:ascii="Courier New" w:hAnsi="Courier New" w:cs="Courier New"/>
-          <w:sz w:val="16"/>
-          <w:szCs w:val="16"/>
-        </w:rPr>
-        <w:t>i</w:t>
-      </w:r>
-      <w:proofErr w:type="spellEnd"/>
-      <w:r>
-        <w:rPr>
-          <w:rFonts w:ascii="Courier New" w:hAnsi="Courier New" w:cs="Courier New"/>
-          <w:sz w:val="16"/>
-          <w:szCs w:val="16"/>
-        </w:rPr>
-        <w:t>&lt;n; ++</w:t>
-      </w:r>
-      <w:proofErr w:type="spellStart"/>
-      <w:r>
-        <w:rPr>
-          <w:rFonts w:ascii="Courier New" w:hAnsi="Courier New" w:cs="Courier New"/>
-          <w:sz w:val="16"/>
-          <w:szCs w:val="16"/>
-        </w:rPr>
-        <w:t>i</w:t>
-      </w:r>
-      <w:proofErr w:type="spellEnd"/>
-      <w:r>
-        <w:rPr>
-          <w:rFonts w:ascii="Courier New" w:hAnsi="Courier New" w:cs="Courier New"/>
-          <w:sz w:val="16"/>
-          <w:szCs w:val="16"/>
-        </w:rPr>
-        <w:t>) {</w:t>
-      </w:r>
-    </w:p>
-    <w:p>
-      <w:pPr>
-        <w:pStyle w:val="NoSpacing"/>
-        <w:rPr>
-          <w:rFonts w:ascii="Courier New" w:hAnsi="Courier New" w:cs="Courier New"/>
-          <w:sz w:val="16"/>
-          <w:szCs w:val="16"/>
-        </w:rPr>
-      </w:pPr>
-      <w:r>
-        <w:rPr>
-          <w:rFonts w:ascii="Courier New" w:hAnsi="Courier New" w:cs="Courier New"/>
-          <w:sz w:val="16"/>
-          <w:szCs w:val="16"/>
-        </w:rPr>
-        <w:t>        result = result * 10 + digits[</w:t>
-      </w:r>
-      <w:proofErr w:type="spellStart"/>
-      <w:r>
-        <w:rPr>
-          <w:rFonts w:ascii="Courier New" w:hAnsi="Courier New" w:cs="Courier New"/>
-          <w:sz w:val="16"/>
-          <w:szCs w:val="16"/>
-        </w:rPr>
-        <w:t>i</w:t>
-      </w:r>
-      <w:proofErr w:type="spellEnd"/>
-      <w:r>
-        <w:rPr>
-          <w:rFonts w:ascii="Courier New" w:hAnsi="Courier New" w:cs="Courier New"/>
-          <w:sz w:val="16"/>
-          <w:szCs w:val="16"/>
-        </w:rPr>
-        <w:t>];</w:t>
-      </w:r>
-    </w:p>
-    <w:p>
-      <w:pPr>
-        <w:pStyle w:val="NoSpacing"/>
-        <w:rPr>
-          <w:rFonts w:ascii="Courier New" w:hAnsi="Courier New" w:cs="Courier New"/>
-          <w:sz w:val="16"/>
-          <w:szCs w:val="16"/>
-        </w:rPr>
-      </w:pPr>
-      <w:r>
-        <w:rPr>
-          <w:rFonts w:ascii="Courier New" w:hAnsi="Courier New" w:cs="Courier New"/>
-          <w:sz w:val="16"/>
-          <w:szCs w:val="16"/>
-        </w:rPr>
-        <w:t>    }</w:t>
-      </w:r>
-    </w:p>
-    <w:p>
-      <w:pPr>
-        <w:pStyle w:val="NoSpacing"/>
-        <w:rPr>
-          <w:rFonts w:ascii="Courier New" w:hAnsi="Courier New" w:cs="Courier New"/>
-          <w:sz w:val="16"/>
-          <w:szCs w:val="16"/>
-        </w:rPr>
-      </w:pPr>
-      <w:r>
-        <w:rPr>
-          <w:rFonts w:ascii="Courier New" w:hAnsi="Courier New" w:cs="Courier New"/>
-          <w:sz w:val="16"/>
-          <w:szCs w:val="16"/>
-        </w:rPr>
-        <w:t>    return sign*result;</w:t>
-      </w:r>
-    </w:p>
-    <w:p>
-      <w:pPr>
-        <w:pStyle w:val="NoSpacing"/>
-        <w:rPr>
-          <w:rFonts w:ascii="Courier New" w:hAnsi="Courier New" w:cs="Courier New"/>
-          <w:sz w:val="16"/>
-          <w:szCs w:val="16"/>
-        </w:rPr>
-      </w:pPr>
-      <w:r>
-        <w:rPr>
-          <w:rFonts w:ascii="Courier New" w:hAnsi="Courier New" w:cs="Courier New"/>
-          <w:sz w:val="16"/>
-          <w:szCs w:val="16"/>
-        </w:rPr>
-        <w:t>}</w:t>
-      </w:r>
-    </w:p>
-    <w:p>
-      <w:pPr>
-        <w:pStyle w:val="NoSpacing"/>
-        <w:rPr>
-          <w:rFonts w:ascii="Courier New" w:hAnsi="Courier New" w:cs="Courier New"/>
-          <w:sz w:val="16"/>
-          <w:szCs w:val="16"/>
-        </w:rPr>
-      </w:pPr>
-    </w:p>
-    <w:p>
-      <w:pPr>
-        <w:pStyle w:val="NoSpacing"/>
-        <w:rPr>
-          <w:rFonts w:ascii="Courier New" w:hAnsi="Courier New" w:cs="Courier New"/>
-          <w:sz w:val="16"/>
-          <w:szCs w:val="16"/>
-        </w:rPr>
-      </w:pPr>
-      <w:r>
-        <w:rPr>
-          <w:rFonts w:ascii="Courier New" w:hAnsi="Courier New" w:cs="Courier New"/>
-          <w:sz w:val="16"/>
-          <w:szCs w:val="16"/>
-        </w:rPr>
-        <w:t>// Function for controlling the input strictly</w:t>
-      </w:r>
-    </w:p>
-    <w:p>
-      <w:pPr>
-        <w:pStyle w:val="NoSpacing"/>
-        <w:rPr>
-          <w:rFonts w:ascii="Courier New" w:hAnsi="Courier New" w:cs="Courier New"/>
-          <w:sz w:val="16"/>
-          <w:szCs w:val="16"/>
-        </w:rPr>
-      </w:pPr>
-      <w:r>
-        <w:rPr>
-          <w:rFonts w:ascii="Courier New" w:hAnsi="Courier New" w:cs="Courier New"/>
-          <w:sz w:val="16"/>
-          <w:szCs w:val="16"/>
-        </w:rPr>
-        <w:t xml:space="preserve">int </w:t>
-      </w:r>
-      <w:proofErr w:type="spellStart"/>
-      <w:r>
-        <w:rPr>
-          <w:rFonts w:ascii="Courier New" w:hAnsi="Courier New" w:cs="Courier New"/>
-          <w:sz w:val="16"/>
-          <w:szCs w:val="16"/>
-        </w:rPr>
-        <w:t>ReadPositiveInt</w:t>
-      </w:r>
-      <w:proofErr w:type="spellEnd"/>
-      <w:r>
-        <w:rPr>
-          <w:rFonts w:ascii="Courier New" w:hAnsi="Courier New" w:cs="Courier New"/>
-          <w:sz w:val="16"/>
-          <w:szCs w:val="16"/>
-        </w:rPr>
-        <w:t xml:space="preserve">(const string&amp; prompt, int </w:t>
-      </w:r>
-      <w:proofErr w:type="spellStart"/>
-      <w:r>
-        <w:rPr>
-          <w:rFonts w:ascii="Courier New" w:hAnsi="Courier New" w:cs="Courier New"/>
-          <w:sz w:val="16"/>
-          <w:szCs w:val="16"/>
-        </w:rPr>
-        <w:t>MaxValue</w:t>
-      </w:r>
-      <w:proofErr w:type="spellEnd"/>
-      <w:r>
-        <w:rPr>
-          <w:rFonts w:ascii="Courier New" w:hAnsi="Courier New" w:cs="Courier New"/>
-          <w:sz w:val="16"/>
-          <w:szCs w:val="16"/>
-        </w:rPr>
-        <w:t>) {</w:t>
-      </w:r>
-    </w:p>
-    <w:p>
-      <w:pPr>
-        <w:pStyle w:val="NoSpacing"/>
-        <w:rPr>
-          <w:rFonts w:ascii="Courier New" w:hAnsi="Courier New" w:cs="Courier New"/>
-          <w:sz w:val="16"/>
-          <w:szCs w:val="16"/>
-        </w:rPr>
-      </w:pPr>
-      <w:r>
-        <w:rPr>
-          <w:rFonts w:ascii="Courier New" w:hAnsi="Courier New" w:cs="Courier New"/>
-          <w:sz w:val="16"/>
-          <w:szCs w:val="16"/>
-        </w:rPr>
-        <w:t>    int x;</w:t>
-      </w:r>
-    </w:p>
-    <w:p>
-      <w:pPr>
-        <w:pStyle w:val="NoSpacing"/>
-        <w:rPr>
-          <w:rFonts w:ascii="Courier New" w:hAnsi="Courier New" w:cs="Courier New"/>
-          <w:sz w:val="16"/>
-          <w:szCs w:val="16"/>
-        </w:rPr>
-      </w:pPr>
-      <w:r>
-        <w:rPr>
-          <w:rFonts w:ascii="Courier New" w:hAnsi="Courier New" w:cs="Courier New"/>
-          <w:sz w:val="16"/>
-          <w:szCs w:val="16"/>
-        </w:rPr>
-        <w:t>    while (true) {</w:t>
-      </w:r>
-    </w:p>
-    <w:p>
-      <w:pPr>
-        <w:pStyle w:val="NoSpacing"/>
-        <w:rPr>
-          <w:rFonts w:ascii="Courier New" w:hAnsi="Courier New" w:cs="Courier New"/>
-          <w:sz w:val="16"/>
-          <w:szCs w:val="16"/>
-        </w:rPr>
-      </w:pPr>
-      <w:r>
-        <w:rPr>
-          <w:rFonts w:ascii="Courier New" w:hAnsi="Courier New" w:cs="Courier New"/>
-          <w:sz w:val="16"/>
-          <w:szCs w:val="16"/>
-        </w:rPr>
-        <w:t xml:space="preserve">        </w:t>
-      </w:r>
-      <w:proofErr w:type="spellStart"/>
-      <w:r>
-        <w:rPr>
-          <w:rFonts w:ascii="Courier New" w:hAnsi="Courier New" w:cs="Courier New"/>
-          <w:sz w:val="16"/>
-          <w:szCs w:val="16"/>
-        </w:rPr>
-        <w:t>cout</w:t>
-      </w:r>
-      <w:proofErr w:type="spellEnd"/>
-      <w:r>
-        <w:rPr>
-          <w:rFonts w:ascii="Courier New" w:hAnsi="Courier New" w:cs="Courier New"/>
-          <w:sz w:val="16"/>
-          <w:szCs w:val="16"/>
-        </w:rPr>
-        <w:t xml:space="preserve"> &lt;&lt; prompt;</w:t>
-      </w:r>
-    </w:p>
-    <w:p>
-      <w:pPr>
-        <w:pStyle w:val="NoSpacing"/>
-        <w:rPr>
-          <w:rFonts w:ascii="Courier New" w:hAnsi="Courier New" w:cs="Courier New"/>
-          <w:sz w:val="16"/>
-          <w:szCs w:val="16"/>
-        </w:rPr>
-      </w:pPr>
-      <w:r>
-        <w:rPr>
-          <w:rFonts w:ascii="Courier New" w:hAnsi="Courier New" w:cs="Courier New"/>
-          <w:sz w:val="16"/>
-          <w:szCs w:val="16"/>
-        </w:rPr>
-        <w:t>        if (!(</w:t>
-      </w:r>
-      <w:proofErr w:type="spellStart"/>
-      <w:r>
-        <w:rPr>
-          <w:rFonts w:ascii="Courier New" w:hAnsi="Courier New" w:cs="Courier New"/>
-          <w:sz w:val="16"/>
-          <w:szCs w:val="16"/>
-        </w:rPr>
-        <w:t>cin</w:t>
-      </w:r>
-      <w:proofErr w:type="spellEnd"/>
-      <w:r>
-        <w:rPr>
-          <w:rFonts w:ascii="Courier New" w:hAnsi="Courier New" w:cs="Courier New"/>
-          <w:sz w:val="16"/>
-          <w:szCs w:val="16"/>
-        </w:rPr>
-        <w:t xml:space="preserve"> &gt;&gt; x)) {</w:t>
-      </w:r>
-    </w:p>
-    <w:p>
-      <w:pPr>
-        <w:pStyle w:val="NoSpacing"/>
-        <w:rPr>
-          <w:rFonts w:ascii="Courier New" w:hAnsi="Courier New" w:cs="Courier New"/>
-          <w:sz w:val="16"/>
-          <w:szCs w:val="16"/>
-        </w:rPr>
-      </w:pPr>
-      <w:r>
-        <w:rPr>
-          <w:rFonts w:ascii="Courier New" w:hAnsi="Courier New" w:cs="Courier New"/>
-          <w:sz w:val="16"/>
-          <w:szCs w:val="16"/>
-        </w:rPr>
-        <w:t xml:space="preserve">            </w:t>
-      </w:r>
-      <w:proofErr w:type="spellStart"/>
-      <w:r>
-        <w:rPr>
-          <w:rFonts w:ascii="Courier New" w:hAnsi="Courier New" w:cs="Courier New"/>
-          <w:sz w:val="16"/>
-          <w:szCs w:val="16"/>
-        </w:rPr>
-        <w:t>cout</w:t>
-      </w:r>
-      <w:proofErr w:type="spellEnd"/>
-      <w:r>
-        <w:rPr>
-          <w:rFonts w:ascii="Courier New" w:hAnsi="Courier New" w:cs="Courier New"/>
-          <w:sz w:val="16"/>
-          <w:szCs w:val="16"/>
-        </w:rPr>
-        <w:t xml:space="preserve"> &lt;&lt; "[-] Invalid input please try again!";</w:t>
-      </w:r>
-    </w:p>
-    <w:p>
-      <w:pPr>
-        <w:pStyle w:val="NoSpacing"/>
-        <w:rPr>
-          <w:rFonts w:ascii="Courier New" w:hAnsi="Courier New" w:cs="Courier New"/>
-          <w:sz w:val="16"/>
-          <w:szCs w:val="16"/>
-        </w:rPr>
-      </w:pPr>
-      <w:r>
-        <w:rPr>
-          <w:rFonts w:ascii="Courier New" w:hAnsi="Courier New" w:cs="Courier New"/>
-          <w:sz w:val="16"/>
-          <w:szCs w:val="16"/>
-        </w:rPr>
-        <w:t xml:space="preserve">            </w:t>
-      </w:r>
-      <w:proofErr w:type="spellStart"/>
-      <w:r>
-        <w:rPr>
-          <w:rFonts w:ascii="Courier New" w:hAnsi="Courier New" w:cs="Courier New"/>
-          <w:sz w:val="16"/>
-          <w:szCs w:val="16"/>
-        </w:rPr>
-        <w:t>cin.clear</w:t>
-      </w:r>
-      <w:proofErr w:type="spellEnd"/>
-      <w:r>
-        <w:rPr>
-          <w:rFonts w:ascii="Courier New" w:hAnsi="Courier New" w:cs="Courier New"/>
-          <w:sz w:val="16"/>
-          <w:szCs w:val="16"/>
-        </w:rPr>
-        <w:t>();</w:t>
-      </w:r>
-    </w:p>
-    <w:p>
-      <w:pPr>
-        <w:pStyle w:val="NoSpacing"/>
-        <w:rPr>
-          <w:rFonts w:ascii="Courier New" w:hAnsi="Courier New" w:cs="Courier New"/>
-          <w:sz w:val="16"/>
-          <w:szCs w:val="16"/>
-        </w:rPr>
-      </w:pPr>
-      <w:r>
-        <w:rPr>
-          <w:rFonts w:ascii="Courier New" w:hAnsi="Courier New" w:cs="Courier New"/>
-          <w:sz w:val="16"/>
-          <w:szCs w:val="16"/>
-        </w:rPr>
-        <w:t xml:space="preserve">            </w:t>
-      </w:r>
-      <w:proofErr w:type="spellStart"/>
-      <w:r>
-        <w:rPr>
-          <w:rFonts w:ascii="Courier New" w:hAnsi="Courier New" w:cs="Courier New"/>
-          <w:sz w:val="16"/>
-          <w:szCs w:val="16"/>
-        </w:rPr>
-        <w:t>cin.ignore</w:t>
-      </w:r>
-      <w:proofErr w:type="spellEnd"/>
-      <w:r>
-        <w:rPr>
-          <w:rFonts w:ascii="Courier New" w:hAnsi="Courier New" w:cs="Courier New"/>
-          <w:sz w:val="16"/>
-          <w:szCs w:val="16"/>
-        </w:rPr>
-        <w:t>(</w:t>
-      </w:r>
-      <w:proofErr w:type="spellStart"/>
-      <w:r>
-        <w:rPr>
-          <w:rFonts w:ascii="Courier New" w:hAnsi="Courier New" w:cs="Courier New"/>
-          <w:sz w:val="16"/>
-          <w:szCs w:val="16"/>
-        </w:rPr>
-        <w:t>numeric_limits</w:t>
-      </w:r>
-      <w:proofErr w:type="spellEnd"/>
-      <w:r>
-        <w:rPr>
-          <w:rFonts w:ascii="Courier New" w:hAnsi="Courier New" w:cs="Courier New"/>
-          <w:sz w:val="16"/>
-          <w:szCs w:val="16"/>
-        </w:rPr>
-        <w:t>&lt;</w:t>
-      </w:r>
-      <w:proofErr w:type="spellStart"/>
-      <w:r>
-        <w:rPr>
-          <w:rFonts w:ascii="Courier New" w:hAnsi="Courier New" w:cs="Courier New"/>
-          <w:sz w:val="16"/>
-          <w:szCs w:val="16"/>
-        </w:rPr>
-        <w:t>streamsize</w:t>
-      </w:r>
-      <w:proofErr w:type="spellEnd"/>
-      <w:r>
-        <w:rPr>
-          <w:rFonts w:ascii="Courier New" w:hAnsi="Courier New" w:cs="Courier New"/>
-          <w:sz w:val="16"/>
-          <w:szCs w:val="16"/>
-        </w:rPr>
-        <w:t>&gt;::max(), '\n');</w:t>
-      </w:r>
-    </w:p>
-    <w:p>
-      <w:pPr>
-        <w:pStyle w:val="NoSpacing"/>
-        <w:rPr>
-          <w:rFonts w:ascii="Courier New" w:hAnsi="Courier New" w:cs="Courier New"/>
-          <w:sz w:val="16"/>
-          <w:szCs w:val="16"/>
-        </w:rPr>
-      </w:pPr>
-      <w:r>
-        <w:rPr>
-          <w:rFonts w:ascii="Courier New" w:hAnsi="Courier New" w:cs="Courier New"/>
-          <w:sz w:val="16"/>
-          <w:szCs w:val="16"/>
-        </w:rPr>
-        <w:t>            continue;</w:t>
-      </w:r>
-    </w:p>
-    <w:p>
-      <w:pPr>
-        <w:pStyle w:val="NoSpacing"/>
-        <w:rPr>
-          <w:rFonts w:ascii="Courier New" w:hAnsi="Courier New" w:cs="Courier New"/>
-          <w:sz w:val="16"/>
-          <w:szCs w:val="16"/>
-        </w:rPr>
-      </w:pPr>
-      <w:r>
-        <w:rPr>
-          <w:rFonts w:ascii="Courier New" w:hAnsi="Courier New" w:cs="Courier New"/>
-          <w:sz w:val="16"/>
-          <w:szCs w:val="16"/>
-        </w:rPr>
-        <w:t>        }</w:t>
-      </w:r>
-    </w:p>
-    <w:p>
-      <w:pPr>
-        <w:pStyle w:val="NoSpacing"/>
-        <w:rPr>
-          <w:rFonts w:ascii="Courier New" w:hAnsi="Courier New" w:cs="Courier New"/>
-          <w:sz w:val="16"/>
-          <w:szCs w:val="16"/>
-        </w:rPr>
-      </w:pPr>
-      <w:r>
-        <w:rPr>
-          <w:rFonts w:ascii="Courier New" w:hAnsi="Courier New" w:cs="Courier New"/>
-          <w:sz w:val="16"/>
-          <w:szCs w:val="16"/>
-        </w:rPr>
-        <w:t xml:space="preserve">        if (x &lt;= 0 || x &gt; </w:t>
-      </w:r>
-      <w:proofErr w:type="spellStart"/>
-      <w:r>
-        <w:rPr>
-          <w:rFonts w:ascii="Courier New" w:hAnsi="Courier New" w:cs="Courier New"/>
-          <w:sz w:val="16"/>
-          <w:szCs w:val="16"/>
-        </w:rPr>
-        <w:t>MaxValue</w:t>
-      </w:r>
-      <w:proofErr w:type="spellEnd"/>
-      <w:r>
-        <w:rPr>
-          <w:rFonts w:ascii="Courier New" w:hAnsi="Courier New" w:cs="Courier New"/>
-          <w:sz w:val="16"/>
-          <w:szCs w:val="16"/>
-        </w:rPr>
-        <w:t>){</w:t>
-      </w:r>
-    </w:p>
-    <w:p>
-      <w:pPr>
-        <w:pStyle w:val="NoSpacing"/>
-        <w:rPr>
-          <w:rFonts w:ascii="Courier New" w:hAnsi="Courier New" w:cs="Courier New"/>
-          <w:sz w:val="16"/>
-          <w:szCs w:val="16"/>
-        </w:rPr>
-      </w:pPr>
-      <w:r>
-        <w:rPr>
-          <w:rFonts w:ascii="Courier New" w:hAnsi="Courier New" w:cs="Courier New"/>
-          <w:sz w:val="16"/>
-          <w:szCs w:val="16"/>
-        </w:rPr>
-        <w:t xml:space="preserve">            </w:t>
-      </w:r>
-      <w:proofErr w:type="spellStart"/>
-      <w:r>
-        <w:rPr>
-          <w:rFonts w:ascii="Courier New" w:hAnsi="Courier New" w:cs="Courier New"/>
-          <w:sz w:val="16"/>
-          <w:szCs w:val="16"/>
-        </w:rPr>
-        <w:t>cout</w:t>
-      </w:r>
-      <w:proofErr w:type="spellEnd"/>
-      <w:r>
-        <w:rPr>
-          <w:rFonts w:ascii="Courier New" w:hAnsi="Courier New" w:cs="Courier New"/>
-          <w:sz w:val="16"/>
-          <w:szCs w:val="16"/>
-        </w:rPr>
-        <w:t xml:space="preserve"> &lt;&lt; "[-] The input must be between 1 and " &lt;&lt; </w:t>
-      </w:r>
-      <w:proofErr w:type="spellStart"/>
-      <w:r>
-        <w:rPr>
-          <w:rFonts w:ascii="Courier New" w:hAnsi="Courier New" w:cs="Courier New"/>
-          <w:sz w:val="16"/>
-          <w:szCs w:val="16"/>
-        </w:rPr>
-        <w:t>MaxValue</w:t>
-      </w:r>
-      <w:proofErr w:type="spellEnd"/>
-      <w:r>
-        <w:rPr>
-          <w:rFonts w:ascii="Courier New" w:hAnsi="Courier New" w:cs="Courier New"/>
-          <w:sz w:val="16"/>
-          <w:szCs w:val="16"/>
-        </w:rPr>
-        <w:t xml:space="preserve"> &lt;&lt; ". Try again. \n";</w:t>
-      </w:r>
-    </w:p>
-    <w:p>
-      <w:pPr>
-        <w:pStyle w:val="NoSpacing"/>
-        <w:rPr>
-          <w:rFonts w:ascii="Courier New" w:hAnsi="Courier New" w:cs="Courier New"/>
-          <w:sz w:val="16"/>
-          <w:szCs w:val="16"/>
-        </w:rPr>
-      </w:pPr>
-      <w:r>
-        <w:rPr>
-          <w:rFonts w:ascii="Courier New" w:hAnsi="Courier New" w:cs="Courier New"/>
-          <w:sz w:val="16"/>
-          <w:szCs w:val="16"/>
-        </w:rPr>
-        <w:t>            continue;</w:t>
-      </w:r>
-    </w:p>
-    <w:p>
-      <w:pPr>
-        <w:pStyle w:val="NoSpacing"/>
-        <w:rPr>
-          <w:rFonts w:ascii="Courier New" w:hAnsi="Courier New" w:cs="Courier New"/>
-          <w:sz w:val="16"/>
-          <w:szCs w:val="16"/>
-        </w:rPr>
-      </w:pPr>
-      <w:r>
-        <w:rPr>
-          <w:rFonts w:ascii="Courier New" w:hAnsi="Courier New" w:cs="Courier New"/>
-          <w:sz w:val="16"/>
-          <w:szCs w:val="16"/>
-        </w:rPr>
-        <w:t>        }</w:t>
-      </w:r>
-    </w:p>
-    <w:p>
-      <w:pPr>
-        <w:pStyle w:val="NoSpacing"/>
-        <w:rPr>
-          <w:rFonts w:ascii="Courier New" w:hAnsi="Courier New" w:cs="Courier New"/>
-          <w:sz w:val="16"/>
-          <w:szCs w:val="16"/>
-        </w:rPr>
-      </w:pPr>
-      <w:r>
-        <w:rPr>
-          <w:rFonts w:ascii="Courier New" w:hAnsi="Courier New" w:cs="Courier New"/>
-          <w:sz w:val="16"/>
-          <w:szCs w:val="16"/>
-        </w:rPr>
-        <w:t>        return x;</w:t>
-      </w:r>
-    </w:p>
-    <w:p>
-      <w:pPr>
-        <w:pStyle w:val="NoSpacing"/>
-        <w:rPr>
-          <w:rFonts w:ascii="Courier New" w:hAnsi="Courier New" w:cs="Courier New"/>
-          <w:sz w:val="16"/>
-          <w:szCs w:val="16"/>
-        </w:rPr>
-      </w:pPr>
-      <w:r>
-        <w:rPr>
-          <w:rFonts w:ascii="Courier New" w:hAnsi="Courier New" w:cs="Courier New"/>
-          <w:sz w:val="16"/>
-          <w:szCs w:val="16"/>
-        </w:rPr>
-        <w:t>    }</w:t>
-      </w:r>
-    </w:p>
-    <w:p>
-      <w:pPr>
-        <w:pStyle w:val="NoSpacing"/>
-        <w:rPr>
-          <w:rFonts w:ascii="Courier New" w:hAnsi="Courier New" w:cs="Courier New"/>
-          <w:sz w:val="16"/>
-          <w:szCs w:val="16"/>
-        </w:rPr>
-      </w:pPr>
-      <w:r>
-        <w:rPr>
-          <w:rFonts w:ascii="Courier New" w:hAnsi="Courier New" w:cs="Courier New"/>
-          <w:sz w:val="16"/>
-          <w:szCs w:val="16"/>
-        </w:rPr>
-        <w:t>}</w:t>
-      </w:r>
-    </w:p>
-    <w:p>
-      <w:pPr>
-        <w:rPr>
-          <w:rFonts w:asciiTheme="majorBidi" w:hAnsiTheme="majorBidi" w:cstheme="majorBidi"/>
+        <w:rPr>
+          <w:rFonts w:asciiTheme="majorBidi" w:hAnsiTheme="majorBidi" w:cstheme="majorBidi"/>
+          <w:lang w:val="ru-RU"/>
         </w:rPr>
       </w:pPr>
     </w:p>
@@ -8637,6 +6415,7 @@
       <w:pPr>
         <w:rPr>
           <w:rFonts w:asciiTheme="majorBidi" w:hAnsiTheme="majorBidi" w:cstheme="majorBidi"/>
+          <w:lang w:val="ru-RU"/>
         </w:rPr>
       </w:pPr>
       <w:r>
@@ -8795,10 +6574,10 @@
           <w:noProof/>
         </w:rPr>
         <w:drawing>
-          <wp:inline distT="0" distB="0" distL="0" distR="0" wp14:anchorId="0078610C" wp14:editId="78005718">
-            <wp:extent cx="4404742" cy="1318374"/>
-            <wp:effectExtent l="0" t="0" r="0" b="0"/>
-            <wp:docPr id="10" name="Picture 10" descr="A screenshot of a computer screen&#10;&#10;Description automatically generated"/>
+          <wp:inline distT="0" distB="0" distL="0" distR="0" wp14:anchorId="0078610C" wp14:editId="71002AA4">
+            <wp:extent cx="3730224" cy="1318374"/>
+            <wp:effectExtent l="0" t="0" r="3810" b="0"/>
+            <wp:docPr id="10" name="Picture 10"/>
             <wp:cNvGraphicFramePr>
               <a:graphicFrameLocks xmlns:a="http://schemas.openxmlformats.org/drawingml/2006/main" noChangeAspect="1"/>
             </wp:cNvGraphicFramePr>
@@ -8806,7 +6585,7 @@
               <a:graphicData uri="http://schemas.openxmlformats.org/drawingml/2006/picture">
                 <pic:pic xmlns:pic="http://schemas.openxmlformats.org/drawingml/2006/picture">
                   <pic:nvPicPr>
-                    <pic:cNvPr id="10" name="Picture 10" descr="A screenshot of a computer screen&#10;&#10;Description automatically generated"/>
+                    <pic:cNvPr id="10" name="Picture 10"/>
                     <pic:cNvPicPr/>
                   </pic:nvPicPr>
                   <pic:blipFill>
@@ -8824,7 +6603,7 @@
                   <pic:spPr>
                     <a:xfrm>
                       <a:off x="0" y="0"/>
-                      <a:ext cx="4404742" cy="1318374"/>
+                      <a:ext cx="3730224" cy="1318374"/>
                     </a:xfrm>
                     <a:prstGeom prst="rect">
                       <a:avLst/>
@@ -8855,7 +6634,34 @@
           <w:szCs w:val="24"/>
           <w:lang w:val="ru-RU"/>
         </w:rPr>
-        <w:t>Рис. 3.8 - Таблица, показывающая количество сравнений, обменов и перемещений для каждого алгоритма</w:t>
+        <w:t>Рис. 3.8 - Таблица, показывающая количество сравнений</w:t>
+      </w:r>
+      <w:r>
+        <w:rPr>
+          <w:rFonts w:asciiTheme="majorBidi" w:hAnsiTheme="majorBidi" w:cstheme="majorBidi"/>
+          <w:sz w:val="24"/>
+          <w:szCs w:val="24"/>
+          <w:lang w:val="ru-RU"/>
+        </w:rPr>
+        <w:t xml:space="preserve"> </w:t>
+      </w:r>
+      <w:r>
+        <w:rPr>
+          <w:rFonts w:asciiTheme="majorBidi" w:hAnsiTheme="majorBidi" w:cstheme="majorBidi"/>
+          <w:sz w:val="24"/>
+          <w:szCs w:val="24"/>
+          <w:lang w:val="ru-RU"/>
+        </w:rPr>
+        <w:t>и</w:t>
+      </w:r>
+      <w:r>
+        <w:rPr>
+          <w:rFonts w:asciiTheme="majorBidi" w:hAnsiTheme="majorBidi" w:cstheme="majorBidi"/>
+          <w:sz w:val="24"/>
+          <w:szCs w:val="24"/>
+          <w:lang w:val="ru-RU"/>
+        </w:rPr>
+        <w:t xml:space="preserve"> обменов для каждого алгоритма</w:t>
       </w:r>
     </w:p>
     <w:p>
@@ -8964,7 +6770,6 @@
         <w:br/>
         <w:t>— Наиболее эффективным по совокупности показателей (</w:t>
       </w:r>
-      <w:proofErr w:type="spellStart"/>
       <w:r>
         <w:rPr>
           <w:rFonts w:asciiTheme="majorBidi" w:hAnsiTheme="majorBidi" w:cstheme="majorBidi"/>
@@ -8973,7 +6778,6 @@
         </w:rPr>
         <w:t>cmp</w:t>
       </w:r>
-      <w:proofErr w:type="spellEnd"/>
       <w:r>
         <w:rPr>
           <w:rFonts w:asciiTheme="majorBidi" w:hAnsiTheme="majorBidi" w:cstheme="majorBidi"/>
